--- a/Kanazawa University Realated/Dynamics and control/Dynamics and Control A assignment by THU TA ZAW.docx
+++ b/Kanazawa University Realated/Dynamics and control/Dynamics and Control A assignment by THU TA ZAW.docx
@@ -231,7 +231,21 @@
     </w:p>
     <w:p/>
     <w:p>
-      <w:r>
+      <w:pPr>
+        <w:rPr>
+          <w:b/>
+          <w:bCs/>
+          <w:sz w:val="28"/>
+          <w:szCs w:val="28"/>
+        </w:rPr>
+      </w:pPr>
+      <w:r>
+        <w:rPr>
+          <w:b/>
+          <w:bCs/>
+          <w:sz w:val="28"/>
+          <w:szCs w:val="28"/>
+        </w:rPr>
         <w:lastRenderedPageBreak/>
         <w:t xml:space="preserve">(1) The Equation of Motion about a swing </w:t>
       </w:r>
@@ -239,62 +253,3417 @@
     <w:p>
       <w:r>
         <w:tab/>
-        <w:t>A swing can be modeled as a simple pendulum.</w:t>
-      </w:r>
-    </w:p>
-    <w:p>
-      <w:r>
-        <w:t>(Add figure)</w:t>
-      </w:r>
-    </w:p>
-    <w:p>
-      <w:r>
-        <w:t>M = mass concentrated at the seat</w:t>
-      </w:r>
-    </w:p>
-    <w:p>
-      <w:r>
-        <w:t>L = Rope Length</w:t>
-      </w:r>
-    </w:p>
-    <w:p>
-      <w:r>
-        <w:t xml:space="preserve">Thida = Angle from vertical </w:t>
-      </w:r>
-    </w:p>
-    <w:p>
-      <w:r>
-        <w:t xml:space="preserve">g = gravity </w:t>
-      </w:r>
+      </w:r>
+    </w:p>
+    <w:p>
+      <w:pPr>
+        <w:ind w:firstLine="720"/>
+      </w:pPr>
+      <w:r>
+        <w:t xml:space="preserve">The </w:t>
+      </w:r>
+      <w:r>
+        <w:t>vibration of a swing (</w:t>
+      </w:r>
+      <w:proofErr w:type="spellStart"/>
+      <w:r>
+        <w:t>buranko</w:t>
+      </w:r>
+      <w:proofErr w:type="spellEnd"/>
+      <w:r>
+        <w:t xml:space="preserve">) is modeled as a pendulum with a flexible, damped rope. The rope is represented as a linear mass-spring-damper element, allowing the rope length to slightly change under the person’s weight. </w:t>
+      </w:r>
+      <w:r>
+        <w:t>The calculations were done in polar coordinates.</w:t>
+      </w:r>
+    </w:p>
+    <w:p>
+      <w:pPr>
+        <w:ind w:firstLine="720"/>
+      </w:pPr>
+      <w:r>
+        <w:rPr>
+          <w:highlight w:val="yellow"/>
+        </w:rPr>
+        <w:t>(Free body diagram 2x)</w:t>
+      </w:r>
+    </w:p>
+    <w:p>
+      <w:pPr>
+        <w:ind w:firstLine="720"/>
+      </w:pPr>
+    </w:p>
+    <w:p>
+      <w:pPr>
+        <w:ind w:firstLine="720"/>
+      </w:pPr>
+    </w:p>
+    <w:p>
+      <w:pPr>
+        <w:ind w:firstLine="720"/>
+      </w:pPr>
+    </w:p>
+    <w:p>
+      <w:pPr>
+        <w:ind w:firstLine="720"/>
+      </w:pPr>
+      <w:r>
+        <w:t xml:space="preserve">Where: </w:t>
+      </w:r>
+    </w:p>
+    <w:p>
+      <w:pPr>
+        <w:ind w:firstLine="720"/>
+      </w:pPr>
+      <w:r>
+        <w:t xml:space="preserve">O = Origin </w:t>
+      </w:r>
+    </w:p>
+    <w:p>
+      <w:pPr>
+        <w:ind w:firstLine="720"/>
+      </w:pPr>
+      <m:oMath>
+        <m:sSub>
+          <m:sSubPr>
+            <m:ctrlPr>
+              <w:rPr>
+                <w:rFonts w:ascii="Cambria Math" w:hAnsi="Cambria Math"/>
+                <w:i/>
+              </w:rPr>
+            </m:ctrlPr>
+          </m:sSubPr>
+          <m:e>
+            <m:r>
+              <w:rPr>
+                <w:rFonts w:ascii="Cambria Math" w:hAnsi="Cambria Math"/>
+              </w:rPr>
+              <m:t>L</m:t>
+            </m:r>
+          </m:e>
+          <m:sub>
+            <m:r>
+              <w:rPr>
+                <w:rFonts w:ascii="Cambria Math" w:hAnsi="Cambria Math"/>
+              </w:rPr>
+              <m:t>0</m:t>
+            </m:r>
+          </m:sub>
+        </m:sSub>
+      </m:oMath>
+      <w:r>
+        <w:t xml:space="preserve">= unstretched length of the rope </w:t>
+      </w:r>
+    </w:p>
+    <w:p>
+      <w:pPr>
+        <w:ind w:firstLine="720"/>
+      </w:pPr>
+      <w:r>
+        <w:t>m = total mass</w:t>
+      </w:r>
+      <w:r>
+        <w:t xml:space="preserve"> (rider + seat)</w:t>
+      </w:r>
+    </w:p>
+    <w:p>
+      <w:pPr>
+        <w:ind w:firstLine="720"/>
+      </w:pPr>
+      <w:r>
+        <w:t>g = gravitational acceleration</w:t>
+      </w:r>
+    </w:p>
+    <w:p>
+      <w:pPr>
+        <w:ind w:firstLine="720"/>
+      </w:pPr>
+    </w:p>
+    <w:p>
+      <w:pPr>
+        <w:ind w:firstLine="720"/>
+      </w:pPr>
+      <w:r>
+        <w:t>r(t) = instantaneous length of the rope</w:t>
+      </w:r>
+      <w:r>
+        <w:t xml:space="preserve"> (distance from pivot to mass)</w:t>
+      </w:r>
+    </w:p>
+    <w:p>
+      <w:pPr>
+        <w:ind w:firstLine="720"/>
+      </w:pPr>
+      <m:oMath>
+        <m:r>
+          <m:rPr>
+            <m:sty m:val="p"/>
+          </m:rPr>
+          <w:rPr>
+            <w:rFonts w:ascii="Cambria Math" w:hAnsi="Cambria Math"/>
+          </w:rPr>
+          <m:t>θ(t)</m:t>
+        </m:r>
+      </m:oMath>
+      <w:r>
+        <w:t xml:space="preserve"> =</w:t>
+      </w:r>
+      <w:r>
+        <w:t xml:space="preserve"> swing angle measured from the downward vertical</w:t>
+      </w:r>
+      <w:r>
+        <w:t xml:space="preserve"> (</w:t>
+      </w:r>
+      <m:oMath>
+        <m:r>
+          <w:rPr>
+            <w:rFonts w:ascii="Cambria Math" w:hAnsi="Cambria Math"/>
+          </w:rPr>
+          <m:t>θ=0</m:t>
+        </m:r>
+      </m:oMath>
+      <w:r>
+        <w:t xml:space="preserve"> when the mass straight down)</w:t>
+      </w:r>
+    </w:p>
+    <w:p>
+      <w:r>
+        <w:tab/>
+      </w:r>
+      <m:oMath>
+        <m:r>
+          <m:rPr>
+            <m:sty m:val="p"/>
+          </m:rPr>
+          <w:rPr>
+            <w:rFonts w:ascii="Cambria Math" w:hAnsi="Cambria Math"/>
+          </w:rPr>
+          <m:t>r</m:t>
+        </m:r>
+        <m:d>
+          <m:dPr>
+            <m:ctrlPr>
+              <w:rPr>
+                <w:rFonts w:ascii="Cambria Math" w:hAnsi="Cambria Math"/>
+              </w:rPr>
+            </m:ctrlPr>
+          </m:dPr>
+          <m:e>
+            <m:r>
+              <m:rPr>
+                <m:sty m:val="p"/>
+              </m:rPr>
+              <w:rPr>
+                <w:rFonts w:ascii="Cambria Math" w:hAnsi="Cambria Math"/>
+              </w:rPr>
+              <m:t>t</m:t>
+            </m:r>
+          </m:e>
+        </m:d>
+        <m:r>
+          <m:rPr>
+            <m:sty m:val="p"/>
+          </m:rPr>
+          <w:rPr>
+            <w:rFonts w:ascii="Cambria Math" w:hAnsi="Cambria Math"/>
+          </w:rPr>
+          <m:t>=</m:t>
+        </m:r>
+        <m:sSub>
+          <m:sSubPr>
+            <m:ctrlPr>
+              <w:rPr>
+                <w:rFonts w:ascii="Cambria Math" w:hAnsi="Cambria Math"/>
+                <w:i/>
+              </w:rPr>
+            </m:ctrlPr>
+          </m:sSubPr>
+          <m:e>
+            <m:r>
+              <w:rPr>
+                <w:rFonts w:ascii="Cambria Math" w:hAnsi="Cambria Math"/>
+              </w:rPr>
+              <m:t>L</m:t>
+            </m:r>
+          </m:e>
+          <m:sub>
+            <m:r>
+              <w:rPr>
+                <w:rFonts w:ascii="Cambria Math" w:hAnsi="Cambria Math"/>
+              </w:rPr>
+              <m:t>0</m:t>
+            </m:r>
+          </m:sub>
+        </m:sSub>
+        <m:r>
+          <m:rPr>
+            <m:sty m:val="p"/>
+          </m:rPr>
+          <w:rPr>
+            <w:rFonts w:ascii="Cambria Math" w:hAnsi="Cambria Math"/>
+          </w:rPr>
+          <m:t>+x(t)</m:t>
+        </m:r>
+      </m:oMath>
+      <w:r>
+        <w:t xml:space="preserve"> </w:t>
+      </w:r>
+    </w:p>
+    <w:p>
+      <w:r>
+        <w:t>where:</w:t>
+      </w:r>
+    </w:p>
+    <w:p>
+      <w:r>
+        <w:t>x(t) = the extension of the rope beyond its natural length</w:t>
+      </w:r>
+    </w:p>
+    <w:p>
+      <w:r>
+        <w:t>The cartesian position of the mass at the end is then:</w:t>
+      </w:r>
+    </w:p>
+    <w:p>
+      <w:r>
+        <w:tab/>
+      </w:r>
+      <m:oMath>
+        <m:sSub>
+          <m:sSubPr>
+            <m:ctrlPr>
+              <w:rPr>
+                <w:rFonts w:ascii="Cambria Math" w:hAnsi="Cambria Math"/>
+                <w:i/>
+              </w:rPr>
+            </m:ctrlPr>
+          </m:sSubPr>
+          <m:e>
+            <m:r>
+              <w:rPr>
+                <w:rFonts w:ascii="Cambria Math" w:hAnsi="Cambria Math"/>
+              </w:rPr>
+              <m:t>x</m:t>
+            </m:r>
+          </m:e>
+          <m:sub>
+            <m:r>
+              <w:rPr>
+                <w:rFonts w:ascii="Cambria Math" w:hAnsi="Cambria Math"/>
+              </w:rPr>
+              <m:t>cart</m:t>
+            </m:r>
+          </m:sub>
+        </m:sSub>
+        <m:r>
+          <m:rPr>
+            <m:sty m:val="p"/>
+          </m:rPr>
+          <w:rPr>
+            <w:rFonts w:ascii="Cambria Math" w:hAnsi="Cambria Math"/>
+          </w:rPr>
+          <m:t>(t) = r(t)sinθ(t)</m:t>
+        </m:r>
+      </m:oMath>
+    </w:p>
+    <w:p>
+      <w:pPr>
+        <w:ind w:firstLine="720"/>
+      </w:pPr>
+      <m:oMath>
+        <m:sSub>
+          <m:sSubPr>
+            <m:ctrlPr>
+              <w:rPr>
+                <w:rFonts w:ascii="Cambria Math" w:hAnsi="Cambria Math"/>
+                <w:i/>
+              </w:rPr>
+            </m:ctrlPr>
+          </m:sSubPr>
+          <m:e>
+            <m:r>
+              <w:rPr>
+                <w:rFonts w:ascii="Cambria Math" w:hAnsi="Cambria Math"/>
+              </w:rPr>
+              <m:t>y</m:t>
+            </m:r>
+          </m:e>
+          <m:sub>
+            <m:r>
+              <w:rPr>
+                <w:rFonts w:ascii="Cambria Math" w:hAnsi="Cambria Math"/>
+              </w:rPr>
+              <m:t>cart</m:t>
+            </m:r>
+          </m:sub>
+        </m:sSub>
+        <m:r>
+          <m:rPr>
+            <m:sty m:val="p"/>
+          </m:rPr>
+          <w:rPr>
+            <w:rFonts w:ascii="Cambria Math" w:hAnsi="Cambria Math"/>
+          </w:rPr>
+          <m:t>(t) = -r(t)cosθ(t)</m:t>
+        </m:r>
+      </m:oMath>
+      <w:r>
+        <w:tab/>
+      </w:r>
+      <w:r>
+        <w:tab/>
+      </w:r>
+    </w:p>
+    <w:p/>
+    <w:p>
+      <w:r>
+        <w:t>The rope is modeled as a massless spring-damper system</w:t>
+      </w:r>
+    </w:p>
+    <w:p>
+      <w:pPr>
+        <w:ind w:firstLine="720"/>
+      </w:pPr>
+      <w:r>
+        <w:t>A linear spring with stiffness k (N/m)</w:t>
+      </w:r>
+    </w:p>
+    <w:p>
+      <w:pPr>
+        <w:ind w:firstLine="720"/>
+      </w:pPr>
+      <w:r>
+        <w:t>A viscous damper with coefficient c (N.s/m)</w:t>
+      </w:r>
+    </w:p>
+    <w:p>
+      <w:r>
+        <w:t>The axial force in the rope (on the mass) is:</w:t>
+      </w:r>
+    </w:p>
+    <w:p>
+      <m:oMathPara>
+        <m:oMath>
+          <m:sSub>
+            <m:sSubPr>
+              <m:ctrlPr>
+                <w:rPr>
+                  <w:rFonts w:ascii="Cambria Math" w:hAnsi="Cambria Math"/>
+                  <w:i/>
+                </w:rPr>
+              </m:ctrlPr>
+            </m:sSubPr>
+            <m:e>
+              <m:r>
+                <w:rPr>
+                  <w:rFonts w:ascii="Cambria Math" w:hAnsi="Cambria Math"/>
+                </w:rPr>
+                <m:t>F</m:t>
+              </m:r>
+            </m:e>
+            <m:sub>
+              <m:r>
+                <w:rPr>
+                  <w:rFonts w:ascii="Cambria Math" w:hAnsi="Cambria Math"/>
+                </w:rPr>
+                <m:t>rope</m:t>
+              </m:r>
+            </m:sub>
+          </m:sSub>
+          <m:r>
+            <w:rPr>
+              <w:rFonts w:ascii="Cambria Math" w:hAnsi="Cambria Math"/>
+            </w:rPr>
+            <m:t>=kx+c</m:t>
+          </m:r>
+          <m:r>
+            <w:rPr>
+              <w:rFonts w:ascii="Cambria Math" w:hAnsi="Cambria Math"/>
+            </w:rPr>
+            <m:t>ẋ</m:t>
+          </m:r>
+        </m:oMath>
+      </m:oMathPara>
+    </w:p>
+    <w:p>
+      <w:r>
+        <w:t xml:space="preserve">This force always acts along the rope, pulling the mass toward the pivot. </w:t>
+      </w:r>
+    </w:p>
+    <w:p>
+      <w:r>
+        <w:t>Radial acceleration:</w:t>
+      </w:r>
+    </w:p>
+    <w:p>
+      <m:oMath>
+        <m:sSub>
+          <m:sSubPr>
+            <m:ctrlPr>
+              <w:rPr>
+                <w:rFonts w:ascii="Cambria Math" w:hAnsi="Cambria Math"/>
+                <w:i/>
+              </w:rPr>
+            </m:ctrlPr>
+          </m:sSubPr>
+          <m:e>
+            <m:r>
+              <w:rPr>
+                <w:rFonts w:ascii="Cambria Math" w:hAnsi="Cambria Math"/>
+              </w:rPr>
+              <m:t>a</m:t>
+            </m:r>
+          </m:e>
+          <m:sub>
+            <m:r>
+              <w:rPr>
+                <w:rFonts w:ascii="Cambria Math" w:hAnsi="Cambria Math"/>
+              </w:rPr>
+              <m:t>r</m:t>
+            </m:r>
+          </m:sub>
+        </m:sSub>
+        <m:r>
+          <m:rPr>
+            <m:sty m:val="p"/>
+          </m:rPr>
+          <w:rPr>
+            <w:rFonts w:ascii="Cambria Math" w:hAnsi="Cambria Math"/>
+          </w:rPr>
+          <m:t xml:space="preserve">= </m:t>
+        </m:r>
+        <m:r>
+          <m:rPr>
+            <m:sty m:val="p"/>
+          </m:rPr>
+          <w:rPr>
+            <w:rFonts w:ascii="Cambria Math" w:hAnsi="Cambria Math" w:cs="Cambria Math"/>
+          </w:rPr>
+          <m:t>r</m:t>
+        </m:r>
+        <m:r>
+          <m:rPr>
+            <m:sty m:val="p"/>
+          </m:rPr>
+          <w:rPr>
+            <w:rFonts w:ascii="Cambria Math" w:hAnsi="Cambria Math" w:cs="Calibri"/>
+          </w:rPr>
+          <m:t xml:space="preserve">̈ </m:t>
+        </m:r>
+        <m:r>
+          <m:rPr>
+            <m:sty m:val="p"/>
+          </m:rPr>
+          <w:rPr>
+            <w:rFonts w:ascii="Cambria Math" w:hAnsi="Cambria Math"/>
+          </w:rPr>
+          <m:t xml:space="preserve">- </m:t>
+        </m:r>
+        <m:r>
+          <m:rPr>
+            <m:sty m:val="p"/>
+          </m:rPr>
+          <w:rPr>
+            <w:rFonts w:ascii="Cambria Math" w:hAnsi="Cambria Math" w:cs="Cambria Math"/>
+          </w:rPr>
+          <m:t>r</m:t>
+        </m:r>
+        <m:sSup>
+          <m:sSupPr>
+            <m:ctrlPr>
+              <w:rPr>
+                <w:rFonts w:ascii="Cambria Math" w:hAnsi="Cambria Math"/>
+                <w:i/>
+              </w:rPr>
+            </m:ctrlPr>
+          </m:sSupPr>
+          <m:e>
+            <m:acc>
+              <m:accPr>
+                <m:chr m:val="̇"/>
+                <m:ctrlPr>
+                  <w:rPr>
+                    <w:rFonts w:ascii="Cambria Math" w:hAnsi="Cambria Math" w:cs="Cambria Math"/>
+                    <w:i/>
+                  </w:rPr>
+                </m:ctrlPr>
+              </m:accPr>
+              <m:e>
+                <m:r>
+                  <m:rPr>
+                    <m:sty m:val="p"/>
+                  </m:rPr>
+                  <w:rPr>
+                    <w:rFonts w:ascii="Cambria Math" w:hAnsi="Cambria Math"/>
+                  </w:rPr>
+                  <m:t>θ</m:t>
+                </m:r>
+              </m:e>
+            </m:acc>
+          </m:e>
+          <m:sup>
+            <m:r>
+              <w:rPr>
+                <w:rFonts w:ascii="Cambria Math" w:hAnsi="Cambria Math"/>
+              </w:rPr>
+              <m:t>2</m:t>
+            </m:r>
+          </m:sup>
+        </m:sSup>
+      </m:oMath>
+      <w:r>
+        <w:t xml:space="preserve"> </w:t>
+      </w:r>
+    </w:p>
+    <w:p>
+      <w:r>
+        <w:t>Tangential acceleration:</w:t>
+      </w:r>
+    </w:p>
+    <w:p>
+      <w:r>
+        <w:rPr>
+          <w:rFonts w:ascii="Cambria Math" w:hAnsi="Cambria Math"/>
+          <w:i/>
+        </w:rPr>
+        <w:t xml:space="preserve"> </w:t>
+      </w:r>
+      <m:oMath>
+        <m:sSub>
+          <m:sSubPr>
+            <m:ctrlPr>
+              <w:rPr>
+                <w:rFonts w:ascii="Cambria Math" w:hAnsi="Cambria Math"/>
+                <w:i/>
+              </w:rPr>
+            </m:ctrlPr>
+          </m:sSubPr>
+          <m:e>
+            <m:r>
+              <w:rPr>
+                <w:rFonts w:ascii="Cambria Math" w:hAnsi="Cambria Math"/>
+              </w:rPr>
+              <m:t>a</m:t>
+            </m:r>
+          </m:e>
+          <m:sub>
+            <m:r>
+              <m:rPr>
+                <m:sty m:val="p"/>
+              </m:rPr>
+              <w:rPr>
+                <w:rFonts w:ascii="Cambria Math" w:hAnsi="Cambria Math"/>
+              </w:rPr>
+              <m:t>θ</m:t>
+            </m:r>
+            <m:r>
+              <m:rPr>
+                <m:sty m:val="p"/>
+              </m:rPr>
+              <w:rPr>
+                <w:rFonts w:ascii="Cambria Math" w:hAnsi="Cambria Math"/>
+              </w:rPr>
+              <m:t xml:space="preserve"> </m:t>
+            </m:r>
+          </m:sub>
+        </m:sSub>
+        <m:r>
+          <m:rPr>
+            <m:sty m:val="p"/>
+          </m:rPr>
+          <w:rPr>
+            <w:rFonts w:ascii="Cambria Math" w:hAnsi="Cambria Math"/>
+          </w:rPr>
+          <m:t xml:space="preserve">= </m:t>
+        </m:r>
+        <m:r>
+          <m:rPr>
+            <m:sty m:val="p"/>
+          </m:rPr>
+          <w:rPr>
+            <w:rFonts w:ascii="Cambria Math" w:hAnsi="Cambria Math" w:cs="Cambria Math"/>
+          </w:rPr>
+          <m:t>r</m:t>
+        </m:r>
+        <m:acc>
+          <m:accPr>
+            <m:chr m:val="̈"/>
+            <m:ctrlPr>
+              <w:rPr>
+                <w:rFonts w:ascii="Cambria Math" w:hAnsi="Cambria Math" w:cs="Cambria Math"/>
+                <w:i/>
+              </w:rPr>
+            </m:ctrlPr>
+          </m:accPr>
+          <m:e>
+            <m:r>
+              <m:rPr>
+                <m:sty m:val="p"/>
+              </m:rPr>
+              <w:rPr>
+                <w:rFonts w:ascii="Cambria Math" w:hAnsi="Cambria Math"/>
+              </w:rPr>
+              <m:t>θ</m:t>
+            </m:r>
+          </m:e>
+        </m:acc>
+        <m:r>
+          <m:rPr>
+            <m:sty m:val="p"/>
+          </m:rPr>
+          <w:rPr>
+            <w:rFonts w:ascii="Cambria Math" w:hAnsi="Cambria Math" w:cs="Cambria Math"/>
+          </w:rPr>
+          <m:t>+2</m:t>
+        </m:r>
+        <m:acc>
+          <m:accPr>
+            <m:chr m:val="̇"/>
+            <m:ctrlPr>
+              <w:rPr>
+                <w:rFonts w:ascii="Cambria Math" w:hAnsi="Cambria Math" w:cs="Cambria Math"/>
+                <w:i/>
+              </w:rPr>
+            </m:ctrlPr>
+          </m:accPr>
+          <m:e>
+            <m:r>
+              <w:rPr>
+                <w:rFonts w:ascii="Cambria Math" w:hAnsi="Cambria Math" w:cs="Cambria Math"/>
+              </w:rPr>
+              <m:t>r</m:t>
+            </m:r>
+          </m:e>
+        </m:acc>
+        <m:acc>
+          <m:accPr>
+            <m:chr m:val="̇"/>
+            <m:ctrlPr>
+              <w:rPr>
+                <w:rFonts w:ascii="Cambria Math" w:hAnsi="Cambria Math" w:cs="Cambria Math"/>
+                <w:i/>
+              </w:rPr>
+            </m:ctrlPr>
+          </m:accPr>
+          <m:e>
+            <m:r>
+              <m:rPr>
+                <m:sty m:val="p"/>
+              </m:rPr>
+              <w:rPr>
+                <w:rFonts w:ascii="Cambria Math" w:hAnsi="Cambria Math"/>
+              </w:rPr>
+              <m:t>θ</m:t>
+            </m:r>
+          </m:e>
+        </m:acc>
+      </m:oMath>
+      <w:r>
+        <w:t xml:space="preserve"> </w:t>
+      </w:r>
+    </w:p>
+    <w:p>
+      <w:r>
+        <w:t>For radial direction</w:t>
+      </w:r>
+      <w:r>
+        <w:t>:</w:t>
+      </w:r>
+    </w:p>
+    <w:p>
+      <m:oMath>
+        <m:nary>
+          <m:naryPr>
+            <m:chr m:val="∑"/>
+            <m:limLoc m:val="undOvr"/>
+            <m:subHide m:val="1"/>
+            <m:supHide m:val="1"/>
+            <m:ctrlPr>
+              <w:rPr>
+                <w:rFonts w:ascii="Cambria Math" w:hAnsi="Cambria Math"/>
+                <w:i/>
+              </w:rPr>
+            </m:ctrlPr>
+          </m:naryPr>
+          <m:sub/>
+          <m:sup/>
+          <m:e>
+            <m:sSub>
+              <m:sSubPr>
+                <m:ctrlPr>
+                  <w:rPr>
+                    <w:rFonts w:ascii="Cambria Math" w:hAnsi="Cambria Math"/>
+                    <w:i/>
+                  </w:rPr>
+                </m:ctrlPr>
+              </m:sSubPr>
+              <m:e>
+                <m:r>
+                  <w:rPr>
+                    <w:rFonts w:ascii="Cambria Math" w:hAnsi="Cambria Math"/>
+                  </w:rPr>
+                  <m:t>F</m:t>
+                </m:r>
+              </m:e>
+              <m:sub>
+                <m:r>
+                  <w:rPr>
+                    <w:rFonts w:ascii="Cambria Math" w:hAnsi="Cambria Math"/>
+                  </w:rPr>
+                  <m:t>r</m:t>
+                </m:r>
+              </m:sub>
+            </m:sSub>
+            <m:r>
+              <w:rPr>
+                <w:rFonts w:ascii="Cambria Math" w:hAnsi="Cambria Math"/>
+              </w:rPr>
+              <m:t xml:space="preserve"> </m:t>
+            </m:r>
+            <m:r>
+              <m:rPr>
+                <m:sty m:val="p"/>
+              </m:rPr>
+              <w:rPr>
+                <w:rFonts w:ascii="Cambria Math" w:hAnsi="Cambria Math"/>
+              </w:rPr>
+              <m:t>= m</m:t>
+            </m:r>
+            <m:sSub>
+              <m:sSubPr>
+                <m:ctrlPr>
+                  <w:rPr>
+                    <w:rFonts w:ascii="Cambria Math" w:hAnsi="Cambria Math"/>
+                    <w:i/>
+                  </w:rPr>
+                </m:ctrlPr>
+              </m:sSubPr>
+              <m:e>
+                <m:r>
+                  <w:rPr>
+                    <w:rFonts w:ascii="Cambria Math" w:hAnsi="Cambria Math"/>
+                  </w:rPr>
+                  <m:t>a</m:t>
+                </m:r>
+              </m:e>
+              <m:sub>
+                <m:r>
+                  <w:rPr>
+                    <w:rFonts w:ascii="Cambria Math" w:hAnsi="Cambria Math"/>
+                  </w:rPr>
+                  <m:t>r</m:t>
+                </m:r>
+              </m:sub>
+            </m:sSub>
+          </m:e>
+        </m:nary>
+      </m:oMath>
+      <w:r>
+        <w:t xml:space="preserve"> </w:t>
+      </w:r>
+    </w:p>
+    <w:p>
+      <w:pPr>
+        <w:rPr>
+          <w:rFonts w:ascii="Cambria Math" w:hAnsi="Cambria Math"/>
+        </w:rPr>
+      </w:pPr>
+      <m:oMath>
+        <m:nary>
+          <m:naryPr>
+            <m:chr m:val="∑"/>
+            <m:limLoc m:val="undOvr"/>
+            <m:subHide m:val="1"/>
+            <m:supHide m:val="1"/>
+            <m:ctrlPr>
+              <w:rPr>
+                <w:rFonts w:ascii="Cambria Math" w:hAnsi="Cambria Math"/>
+                <w:i/>
+              </w:rPr>
+            </m:ctrlPr>
+          </m:naryPr>
+          <m:sub/>
+          <m:sup/>
+          <m:e>
+            <m:sSub>
+              <m:sSubPr>
+                <m:ctrlPr>
+                  <w:rPr>
+                    <w:rFonts w:ascii="Cambria Math" w:hAnsi="Cambria Math"/>
+                    <w:i/>
+                  </w:rPr>
+                </m:ctrlPr>
+              </m:sSubPr>
+              <m:e>
+                <m:r>
+                  <w:rPr>
+                    <w:rFonts w:ascii="Cambria Math" w:hAnsi="Cambria Math"/>
+                  </w:rPr>
+                  <m:t>F</m:t>
+                </m:r>
+              </m:e>
+              <m:sub>
+                <m:r>
+                  <w:rPr>
+                    <w:rFonts w:ascii="Cambria Math" w:hAnsi="Cambria Math"/>
+                  </w:rPr>
+                  <m:t>r</m:t>
+                </m:r>
+              </m:sub>
+            </m:sSub>
+            <m:r>
+              <w:rPr>
+                <w:rFonts w:ascii="Cambria Math" w:hAnsi="Cambria Math"/>
+              </w:rPr>
+              <m:t xml:space="preserve"> </m:t>
+            </m:r>
+            <m:r>
+              <m:rPr>
+                <m:sty m:val="p"/>
+              </m:rPr>
+              <w:rPr>
+                <w:rFonts w:ascii="Cambria Math" w:hAnsi="Cambria Math"/>
+              </w:rPr>
+              <m:t xml:space="preserve">= </m:t>
+            </m:r>
+            <m:sSub>
+              <m:sSubPr>
+                <m:ctrlPr>
+                  <w:rPr>
+                    <w:rFonts w:ascii="Cambria Math" w:hAnsi="Cambria Math"/>
+                    <w:i/>
+                  </w:rPr>
+                </m:ctrlPr>
+              </m:sSubPr>
+              <m:e>
+                <m:r>
+                  <w:rPr>
+                    <w:rFonts w:ascii="Cambria Math" w:hAnsi="Cambria Math"/>
+                  </w:rPr>
+                  <m:t>W</m:t>
+                </m:r>
+              </m:e>
+              <m:sub>
+                <m:r>
+                  <w:rPr>
+                    <w:rFonts w:ascii="Cambria Math" w:hAnsi="Cambria Math"/>
+                  </w:rPr>
+                  <m:t>r</m:t>
+                </m:r>
+              </m:sub>
+            </m:sSub>
+            <m:r>
+              <m:rPr>
+                <m:sty m:val="p"/>
+              </m:rPr>
+              <w:rPr>
+                <w:rFonts w:ascii="Cambria Math" w:hAnsi="Cambria Math"/>
+              </w:rPr>
+              <m:t xml:space="preserve"> + </m:t>
+            </m:r>
+            <m:sSub>
+              <m:sSubPr>
+                <m:ctrlPr>
+                  <w:rPr>
+                    <w:rFonts w:ascii="Cambria Math" w:hAnsi="Cambria Math"/>
+                    <w:i/>
+                  </w:rPr>
+                </m:ctrlPr>
+              </m:sSubPr>
+              <m:e>
+                <m:r>
+                  <w:rPr>
+                    <w:rFonts w:ascii="Cambria Math" w:hAnsi="Cambria Math"/>
+                  </w:rPr>
+                  <m:t>F</m:t>
+                </m:r>
+              </m:e>
+              <m:sub>
+                <m:r>
+                  <w:rPr>
+                    <w:rFonts w:ascii="Cambria Math" w:hAnsi="Cambria Math"/>
+                  </w:rPr>
+                  <m:t>rope,r</m:t>
+                </m:r>
+              </m:sub>
+            </m:sSub>
+            <m:r>
+              <m:rPr>
+                <m:sty m:val="p"/>
+              </m:rPr>
+              <w:rPr>
+                <w:rFonts w:ascii="Cambria Math" w:hAnsi="Cambria Math"/>
+              </w:rPr>
+              <m:t>= mgcosθ - (kx + c</m:t>
+            </m:r>
+            <m:acc>
+              <m:accPr>
+                <m:chr m:val="̇"/>
+                <m:ctrlPr>
+                  <w:rPr>
+                    <w:rFonts w:ascii="Cambria Math" w:hAnsi="Cambria Math" w:cs="Cambria Math"/>
+                    <w:i/>
+                  </w:rPr>
+                </m:ctrlPr>
+              </m:accPr>
+              <m:e>
+                <m:r>
+                  <m:rPr>
+                    <m:sty m:val="p"/>
+                  </m:rPr>
+                  <w:rPr>
+                    <w:rFonts w:ascii="Cambria Math" w:hAnsi="Cambria Math"/>
+                  </w:rPr>
+                  <m:t>x</m:t>
+                </m:r>
+              </m:e>
+            </m:acc>
+            <m:r>
+              <m:rPr>
+                <m:sty m:val="p"/>
+              </m:rPr>
+              <w:rPr>
+                <w:rFonts w:ascii="Cambria Math" w:hAnsi="Cambria Math"/>
+              </w:rPr>
+              <m:t>)</m:t>
+            </m:r>
+          </m:e>
+        </m:nary>
+      </m:oMath>
+      <w:r>
+        <w:t xml:space="preserve"> </w:t>
+      </w:r>
+    </w:p>
+    <w:p/>
+    <w:p>
+      <w:pPr>
+        <w:rPr>
+          <w:rFonts w:ascii="Cambria Math" w:hAnsi="Cambria Math" w:cs="Cambria Math"/>
+        </w:rPr>
+      </w:pPr>
+      <m:oMath>
+        <m:sSub>
+          <m:sSubPr>
+            <m:ctrlPr>
+              <w:rPr>
+                <w:rFonts w:ascii="Cambria Math" w:hAnsi="Cambria Math"/>
+                <w:i/>
+              </w:rPr>
+            </m:ctrlPr>
+          </m:sSubPr>
+          <m:e>
+            <m:r>
+              <w:rPr>
+                <w:rFonts w:ascii="Cambria Math" w:hAnsi="Cambria Math"/>
+              </w:rPr>
+              <m:t>m</m:t>
+            </m:r>
+            <m:r>
+              <w:rPr>
+                <w:rFonts w:ascii="Cambria Math" w:hAnsi="Cambria Math"/>
+              </w:rPr>
+              <m:t>a</m:t>
+            </m:r>
+          </m:e>
+          <m:sub>
+            <m:r>
+              <w:rPr>
+                <w:rFonts w:ascii="Cambria Math" w:hAnsi="Cambria Math"/>
+              </w:rPr>
+              <m:t>r</m:t>
+            </m:r>
+          </m:sub>
+        </m:sSub>
+        <m:r>
+          <m:rPr>
+            <m:sty m:val="p"/>
+          </m:rPr>
+          <w:rPr>
+            <w:rFonts w:ascii="Cambria Math" w:hAnsi="Cambria Math"/>
+          </w:rPr>
+          <m:t>= m(</m:t>
+        </m:r>
+        <m:r>
+          <m:rPr>
+            <m:sty m:val="p"/>
+          </m:rPr>
+          <w:rPr>
+            <w:rFonts w:ascii="Cambria Math" w:hAnsi="Cambria Math" w:cs="Cambria Math"/>
+          </w:rPr>
+          <m:t>r</m:t>
+        </m:r>
+        <m:r>
+          <m:rPr>
+            <m:sty m:val="p"/>
+          </m:rPr>
+          <w:rPr>
+            <w:rFonts w:ascii="Cambria Math" w:hAnsi="Cambria Math" w:cs="Calibri"/>
+          </w:rPr>
+          <m:t xml:space="preserve">̈ </m:t>
+        </m:r>
+        <m:r>
+          <m:rPr>
+            <m:sty m:val="p"/>
+          </m:rPr>
+          <w:rPr>
+            <w:rFonts w:ascii="Cambria Math" w:hAnsi="Cambria Math"/>
+          </w:rPr>
+          <m:t xml:space="preserve">- </m:t>
+        </m:r>
+        <m:r>
+          <m:rPr>
+            <m:sty m:val="p"/>
+          </m:rPr>
+          <w:rPr>
+            <w:rFonts w:ascii="Cambria Math" w:hAnsi="Cambria Math" w:cs="Cambria Math"/>
+          </w:rPr>
+          <m:t>r</m:t>
+        </m:r>
+        <m:sSup>
+          <m:sSupPr>
+            <m:ctrlPr>
+              <w:rPr>
+                <w:rFonts w:ascii="Cambria Math" w:hAnsi="Cambria Math"/>
+                <w:i/>
+              </w:rPr>
+            </m:ctrlPr>
+          </m:sSupPr>
+          <m:e>
+            <m:acc>
+              <m:accPr>
+                <m:chr m:val="̇"/>
+                <m:ctrlPr>
+                  <w:rPr>
+                    <w:rFonts w:ascii="Cambria Math" w:hAnsi="Cambria Math" w:cs="Cambria Math"/>
+                    <w:i/>
+                  </w:rPr>
+                </m:ctrlPr>
+              </m:accPr>
+              <m:e>
+                <m:r>
+                  <m:rPr>
+                    <m:sty m:val="p"/>
+                  </m:rPr>
+                  <w:rPr>
+                    <w:rFonts w:ascii="Cambria Math" w:hAnsi="Cambria Math"/>
+                  </w:rPr>
+                  <m:t>θ</m:t>
+                </m:r>
+              </m:e>
+            </m:acc>
+          </m:e>
+          <m:sup>
+            <m:r>
+              <w:rPr>
+                <w:rFonts w:ascii="Cambria Math" w:hAnsi="Cambria Math"/>
+              </w:rPr>
+              <m:t>2</m:t>
+            </m:r>
+          </m:sup>
+        </m:sSup>
+        <m:r>
+          <m:rPr>
+            <m:sty m:val="p"/>
+          </m:rPr>
+          <w:rPr>
+            <w:rFonts w:ascii="Cambria Math" w:hAnsi="Cambria Math" w:cs="Cambria Math"/>
+          </w:rPr>
+          <m:t xml:space="preserve">) </m:t>
+        </m:r>
+      </m:oMath>
+      <w:r>
+        <w:t xml:space="preserve"> </w:t>
+      </w:r>
+    </w:p>
+    <w:p>
+      <w:pPr>
+        <w:rPr>
+          <w:rFonts w:ascii="Cambria Math" w:hAnsi="Cambria Math" w:cs="Cambria Math"/>
+        </w:rPr>
+      </w:pPr>
+      <w:r>
+        <w:rPr>
+          <w:rFonts w:ascii="Cambria Math" w:hAnsi="Cambria Math" w:cs="Cambria Math"/>
+        </w:rPr>
+        <w:t xml:space="preserve">substituting </w:t>
+      </w:r>
+      <m:oMath>
+        <m:r>
+          <m:rPr>
+            <m:sty m:val="p"/>
+          </m:rPr>
+          <w:rPr>
+            <w:rFonts w:ascii="Cambria Math" w:hAnsi="Cambria Math"/>
+          </w:rPr>
+          <m:t>r</m:t>
+        </m:r>
+        <m:d>
+          <m:dPr>
+            <m:ctrlPr>
+              <w:rPr>
+                <w:rFonts w:ascii="Cambria Math" w:hAnsi="Cambria Math"/>
+              </w:rPr>
+            </m:ctrlPr>
+          </m:dPr>
+          <m:e>
+            <m:r>
+              <m:rPr>
+                <m:sty m:val="p"/>
+              </m:rPr>
+              <w:rPr>
+                <w:rFonts w:ascii="Cambria Math" w:hAnsi="Cambria Math"/>
+              </w:rPr>
+              <m:t>t</m:t>
+            </m:r>
+          </m:e>
+        </m:d>
+        <m:r>
+          <m:rPr>
+            <m:sty m:val="p"/>
+          </m:rPr>
+          <w:rPr>
+            <w:rFonts w:ascii="Cambria Math" w:hAnsi="Cambria Math"/>
+          </w:rPr>
+          <m:t>=</m:t>
+        </m:r>
+        <m:sSub>
+          <m:sSubPr>
+            <m:ctrlPr>
+              <w:rPr>
+                <w:rFonts w:ascii="Cambria Math" w:hAnsi="Cambria Math"/>
+                <w:i/>
+              </w:rPr>
+            </m:ctrlPr>
+          </m:sSubPr>
+          <m:e>
+            <m:r>
+              <w:rPr>
+                <w:rFonts w:ascii="Cambria Math" w:hAnsi="Cambria Math"/>
+              </w:rPr>
+              <m:t>L</m:t>
+            </m:r>
+          </m:e>
+          <m:sub>
+            <m:r>
+              <w:rPr>
+                <w:rFonts w:ascii="Cambria Math" w:hAnsi="Cambria Math"/>
+              </w:rPr>
+              <m:t>0</m:t>
+            </m:r>
+          </m:sub>
+        </m:sSub>
+        <m:r>
+          <m:rPr>
+            <m:sty m:val="p"/>
+          </m:rPr>
+          <w:rPr>
+            <w:rFonts w:ascii="Cambria Math" w:hAnsi="Cambria Math"/>
+          </w:rPr>
+          <m:t>+x(t)</m:t>
+        </m:r>
+      </m:oMath>
+      <w:r>
+        <w:rPr>
+          <w:rFonts w:ascii="Cambria Math" w:hAnsi="Cambria Math" w:cs="Cambria Math"/>
+        </w:rPr>
+        <w:t>:</w:t>
+      </w:r>
+    </w:p>
+    <w:p>
+      <w:pPr>
+        <w:rPr>
+          <w:rFonts w:ascii="Cambria Math" w:hAnsi="Cambria Math" w:cs="Cambria Math"/>
+        </w:rPr>
+      </w:pPr>
+      <m:oMathPara>
+        <m:oMath>
+          <m:r>
+            <m:rPr>
+              <m:sty m:val="p"/>
+            </m:rPr>
+            <w:rPr>
+              <w:rFonts w:ascii="Cambria Math" w:hAnsi="Cambria Math"/>
+            </w:rPr>
+            <m:t>m(</m:t>
+          </m:r>
+          <m:acc>
+            <m:accPr>
+              <m:chr m:val="̈"/>
+              <m:ctrlPr>
+                <w:rPr>
+                  <w:rFonts w:ascii="Cambria Math" w:hAnsi="Cambria Math" w:cs="Cambria Math"/>
+                  <w:i/>
+                </w:rPr>
+              </m:ctrlPr>
+            </m:accPr>
+            <m:e>
+              <m:r>
+                <m:rPr>
+                  <m:sty m:val="p"/>
+                </m:rPr>
+                <w:rPr>
+                  <w:rFonts w:ascii="Cambria Math" w:hAnsi="Cambria Math"/>
+                </w:rPr>
+                <m:t>x</m:t>
+              </m:r>
+            </m:e>
+          </m:acc>
+          <m:r>
+            <m:rPr>
+              <m:sty m:val="p"/>
+            </m:rPr>
+            <w:rPr>
+              <w:rFonts w:ascii="Cambria Math" w:hAnsi="Cambria Math"/>
+            </w:rPr>
+            <m:t xml:space="preserve"> - (</m:t>
+          </m:r>
+          <m:sSub>
+            <m:sSubPr>
+              <m:ctrlPr>
+                <w:rPr>
+                  <w:rFonts w:ascii="Cambria Math" w:hAnsi="Cambria Math"/>
+                  <w:i/>
+                </w:rPr>
+              </m:ctrlPr>
+            </m:sSubPr>
+            <m:e>
+              <m:r>
+                <w:rPr>
+                  <w:rFonts w:ascii="Cambria Math" w:hAnsi="Cambria Math"/>
+                </w:rPr>
+                <m:t>L</m:t>
+              </m:r>
+            </m:e>
+            <m:sub>
+              <m:r>
+                <w:rPr>
+                  <w:rFonts w:ascii="Cambria Math" w:hAnsi="Cambria Math"/>
+                </w:rPr>
+                <m:t>0</m:t>
+              </m:r>
+            </m:sub>
+          </m:sSub>
+          <m:r>
+            <m:rPr>
+              <m:sty m:val="p"/>
+            </m:rPr>
+            <w:rPr>
+              <w:rFonts w:ascii="Cambria Math" w:hAnsi="Cambria Math"/>
+            </w:rPr>
+            <m:t xml:space="preserve"> + x)</m:t>
+          </m:r>
+          <m:sSup>
+            <m:sSupPr>
+              <m:ctrlPr>
+                <w:rPr>
+                  <w:rFonts w:ascii="Cambria Math" w:hAnsi="Cambria Math"/>
+                  <w:i/>
+                </w:rPr>
+              </m:ctrlPr>
+            </m:sSupPr>
+            <m:e>
+              <m:acc>
+                <m:accPr>
+                  <m:chr m:val="̇"/>
+                  <m:ctrlPr>
+                    <w:rPr>
+                      <w:rFonts w:ascii="Cambria Math" w:hAnsi="Cambria Math" w:cs="Cambria Math"/>
+                      <w:i/>
+                    </w:rPr>
+                  </m:ctrlPr>
+                </m:accPr>
+                <m:e>
+                  <m:r>
+                    <m:rPr>
+                      <m:sty m:val="p"/>
+                    </m:rPr>
+                    <w:rPr>
+                      <w:rFonts w:ascii="Cambria Math" w:hAnsi="Cambria Math"/>
+                    </w:rPr>
+                    <m:t>θ</m:t>
+                  </m:r>
+                </m:e>
+              </m:acc>
+            </m:e>
+            <m:sup>
+              <m:r>
+                <w:rPr>
+                  <w:rFonts w:ascii="Cambria Math" w:hAnsi="Cambria Math"/>
+                </w:rPr>
+                <m:t>2</m:t>
+              </m:r>
+            </m:sup>
+          </m:sSup>
+          <m:r>
+            <m:rPr>
+              <m:sty m:val="p"/>
+            </m:rPr>
+            <w:rPr>
+              <w:rFonts w:ascii="Cambria Math" w:hAnsi="Cambria Math"/>
+            </w:rPr>
+            <m:t xml:space="preserve">) </m:t>
+          </m:r>
+          <m:r>
+            <m:rPr>
+              <m:sty m:val="p"/>
+            </m:rPr>
+            <w:rPr>
+              <w:rFonts w:ascii="Cambria Math" w:hAnsi="Cambria Math"/>
+            </w:rPr>
+            <m:t>= mgcosθ - (kx + c</m:t>
+          </m:r>
+          <m:acc>
+            <m:accPr>
+              <m:chr m:val="̇"/>
+              <m:ctrlPr>
+                <w:rPr>
+                  <w:rFonts w:ascii="Cambria Math" w:hAnsi="Cambria Math" w:cs="Cambria Math"/>
+                  <w:i/>
+                </w:rPr>
+              </m:ctrlPr>
+            </m:accPr>
+            <m:e>
+              <m:r>
+                <m:rPr>
+                  <m:sty m:val="p"/>
+                </m:rPr>
+                <w:rPr>
+                  <w:rFonts w:ascii="Cambria Math" w:hAnsi="Cambria Math"/>
+                </w:rPr>
+                <m:t>x</m:t>
+              </m:r>
+            </m:e>
+          </m:acc>
+          <m:r>
+            <m:rPr>
+              <m:sty m:val="p"/>
+            </m:rPr>
+            <w:rPr>
+              <w:rFonts w:ascii="Cambria Math" w:hAnsi="Cambria Math"/>
+            </w:rPr>
+            <m:t>)</m:t>
+          </m:r>
+        </m:oMath>
+      </m:oMathPara>
+    </w:p>
+    <w:p>
+      <w:pPr>
+        <w:rPr>
+          <w:rFonts w:ascii="Cambria Math" w:hAnsi="Cambria Math"/>
+        </w:rPr>
+      </w:pPr>
+      <w:r>
+        <w:tab/>
+      </w:r>
+    </w:p>
+    <w:p>
+      <w:pPr>
+        <w:rPr>
+          <w:iCs/>
+        </w:rPr>
+      </w:pPr>
+      <w:r>
+        <w:rPr>
+          <w:iCs/>
+        </w:rPr>
+        <w:t xml:space="preserve">The equation of motion in radial direction </w:t>
+      </w:r>
+      <w:r>
+        <w:rPr>
+          <w:iCs/>
+        </w:rPr>
+        <w:t>becomes:</w:t>
+      </w:r>
+    </w:p>
+    <w:p>
+      <m:oMathPara>
+        <m:oMath>
+          <m:acc>
+            <m:accPr>
+              <m:chr m:val="̈"/>
+              <m:ctrlPr>
+                <w:rPr>
+                  <w:rFonts w:ascii="Cambria Math" w:hAnsi="Cambria Math" w:cs="Cambria Math"/>
+                  <w:i/>
+                </w:rPr>
+              </m:ctrlPr>
+            </m:accPr>
+            <m:e>
+              <m:r>
+                <m:rPr>
+                  <m:sty m:val="p"/>
+                </m:rPr>
+                <w:rPr>
+                  <w:rFonts w:ascii="Cambria Math" w:hAnsi="Cambria Math"/>
+                </w:rPr>
+                <m:t>x</m:t>
+              </m:r>
+            </m:e>
+          </m:acc>
+          <m:r>
+            <w:rPr>
+              <w:rFonts w:ascii="Cambria Math" w:hAnsi="Cambria Math" w:cs="Cambria Math"/>
+            </w:rPr>
+            <m:t xml:space="preserve"> </m:t>
+          </m:r>
+          <m:r>
+            <m:rPr>
+              <m:sty m:val="p"/>
+            </m:rPr>
+            <w:rPr>
+              <w:rFonts w:ascii="Cambria Math" w:hAnsi="Cambria Math"/>
+            </w:rPr>
+            <m:t xml:space="preserve">= g cosθ - </m:t>
+          </m:r>
+          <m:f>
+            <m:fPr>
+              <m:ctrlPr>
+                <w:rPr>
+                  <w:rFonts w:ascii="Cambria Math" w:hAnsi="Cambria Math"/>
+                  <w:i/>
+                </w:rPr>
+              </m:ctrlPr>
+            </m:fPr>
+            <m:num>
+              <m:r>
+                <w:rPr>
+                  <w:rFonts w:ascii="Cambria Math" w:hAnsi="Cambria Math"/>
+                </w:rPr>
+                <m:t>k</m:t>
+              </m:r>
+            </m:num>
+            <m:den>
+              <m:r>
+                <w:rPr>
+                  <w:rFonts w:ascii="Cambria Math" w:hAnsi="Cambria Math"/>
+                </w:rPr>
+                <m:t>m</m:t>
+              </m:r>
+            </m:den>
+          </m:f>
+          <m:r>
+            <w:rPr>
+              <w:rFonts w:ascii="Cambria Math" w:hAnsi="Cambria Math"/>
+            </w:rPr>
+            <m:t>x</m:t>
+          </m:r>
+          <m:r>
+            <m:rPr>
+              <m:sty m:val="p"/>
+            </m:rPr>
+            <w:rPr>
+              <w:rFonts w:ascii="Cambria Math" w:hAnsi="Cambria Math"/>
+            </w:rPr>
+            <m:t xml:space="preserve"> - </m:t>
+          </m:r>
+          <m:f>
+            <m:fPr>
+              <m:ctrlPr>
+                <w:rPr>
+                  <w:rFonts w:ascii="Cambria Math" w:hAnsi="Cambria Math"/>
+                  <w:i/>
+                </w:rPr>
+              </m:ctrlPr>
+            </m:fPr>
+            <m:num>
+              <m:r>
+                <w:rPr>
+                  <w:rFonts w:ascii="Cambria Math" w:hAnsi="Cambria Math"/>
+                </w:rPr>
+                <m:t>c</m:t>
+              </m:r>
+            </m:num>
+            <m:den>
+              <m:r>
+                <w:rPr>
+                  <w:rFonts w:ascii="Cambria Math" w:hAnsi="Cambria Math"/>
+                </w:rPr>
+                <m:t>m</m:t>
+              </m:r>
+            </m:den>
+          </m:f>
+          <m:r>
+            <m:rPr>
+              <m:sty m:val="p"/>
+            </m:rPr>
+            <w:rPr>
+              <w:rFonts w:ascii="Cambria Math" w:hAnsi="Cambria Math"/>
+            </w:rPr>
+            <m:t xml:space="preserve"> </m:t>
+          </m:r>
+          <m:acc>
+            <m:accPr>
+              <m:chr m:val="̇"/>
+              <m:ctrlPr>
+                <w:rPr>
+                  <w:rFonts w:ascii="Cambria Math" w:hAnsi="Cambria Math" w:cs="Cambria Math"/>
+                  <w:i/>
+                </w:rPr>
+              </m:ctrlPr>
+            </m:accPr>
+            <m:e>
+              <m:r>
+                <m:rPr>
+                  <m:sty m:val="p"/>
+                </m:rPr>
+                <w:rPr>
+                  <w:rFonts w:ascii="Cambria Math" w:hAnsi="Cambria Math"/>
+                </w:rPr>
+                <m:t>x</m:t>
+              </m:r>
+            </m:e>
+          </m:acc>
+          <m:r>
+            <m:rPr>
+              <m:sty m:val="p"/>
+            </m:rPr>
+            <w:rPr>
+              <w:rFonts w:ascii="Cambria Math" w:hAnsi="Cambria Math"/>
+            </w:rPr>
+            <m:t xml:space="preserve"> + (</m:t>
+          </m:r>
+          <m:sSub>
+            <m:sSubPr>
+              <m:ctrlPr>
+                <w:rPr>
+                  <w:rFonts w:ascii="Cambria Math" w:hAnsi="Cambria Math"/>
+                  <w:i/>
+                </w:rPr>
+              </m:ctrlPr>
+            </m:sSubPr>
+            <m:e>
+              <m:r>
+                <w:rPr>
+                  <w:rFonts w:ascii="Cambria Math" w:hAnsi="Cambria Math"/>
+                </w:rPr>
+                <m:t>L</m:t>
+              </m:r>
+            </m:e>
+            <m:sub>
+              <m:r>
+                <w:rPr>
+                  <w:rFonts w:ascii="Cambria Math" w:hAnsi="Cambria Math"/>
+                </w:rPr>
+                <m:t>0</m:t>
+              </m:r>
+            </m:sub>
+          </m:sSub>
+          <m:r>
+            <m:rPr>
+              <m:sty m:val="p"/>
+            </m:rPr>
+            <w:rPr>
+              <w:rFonts w:ascii="Cambria Math" w:hAnsi="Cambria Math"/>
+            </w:rPr>
+            <m:t xml:space="preserve"> + x)</m:t>
+          </m:r>
+          <m:sSup>
+            <m:sSupPr>
+              <m:ctrlPr>
+                <w:rPr>
+                  <w:rFonts w:ascii="Cambria Math" w:hAnsi="Cambria Math"/>
+                  <w:i/>
+                </w:rPr>
+              </m:ctrlPr>
+            </m:sSupPr>
+            <m:e>
+              <m:acc>
+                <m:accPr>
+                  <m:chr m:val="̇"/>
+                  <m:ctrlPr>
+                    <w:rPr>
+                      <w:rFonts w:ascii="Cambria Math" w:hAnsi="Cambria Math" w:cs="Cambria Math"/>
+                      <w:i/>
+                    </w:rPr>
+                  </m:ctrlPr>
+                </m:accPr>
+                <m:e>
+                  <m:r>
+                    <m:rPr>
+                      <m:sty m:val="p"/>
+                    </m:rPr>
+                    <w:rPr>
+                      <w:rFonts w:ascii="Cambria Math" w:hAnsi="Cambria Math"/>
+                    </w:rPr>
+                    <m:t>θ</m:t>
+                  </m:r>
+                </m:e>
+              </m:acc>
+            </m:e>
+            <m:sup>
+              <m:r>
+                <w:rPr>
+                  <w:rFonts w:ascii="Cambria Math" w:hAnsi="Cambria Math"/>
+                </w:rPr>
+                <m:t>2</m:t>
+              </m:r>
+            </m:sup>
+          </m:sSup>
+        </m:oMath>
+      </m:oMathPara>
+    </w:p>
+    <w:p>
+      <w:r>
+        <w:t xml:space="preserve"> </w:t>
+      </w:r>
+    </w:p>
+    <w:p>
+      <w:r>
+        <w:t>For Tangential direction:</w:t>
+      </w:r>
+    </w:p>
+    <w:p>
+      <w:pPr>
+        <w:rPr>
+          <w:rFonts w:ascii="Cambria Math" w:hAnsi="Cambria Math"/>
+        </w:rPr>
+      </w:pPr>
+      <m:oMath>
+        <m:nary>
+          <m:naryPr>
+            <m:chr m:val="∑"/>
+            <m:limLoc m:val="undOvr"/>
+            <m:subHide m:val="1"/>
+            <m:supHide m:val="1"/>
+            <m:ctrlPr>
+              <w:rPr>
+                <w:rFonts w:ascii="Cambria Math" w:hAnsi="Cambria Math"/>
+                <w:i/>
+              </w:rPr>
+            </m:ctrlPr>
+          </m:naryPr>
+          <m:sub/>
+          <m:sup/>
+          <m:e>
+            <m:sSub>
+              <m:sSubPr>
+                <m:ctrlPr>
+                  <w:rPr>
+                    <w:rFonts w:ascii="Cambria Math" w:hAnsi="Cambria Math"/>
+                    <w:i/>
+                  </w:rPr>
+                </m:ctrlPr>
+              </m:sSubPr>
+              <m:e>
+                <m:r>
+                  <w:rPr>
+                    <w:rFonts w:ascii="Cambria Math" w:hAnsi="Cambria Math"/>
+                  </w:rPr>
+                  <m:t>F</m:t>
+                </m:r>
+              </m:e>
+              <m:sub>
+                <m:r>
+                  <m:rPr>
+                    <m:sty m:val="p"/>
+                  </m:rPr>
+                  <w:rPr>
+                    <w:rFonts w:ascii="Cambria Math" w:hAnsi="Cambria Math"/>
+                  </w:rPr>
+                  <m:t>θ</m:t>
+                </m:r>
+              </m:sub>
+            </m:sSub>
+          </m:e>
+        </m:nary>
+        <m:r>
+          <m:rPr>
+            <m:sty m:val="p"/>
+          </m:rPr>
+          <w:rPr>
+            <w:rFonts w:ascii="Cambria Math" w:hAnsi="Cambria Math"/>
+          </w:rPr>
+          <m:t xml:space="preserve">= </m:t>
+        </m:r>
+        <m:sSub>
+          <m:sSubPr>
+            <m:ctrlPr>
+              <w:rPr>
+                <w:rFonts w:ascii="Cambria Math" w:hAnsi="Cambria Math"/>
+                <w:i/>
+              </w:rPr>
+            </m:ctrlPr>
+          </m:sSubPr>
+          <m:e>
+            <m:r>
+              <w:rPr>
+                <w:rFonts w:ascii="Cambria Math" w:hAnsi="Cambria Math"/>
+              </w:rPr>
+              <m:t>W</m:t>
+            </m:r>
+          </m:e>
+          <m:sub>
+            <m:r>
+              <m:rPr>
+                <m:sty m:val="p"/>
+              </m:rPr>
+              <w:rPr>
+                <w:rFonts w:ascii="Cambria Math" w:hAnsi="Cambria Math"/>
+              </w:rPr>
+              <m:t>θ</m:t>
+            </m:r>
+          </m:sub>
+        </m:sSub>
+        <m:r>
+          <m:rPr>
+            <m:sty m:val="p"/>
+          </m:rPr>
+          <w:rPr>
+            <w:rFonts w:ascii="Cambria Math" w:hAnsi="Cambria Math"/>
+          </w:rPr>
+          <m:t xml:space="preserve"> + </m:t>
+        </m:r>
+        <m:sSub>
+          <m:sSubPr>
+            <m:ctrlPr>
+              <w:rPr>
+                <w:rFonts w:ascii="Cambria Math" w:hAnsi="Cambria Math"/>
+                <w:i/>
+              </w:rPr>
+            </m:ctrlPr>
+          </m:sSubPr>
+          <m:e>
+            <m:r>
+              <w:rPr>
+                <w:rFonts w:ascii="Cambria Math" w:hAnsi="Cambria Math"/>
+              </w:rPr>
+              <m:t>F</m:t>
+            </m:r>
+          </m:e>
+          <m:sub>
+            <m:r>
+              <w:rPr>
+                <w:rFonts w:ascii="Cambria Math" w:hAnsi="Cambria Math"/>
+              </w:rPr>
+              <m:t>rope,</m:t>
+            </m:r>
+            <m:r>
+              <m:rPr>
+                <m:sty m:val="p"/>
+              </m:rPr>
+              <w:rPr>
+                <w:rFonts w:ascii="Cambria Math" w:hAnsi="Cambria Math"/>
+              </w:rPr>
+              <m:t>θ</m:t>
+            </m:r>
+          </m:sub>
+        </m:sSub>
+        <m:r>
+          <w:rPr>
+            <w:rFonts w:ascii="Cambria Math" w:hAnsi="Cambria Math"/>
+          </w:rPr>
+          <m:t xml:space="preserve"> </m:t>
+        </m:r>
+        <m:r>
+          <m:rPr>
+            <m:sty m:val="p"/>
+          </m:rPr>
+          <w:rPr>
+            <w:rFonts w:ascii="Cambria Math" w:hAnsi="Cambria Math"/>
+          </w:rPr>
+          <m:t xml:space="preserve">= - mg sinθ </m:t>
+        </m:r>
+      </m:oMath>
+      <w:r>
+        <w:t xml:space="preserve"> </w:t>
+      </w:r>
+    </w:p>
+    <w:p>
+      <m:oMath>
+        <m:r>
+          <w:rPr>
+            <w:rFonts w:ascii="Cambria Math" w:hAnsi="Cambria Math"/>
+          </w:rPr>
+          <m:t xml:space="preserve"> </m:t>
+        </m:r>
+      </m:oMath>
+      <w:r>
+        <w:t xml:space="preserve"> </w:t>
+      </w:r>
+      <w:r>
+        <w:rPr>
+          <w:rFonts w:ascii="Cambria Math" w:hAnsi="Cambria Math"/>
+          <w:i/>
+        </w:rPr>
+        <w:br/>
+      </w:r>
+      <m:oMathPara>
+        <m:oMath>
+          <m:sSub>
+            <m:sSubPr>
+              <m:ctrlPr>
+                <w:rPr>
+                  <w:rFonts w:ascii="Cambria Math" w:hAnsi="Cambria Math"/>
+                  <w:i/>
+                </w:rPr>
+              </m:ctrlPr>
+            </m:sSubPr>
+            <m:e>
+              <m:r>
+                <w:rPr>
+                  <w:rFonts w:ascii="Cambria Math" w:hAnsi="Cambria Math"/>
+                </w:rPr>
+                <m:t>a</m:t>
+              </m:r>
+            </m:e>
+            <m:sub>
+              <m:r>
+                <m:rPr>
+                  <m:sty m:val="p"/>
+                </m:rPr>
+                <w:rPr>
+                  <w:rFonts w:ascii="Cambria Math" w:hAnsi="Cambria Math"/>
+                </w:rPr>
+                <m:t>θ</m:t>
+              </m:r>
+            </m:sub>
+          </m:sSub>
+          <m:r>
+            <w:rPr>
+              <w:rFonts w:ascii="Cambria Math" w:hAnsi="Cambria Math"/>
+            </w:rPr>
+            <m:t>=r</m:t>
+          </m:r>
+          <m:acc>
+            <m:accPr>
+              <m:chr m:val="̈"/>
+              <m:ctrlPr>
+                <w:rPr>
+                  <w:rFonts w:ascii="Cambria Math" w:hAnsi="Cambria Math" w:cs="Cambria Math"/>
+                  <w:i/>
+                </w:rPr>
+              </m:ctrlPr>
+            </m:accPr>
+            <m:e>
+              <m:r>
+                <m:rPr>
+                  <m:sty m:val="p"/>
+                </m:rPr>
+                <w:rPr>
+                  <w:rFonts w:ascii="Cambria Math" w:hAnsi="Cambria Math"/>
+                </w:rPr>
+                <m:t>θ</m:t>
+              </m:r>
+            </m:e>
+          </m:acc>
+          <m:r>
+            <w:rPr>
+              <w:rFonts w:ascii="Cambria Math" w:hAnsi="Cambria Math"/>
+            </w:rPr>
+            <m:t>+2</m:t>
+          </m:r>
+          <m:acc>
+            <m:accPr>
+              <m:chr m:val="̇"/>
+              <m:ctrlPr>
+                <w:rPr>
+                  <w:rFonts w:ascii="Cambria Math" w:hAnsi="Cambria Math" w:cs="Cambria Math"/>
+                  <w:i/>
+                </w:rPr>
+              </m:ctrlPr>
+            </m:accPr>
+            <m:e>
+              <m:r>
+                <w:rPr>
+                  <w:rFonts w:ascii="Cambria Math" w:hAnsi="Cambria Math" w:cs="Cambria Math"/>
+                </w:rPr>
+                <m:t>r</m:t>
+              </m:r>
+            </m:e>
+          </m:acc>
+          <m:acc>
+            <m:accPr>
+              <m:chr m:val="̇"/>
+              <m:ctrlPr>
+                <w:rPr>
+                  <w:rFonts w:ascii="Cambria Math" w:hAnsi="Cambria Math" w:cs="Cambria Math"/>
+                  <w:i/>
+                </w:rPr>
+              </m:ctrlPr>
+            </m:accPr>
+            <m:e>
+              <m:r>
+                <m:rPr>
+                  <m:sty m:val="p"/>
+                </m:rPr>
+                <w:rPr>
+                  <w:rFonts w:ascii="Cambria Math" w:hAnsi="Cambria Math"/>
+                </w:rPr>
+                <m:t>θ</m:t>
+              </m:r>
+            </m:e>
+          </m:acc>
+          <m:r>
+            <w:rPr>
+              <w:rFonts w:ascii="Cambria Math" w:hAnsi="Cambria Math" w:cs="Cambria Math"/>
+            </w:rPr>
+            <m:t xml:space="preserve">= </m:t>
+          </m:r>
+          <m:r>
+            <m:rPr>
+              <m:sty m:val="p"/>
+            </m:rPr>
+            <w:rPr>
+              <w:rFonts w:ascii="Cambria Math" w:hAnsi="Cambria Math" w:cs="Cambria Math"/>
+            </w:rPr>
+            <m:t>(</m:t>
+          </m:r>
+          <m:sSub>
+            <m:sSubPr>
+              <m:ctrlPr>
+                <w:rPr>
+                  <w:rFonts w:ascii="Cambria Math" w:hAnsi="Cambria Math"/>
+                  <w:i/>
+                </w:rPr>
+              </m:ctrlPr>
+            </m:sSubPr>
+            <m:e>
+              <m:r>
+                <w:rPr>
+                  <w:rFonts w:ascii="Cambria Math" w:hAnsi="Cambria Math"/>
+                </w:rPr>
+                <m:t>L</m:t>
+              </m:r>
+            </m:e>
+            <m:sub>
+              <m:r>
+                <w:rPr>
+                  <w:rFonts w:ascii="Cambria Math" w:hAnsi="Cambria Math"/>
+                </w:rPr>
+                <m:t>0</m:t>
+              </m:r>
+            </m:sub>
+          </m:sSub>
+          <m:r>
+            <m:rPr>
+              <m:sty m:val="p"/>
+            </m:rPr>
+            <w:rPr>
+              <w:rFonts w:ascii="Cambria Math" w:hAnsi="Cambria Math"/>
+            </w:rPr>
+            <m:t xml:space="preserve"> + x</m:t>
+          </m:r>
+          <m:r>
+            <m:rPr>
+              <m:sty m:val="p"/>
+            </m:rPr>
+            <w:rPr>
+              <w:rFonts w:ascii="Cambria Math" w:hAnsi="Cambria Math" w:cs="Cambria Math"/>
+            </w:rPr>
+            <m:t>)</m:t>
+          </m:r>
+          <m:r>
+            <w:rPr>
+              <w:rFonts w:ascii="Cambria Math" w:hAnsi="Cambria Math" w:cs="Cambria Math"/>
+            </w:rPr>
+            <m:t xml:space="preserve"> </m:t>
+          </m:r>
+          <m:acc>
+            <m:accPr>
+              <m:chr m:val="̈"/>
+              <m:ctrlPr>
+                <w:rPr>
+                  <w:rFonts w:ascii="Cambria Math" w:hAnsi="Cambria Math" w:cs="Cambria Math"/>
+                  <w:i/>
+                </w:rPr>
+              </m:ctrlPr>
+            </m:accPr>
+            <m:e>
+              <m:r>
+                <m:rPr>
+                  <m:sty m:val="p"/>
+                </m:rPr>
+                <w:rPr>
+                  <w:rFonts w:ascii="Cambria Math" w:hAnsi="Cambria Math"/>
+                </w:rPr>
+                <m:t>θ</m:t>
+              </m:r>
+            </m:e>
+          </m:acc>
+          <m:r>
+            <w:rPr>
+              <w:rFonts w:ascii="Cambria Math" w:hAnsi="Cambria Math" w:cs="Cambria Math"/>
+            </w:rPr>
+            <m:t xml:space="preserve"> </m:t>
+          </m:r>
+          <m:r>
+            <m:rPr>
+              <m:sty m:val="p"/>
+            </m:rPr>
+            <w:rPr>
+              <w:rFonts w:ascii="Cambria Math" w:hAnsi="Cambria Math" w:cs="Cambria Math"/>
+            </w:rPr>
+            <m:t>+ 2</m:t>
+          </m:r>
+          <m:acc>
+            <m:accPr>
+              <m:chr m:val="̇"/>
+              <m:ctrlPr>
+                <w:rPr>
+                  <w:rFonts w:ascii="Cambria Math" w:hAnsi="Cambria Math" w:cs="Cambria Math"/>
+                  <w:i/>
+                </w:rPr>
+              </m:ctrlPr>
+            </m:accPr>
+            <m:e>
+              <m:r>
+                <w:rPr>
+                  <w:rFonts w:ascii="Cambria Math" w:hAnsi="Cambria Math" w:cs="Cambria Math"/>
+                </w:rPr>
+                <m:t>x</m:t>
+              </m:r>
+            </m:e>
+          </m:acc>
+          <m:acc>
+            <m:accPr>
+              <m:chr m:val="̇"/>
+              <m:ctrlPr>
+                <w:rPr>
+                  <w:rFonts w:ascii="Cambria Math" w:hAnsi="Cambria Math" w:cs="Cambria Math"/>
+                  <w:i/>
+                </w:rPr>
+              </m:ctrlPr>
+            </m:accPr>
+            <m:e>
+              <m:r>
+                <m:rPr>
+                  <m:sty m:val="p"/>
+                </m:rPr>
+                <w:rPr>
+                  <w:rFonts w:ascii="Cambria Math" w:hAnsi="Cambria Math"/>
+                </w:rPr>
+                <m:t>θ</m:t>
+              </m:r>
+            </m:e>
+          </m:acc>
+          <m:r>
+            <w:rPr>
+              <w:rFonts w:ascii="Cambria Math" w:hAnsi="Cambria Math" w:cs="Cambria Math"/>
+            </w:rPr>
+            <m:t xml:space="preserve"> </m:t>
+          </m:r>
+          <m:r>
+            <m:rPr>
+              <m:sty m:val="p"/>
+            </m:rPr>
+            <w:rPr>
+              <w:rFonts w:ascii="Cambria Math" w:hAnsi="Cambria Math" w:cs="Cambria Math"/>
+            </w:rPr>
+            <m:t xml:space="preserve"> </m:t>
+          </m:r>
+        </m:oMath>
+      </m:oMathPara>
+    </w:p>
+    <w:p>
+      <m:oMathPara>
+        <m:oMath>
+          <m:nary>
+            <m:naryPr>
+              <m:chr m:val="∑"/>
+              <m:limLoc m:val="undOvr"/>
+              <m:subHide m:val="1"/>
+              <m:supHide m:val="1"/>
+              <m:ctrlPr>
+                <w:rPr>
+                  <w:rFonts w:ascii="Cambria Math" w:hAnsi="Cambria Math"/>
+                  <w:i/>
+                </w:rPr>
+              </m:ctrlPr>
+            </m:naryPr>
+            <m:sub/>
+            <m:sup/>
+            <m:e>
+              <m:sSub>
+                <m:sSubPr>
+                  <m:ctrlPr>
+                    <w:rPr>
+                      <w:rFonts w:ascii="Cambria Math" w:hAnsi="Cambria Math"/>
+                      <w:i/>
+                    </w:rPr>
+                  </m:ctrlPr>
+                </m:sSubPr>
+                <m:e>
+                  <m:r>
+                    <w:rPr>
+                      <w:rFonts w:ascii="Cambria Math" w:hAnsi="Cambria Math"/>
+                    </w:rPr>
+                    <m:t>F</m:t>
+                  </m:r>
+                </m:e>
+                <m:sub>
+                  <m:r>
+                    <m:rPr>
+                      <m:sty m:val="p"/>
+                    </m:rPr>
+                    <w:rPr>
+                      <w:rFonts w:ascii="Cambria Math" w:hAnsi="Cambria Math"/>
+                    </w:rPr>
+                    <m:t>θ</m:t>
+                  </m:r>
+                </m:sub>
+              </m:sSub>
+            </m:e>
+          </m:nary>
+          <m:r>
+            <w:rPr>
+              <w:rFonts w:ascii="Cambria Math" w:hAnsi="Cambria Math"/>
+            </w:rPr>
+            <m:t>=m</m:t>
+          </m:r>
+          <m:sSub>
+            <m:sSubPr>
+              <m:ctrlPr>
+                <w:rPr>
+                  <w:rFonts w:ascii="Cambria Math" w:hAnsi="Cambria Math"/>
+                  <w:i/>
+                </w:rPr>
+              </m:ctrlPr>
+            </m:sSubPr>
+            <m:e>
+              <m:r>
+                <w:rPr>
+                  <w:rFonts w:ascii="Cambria Math" w:hAnsi="Cambria Math"/>
+                </w:rPr>
+                <m:t>a</m:t>
+              </m:r>
+            </m:e>
+            <m:sub>
+              <m:r>
+                <m:rPr>
+                  <m:sty m:val="p"/>
+                </m:rPr>
+                <w:rPr>
+                  <w:rFonts w:ascii="Cambria Math" w:hAnsi="Cambria Math"/>
+                </w:rPr>
+                <m:t>θ</m:t>
+              </m:r>
+            </m:sub>
+          </m:sSub>
+        </m:oMath>
+      </m:oMathPara>
+    </w:p>
+    <w:p>
+      <m:oMathPara>
+        <m:oMath>
+          <m:r>
+            <w:rPr>
+              <w:rFonts w:ascii="Cambria Math" w:hAnsi="Cambria Math"/>
+            </w:rPr>
+            <m:t>-mgsin</m:t>
+          </m:r>
+          <m:r>
+            <m:rPr>
+              <m:sty m:val="p"/>
+            </m:rPr>
+            <w:rPr>
+              <w:rFonts w:ascii="Cambria Math" w:hAnsi="Cambria Math"/>
+            </w:rPr>
+            <m:t>θ</m:t>
+          </m:r>
+          <m:r>
+            <w:rPr>
+              <w:rFonts w:ascii="Cambria Math" w:hAnsi="Cambria Math"/>
+            </w:rPr>
+            <m:t>=m</m:t>
+          </m:r>
+          <m:d>
+            <m:dPr>
+              <m:ctrlPr>
+                <w:rPr>
+                  <w:rFonts w:ascii="Cambria Math" w:hAnsi="Cambria Math"/>
+                  <w:i/>
+                </w:rPr>
+              </m:ctrlPr>
+            </m:dPr>
+            <m:e>
+              <m:d>
+                <m:dPr>
+                  <m:ctrlPr>
+                    <w:rPr>
+                      <w:rFonts w:ascii="Cambria Math" w:hAnsi="Cambria Math"/>
+                      <w:i/>
+                    </w:rPr>
+                  </m:ctrlPr>
+                </m:dPr>
+                <m:e>
+                  <m:sSub>
+                    <m:sSubPr>
+                      <m:ctrlPr>
+                        <w:rPr>
+                          <w:rFonts w:ascii="Cambria Math" w:hAnsi="Cambria Math"/>
+                          <w:i/>
+                        </w:rPr>
+                      </m:ctrlPr>
+                    </m:sSubPr>
+                    <m:e>
+                      <m:r>
+                        <w:rPr>
+                          <w:rFonts w:ascii="Cambria Math" w:hAnsi="Cambria Math"/>
+                        </w:rPr>
+                        <m:t>L</m:t>
+                      </m:r>
+                    </m:e>
+                    <m:sub>
+                      <m:r>
+                        <w:rPr>
+                          <w:rFonts w:ascii="Cambria Math" w:hAnsi="Cambria Math"/>
+                        </w:rPr>
+                        <m:t>0</m:t>
+                      </m:r>
+                    </m:sub>
+                  </m:sSub>
+                  <m:r>
+                    <m:rPr>
+                      <m:sty m:val="p"/>
+                    </m:rPr>
+                    <w:rPr>
+                      <w:rFonts w:ascii="Cambria Math" w:hAnsi="Cambria Math"/>
+                    </w:rPr>
+                    <m:t xml:space="preserve"> + x</m:t>
+                  </m:r>
+                </m:e>
+              </m:d>
+              <m:acc>
+                <m:accPr>
+                  <m:chr m:val="̈"/>
+                  <m:ctrlPr>
+                    <w:rPr>
+                      <w:rFonts w:ascii="Cambria Math" w:hAnsi="Cambria Math" w:cs="Cambria Math"/>
+                      <w:i/>
+                    </w:rPr>
+                  </m:ctrlPr>
+                </m:accPr>
+                <m:e>
+                  <m:r>
+                    <m:rPr>
+                      <m:sty m:val="p"/>
+                    </m:rPr>
+                    <w:rPr>
+                      <w:rFonts w:ascii="Cambria Math" w:hAnsi="Cambria Math"/>
+                    </w:rPr>
+                    <m:t>θ</m:t>
+                  </m:r>
+                </m:e>
+              </m:acc>
+              <m:r>
+                <w:rPr>
+                  <w:rFonts w:ascii="Cambria Math" w:hAnsi="Cambria Math" w:cs="Cambria Math"/>
+                </w:rPr>
+                <m:t>+2</m:t>
+              </m:r>
+              <m:acc>
+                <m:accPr>
+                  <m:chr m:val="̇"/>
+                  <m:ctrlPr>
+                    <w:rPr>
+                      <w:rFonts w:ascii="Cambria Math" w:hAnsi="Cambria Math" w:cs="Cambria Math"/>
+                      <w:i/>
+                    </w:rPr>
+                  </m:ctrlPr>
+                </m:accPr>
+                <m:e>
+                  <m:r>
+                    <w:rPr>
+                      <w:rFonts w:ascii="Cambria Math" w:hAnsi="Cambria Math" w:cs="Cambria Math"/>
+                    </w:rPr>
+                    <m:t>x</m:t>
+                  </m:r>
+                </m:e>
+              </m:acc>
+              <m:acc>
+                <m:accPr>
+                  <m:chr m:val="̇"/>
+                  <m:ctrlPr>
+                    <w:rPr>
+                      <w:rFonts w:ascii="Cambria Math" w:hAnsi="Cambria Math" w:cs="Cambria Math"/>
+                      <w:i/>
+                    </w:rPr>
+                  </m:ctrlPr>
+                </m:accPr>
+                <m:e>
+                  <m:r>
+                    <m:rPr>
+                      <m:sty m:val="p"/>
+                    </m:rPr>
+                    <w:rPr>
+                      <w:rFonts w:ascii="Cambria Math" w:hAnsi="Cambria Math"/>
+                    </w:rPr>
+                    <m:t>θ</m:t>
+                  </m:r>
+                </m:e>
+              </m:acc>
+            </m:e>
+          </m:d>
+        </m:oMath>
+      </m:oMathPara>
+    </w:p>
+    <w:p>
+      <w:pPr>
+        <w:rPr>
+          <w:iCs/>
+        </w:rPr>
+      </w:pPr>
+    </w:p>
+    <w:p/>
+    <w:p>
+      <w:r>
+        <w:t>The Equation of motion in angular direction becomes:</w:t>
+      </w:r>
+    </w:p>
+    <w:p>
+      <m:oMathPara>
+        <m:oMath>
+          <m:acc>
+            <m:accPr>
+              <m:chr m:val="̈"/>
+              <m:ctrlPr>
+                <w:rPr>
+                  <w:rFonts w:ascii="Cambria Math" w:hAnsi="Cambria Math" w:cs="Cambria Math"/>
+                  <w:i/>
+                </w:rPr>
+              </m:ctrlPr>
+            </m:accPr>
+            <m:e>
+              <m:r>
+                <m:rPr>
+                  <m:sty m:val="p"/>
+                </m:rPr>
+                <w:rPr>
+                  <w:rFonts w:ascii="Cambria Math" w:hAnsi="Cambria Math"/>
+                </w:rPr>
+                <m:t>θ</m:t>
+              </m:r>
+            </m:e>
+          </m:acc>
+          <m:r>
+            <w:rPr>
+              <w:rFonts w:ascii="Cambria Math" w:hAnsi="Cambria Math" w:cs="Cambria Math"/>
+            </w:rPr>
+            <m:t xml:space="preserve">= </m:t>
+          </m:r>
+          <m:f>
+            <m:fPr>
+              <m:ctrlPr>
+                <w:rPr>
+                  <w:rFonts w:ascii="Cambria Math" w:hAnsi="Cambria Math" w:cs="Cambria Math"/>
+                  <w:i/>
+                </w:rPr>
+              </m:ctrlPr>
+            </m:fPr>
+            <m:num>
+              <m:r>
+                <w:rPr>
+                  <w:rFonts w:ascii="Cambria Math" w:hAnsi="Cambria Math" w:cs="Cambria Math"/>
+                </w:rPr>
+                <m:t>-gsin</m:t>
+              </m:r>
+              <m:r>
+                <m:rPr>
+                  <m:sty m:val="p"/>
+                </m:rPr>
+                <w:rPr>
+                  <w:rFonts w:ascii="Cambria Math" w:hAnsi="Cambria Math"/>
+                </w:rPr>
+                <m:t>θ</m:t>
+              </m:r>
+              <m:r>
+                <m:rPr>
+                  <m:sty m:val="p"/>
+                </m:rPr>
+                <w:rPr>
+                  <w:rFonts w:ascii="Cambria Math" w:hAnsi="Cambria Math"/>
+                </w:rPr>
+                <m:t>-2</m:t>
+              </m:r>
+              <m:acc>
+                <m:accPr>
+                  <m:chr m:val="̇"/>
+                  <m:ctrlPr>
+                    <w:rPr>
+                      <w:rFonts w:ascii="Cambria Math" w:hAnsi="Cambria Math" w:cs="Cambria Math"/>
+                      <w:i/>
+                    </w:rPr>
+                  </m:ctrlPr>
+                </m:accPr>
+                <m:e>
+                  <m:r>
+                    <w:rPr>
+                      <w:rFonts w:ascii="Cambria Math" w:hAnsi="Cambria Math" w:cs="Cambria Math"/>
+                    </w:rPr>
+                    <m:t>x</m:t>
+                  </m:r>
+                </m:e>
+              </m:acc>
+              <m:acc>
+                <m:accPr>
+                  <m:chr m:val="̇"/>
+                  <m:ctrlPr>
+                    <w:rPr>
+                      <w:rFonts w:ascii="Cambria Math" w:hAnsi="Cambria Math" w:cs="Cambria Math"/>
+                      <w:i/>
+                    </w:rPr>
+                  </m:ctrlPr>
+                </m:accPr>
+                <m:e>
+                  <m:r>
+                    <m:rPr>
+                      <m:sty m:val="p"/>
+                    </m:rPr>
+                    <w:rPr>
+                      <w:rFonts w:ascii="Cambria Math" w:hAnsi="Cambria Math"/>
+                    </w:rPr>
+                    <m:t>θ</m:t>
+                  </m:r>
+                </m:e>
+              </m:acc>
+            </m:num>
+            <m:den>
+              <m:sSub>
+                <m:sSubPr>
+                  <m:ctrlPr>
+                    <w:rPr>
+                      <w:rFonts w:ascii="Cambria Math" w:hAnsi="Cambria Math"/>
+                      <w:i/>
+                    </w:rPr>
+                  </m:ctrlPr>
+                </m:sSubPr>
+                <m:e>
+                  <m:r>
+                    <w:rPr>
+                      <w:rFonts w:ascii="Cambria Math" w:hAnsi="Cambria Math"/>
+                    </w:rPr>
+                    <m:t>L</m:t>
+                  </m:r>
+                </m:e>
+                <m:sub>
+                  <m:r>
+                    <w:rPr>
+                      <w:rFonts w:ascii="Cambria Math" w:hAnsi="Cambria Math"/>
+                    </w:rPr>
+                    <m:t>0</m:t>
+                  </m:r>
+                </m:sub>
+              </m:sSub>
+              <m:r>
+                <m:rPr>
+                  <m:sty m:val="p"/>
+                </m:rPr>
+                <w:rPr>
+                  <w:rFonts w:ascii="Cambria Math" w:hAnsi="Cambria Math"/>
+                </w:rPr>
+                <m:t xml:space="preserve"> + x</m:t>
+              </m:r>
+            </m:den>
+          </m:f>
+        </m:oMath>
+      </m:oMathPara>
+    </w:p>
+    <w:p>
+      <w:r>
+        <w:t>The equation of motions for the vibration of a complete mass-spring—damper swing model is:</w:t>
+      </w:r>
+    </w:p>
+    <w:p>
+      <w:pPr>
+        <w:jc w:val="center"/>
+      </w:pPr>
+      <m:oMathPara>
+        <m:oMath>
+          <m:acc>
+            <m:accPr>
+              <m:chr m:val="̈"/>
+              <m:ctrlPr>
+                <w:rPr>
+                  <w:rFonts w:ascii="Cambria Math" w:hAnsi="Cambria Math" w:cs="Cambria Math"/>
+                  <w:i/>
+                </w:rPr>
+              </m:ctrlPr>
+            </m:accPr>
+            <m:e>
+              <m:r>
+                <m:rPr>
+                  <m:sty m:val="p"/>
+                </m:rPr>
+                <w:rPr>
+                  <w:rFonts w:ascii="Cambria Math" w:hAnsi="Cambria Math"/>
+                </w:rPr>
+                <m:t>x</m:t>
+              </m:r>
+            </m:e>
+          </m:acc>
+          <m:r>
+            <w:rPr>
+              <w:rFonts w:ascii="Cambria Math" w:hAnsi="Cambria Math" w:cs="Cambria Math"/>
+            </w:rPr>
+            <m:t xml:space="preserve"> </m:t>
+          </m:r>
+          <m:r>
+            <m:rPr>
+              <m:sty m:val="p"/>
+            </m:rPr>
+            <w:rPr>
+              <w:rFonts w:ascii="Cambria Math" w:hAnsi="Cambria Math"/>
+            </w:rPr>
+            <m:t xml:space="preserve">= g cosθ - </m:t>
+          </m:r>
+          <m:f>
+            <m:fPr>
+              <m:ctrlPr>
+                <w:rPr>
+                  <w:rFonts w:ascii="Cambria Math" w:hAnsi="Cambria Math"/>
+                  <w:i/>
+                </w:rPr>
+              </m:ctrlPr>
+            </m:fPr>
+            <m:num>
+              <m:r>
+                <w:rPr>
+                  <w:rFonts w:ascii="Cambria Math" w:hAnsi="Cambria Math"/>
+                </w:rPr>
+                <m:t>k</m:t>
+              </m:r>
+            </m:num>
+            <m:den>
+              <m:r>
+                <w:rPr>
+                  <w:rFonts w:ascii="Cambria Math" w:hAnsi="Cambria Math"/>
+                </w:rPr>
+                <m:t>m</m:t>
+              </m:r>
+            </m:den>
+          </m:f>
+          <m:r>
+            <w:rPr>
+              <w:rFonts w:ascii="Cambria Math" w:hAnsi="Cambria Math"/>
+            </w:rPr>
+            <m:t>x</m:t>
+          </m:r>
+          <m:r>
+            <m:rPr>
+              <m:sty m:val="p"/>
+            </m:rPr>
+            <w:rPr>
+              <w:rFonts w:ascii="Cambria Math" w:hAnsi="Cambria Math"/>
+            </w:rPr>
+            <m:t xml:space="preserve"> - </m:t>
+          </m:r>
+          <m:f>
+            <m:fPr>
+              <m:ctrlPr>
+                <w:rPr>
+                  <w:rFonts w:ascii="Cambria Math" w:hAnsi="Cambria Math"/>
+                  <w:i/>
+                </w:rPr>
+              </m:ctrlPr>
+            </m:fPr>
+            <m:num>
+              <m:r>
+                <w:rPr>
+                  <w:rFonts w:ascii="Cambria Math" w:hAnsi="Cambria Math"/>
+                </w:rPr>
+                <m:t>c</m:t>
+              </m:r>
+            </m:num>
+            <m:den>
+              <m:r>
+                <w:rPr>
+                  <w:rFonts w:ascii="Cambria Math" w:hAnsi="Cambria Math"/>
+                </w:rPr>
+                <m:t>m</m:t>
+              </m:r>
+            </m:den>
+          </m:f>
+          <m:r>
+            <m:rPr>
+              <m:sty m:val="p"/>
+            </m:rPr>
+            <w:rPr>
+              <w:rFonts w:ascii="Cambria Math" w:hAnsi="Cambria Math"/>
+            </w:rPr>
+            <m:t xml:space="preserve"> </m:t>
+          </m:r>
+          <m:acc>
+            <m:accPr>
+              <m:chr m:val="̇"/>
+              <m:ctrlPr>
+                <w:rPr>
+                  <w:rFonts w:ascii="Cambria Math" w:hAnsi="Cambria Math" w:cs="Cambria Math"/>
+                  <w:i/>
+                </w:rPr>
+              </m:ctrlPr>
+            </m:accPr>
+            <m:e>
+              <m:r>
+                <m:rPr>
+                  <m:sty m:val="p"/>
+                </m:rPr>
+                <w:rPr>
+                  <w:rFonts w:ascii="Cambria Math" w:hAnsi="Cambria Math"/>
+                </w:rPr>
+                <m:t>x</m:t>
+              </m:r>
+            </m:e>
+          </m:acc>
+          <m:r>
+            <m:rPr>
+              <m:sty m:val="p"/>
+            </m:rPr>
+            <w:rPr>
+              <w:rFonts w:ascii="Cambria Math" w:hAnsi="Cambria Math"/>
+            </w:rPr>
+            <m:t xml:space="preserve"> + (</m:t>
+          </m:r>
+          <m:sSub>
+            <m:sSubPr>
+              <m:ctrlPr>
+                <w:rPr>
+                  <w:rFonts w:ascii="Cambria Math" w:hAnsi="Cambria Math"/>
+                  <w:i/>
+                </w:rPr>
+              </m:ctrlPr>
+            </m:sSubPr>
+            <m:e>
+              <m:r>
+                <w:rPr>
+                  <w:rFonts w:ascii="Cambria Math" w:hAnsi="Cambria Math"/>
+                </w:rPr>
+                <m:t>L</m:t>
+              </m:r>
+            </m:e>
+            <m:sub>
+              <m:r>
+                <w:rPr>
+                  <w:rFonts w:ascii="Cambria Math" w:hAnsi="Cambria Math"/>
+                </w:rPr>
+                <m:t>0</m:t>
+              </m:r>
+            </m:sub>
+          </m:sSub>
+          <m:r>
+            <m:rPr>
+              <m:sty m:val="p"/>
+            </m:rPr>
+            <w:rPr>
+              <w:rFonts w:ascii="Cambria Math" w:hAnsi="Cambria Math"/>
+            </w:rPr>
+            <m:t xml:space="preserve"> + x)</m:t>
+          </m:r>
+          <m:sSup>
+            <m:sSupPr>
+              <m:ctrlPr>
+                <w:rPr>
+                  <w:rFonts w:ascii="Cambria Math" w:hAnsi="Cambria Math"/>
+                  <w:i/>
+                </w:rPr>
+              </m:ctrlPr>
+            </m:sSupPr>
+            <m:e>
+              <m:acc>
+                <m:accPr>
+                  <m:chr m:val="̇"/>
+                  <m:ctrlPr>
+                    <w:rPr>
+                      <w:rFonts w:ascii="Cambria Math" w:hAnsi="Cambria Math" w:cs="Cambria Math"/>
+                      <w:i/>
+                    </w:rPr>
+                  </m:ctrlPr>
+                </m:accPr>
+                <m:e>
+                  <m:r>
+                    <m:rPr>
+                      <m:sty m:val="p"/>
+                    </m:rPr>
+                    <w:rPr>
+                      <w:rFonts w:ascii="Cambria Math" w:hAnsi="Cambria Math"/>
+                    </w:rPr>
+                    <m:t>θ</m:t>
+                  </m:r>
+                </m:e>
+              </m:acc>
+            </m:e>
+            <m:sup>
+              <m:r>
+                <w:rPr>
+                  <w:rFonts w:ascii="Cambria Math" w:hAnsi="Cambria Math"/>
+                </w:rPr>
+                <m:t>2</m:t>
+              </m:r>
+            </m:sup>
+          </m:sSup>
+        </m:oMath>
+      </m:oMathPara>
+    </w:p>
+    <w:p>
+      <m:oMathPara>
+        <m:oMath>
+          <m:acc>
+            <m:accPr>
+              <m:chr m:val="̈"/>
+              <m:ctrlPr>
+                <w:rPr>
+                  <w:rFonts w:ascii="Cambria Math" w:hAnsi="Cambria Math" w:cs="Cambria Math"/>
+                  <w:i/>
+                </w:rPr>
+              </m:ctrlPr>
+            </m:accPr>
+            <m:e>
+              <m:r>
+                <m:rPr>
+                  <m:sty m:val="p"/>
+                </m:rPr>
+                <w:rPr>
+                  <w:rFonts w:ascii="Cambria Math" w:hAnsi="Cambria Math"/>
+                </w:rPr>
+                <m:t>θ</m:t>
+              </m:r>
+            </m:e>
+          </m:acc>
+          <m:r>
+            <w:rPr>
+              <w:rFonts w:ascii="Cambria Math" w:hAnsi="Cambria Math" w:cs="Cambria Math"/>
+            </w:rPr>
+            <m:t xml:space="preserve">= </m:t>
+          </m:r>
+          <m:f>
+            <m:fPr>
+              <m:ctrlPr>
+                <w:rPr>
+                  <w:rFonts w:ascii="Cambria Math" w:hAnsi="Cambria Math" w:cs="Cambria Math"/>
+                  <w:i/>
+                </w:rPr>
+              </m:ctrlPr>
+            </m:fPr>
+            <m:num>
+              <m:r>
+                <w:rPr>
+                  <w:rFonts w:ascii="Cambria Math" w:hAnsi="Cambria Math" w:cs="Cambria Math"/>
+                </w:rPr>
+                <m:t>-gsin</m:t>
+              </m:r>
+              <m:r>
+                <m:rPr>
+                  <m:sty m:val="p"/>
+                </m:rPr>
+                <w:rPr>
+                  <w:rFonts w:ascii="Cambria Math" w:hAnsi="Cambria Math"/>
+                </w:rPr>
+                <m:t>θ-2</m:t>
+              </m:r>
+              <m:acc>
+                <m:accPr>
+                  <m:chr m:val="̇"/>
+                  <m:ctrlPr>
+                    <w:rPr>
+                      <w:rFonts w:ascii="Cambria Math" w:hAnsi="Cambria Math" w:cs="Cambria Math"/>
+                      <w:i/>
+                    </w:rPr>
+                  </m:ctrlPr>
+                </m:accPr>
+                <m:e>
+                  <m:r>
+                    <w:rPr>
+                      <w:rFonts w:ascii="Cambria Math" w:hAnsi="Cambria Math" w:cs="Cambria Math"/>
+                    </w:rPr>
+                    <m:t>x</m:t>
+                  </m:r>
+                </m:e>
+              </m:acc>
+              <m:acc>
+                <m:accPr>
+                  <m:chr m:val="̇"/>
+                  <m:ctrlPr>
+                    <w:rPr>
+                      <w:rFonts w:ascii="Cambria Math" w:hAnsi="Cambria Math" w:cs="Cambria Math"/>
+                      <w:i/>
+                    </w:rPr>
+                  </m:ctrlPr>
+                </m:accPr>
+                <m:e>
+                  <m:r>
+                    <m:rPr>
+                      <m:sty m:val="p"/>
+                    </m:rPr>
+                    <w:rPr>
+                      <w:rFonts w:ascii="Cambria Math" w:hAnsi="Cambria Math"/>
+                    </w:rPr>
+                    <m:t>θ</m:t>
+                  </m:r>
+                </m:e>
+              </m:acc>
+            </m:num>
+            <m:den>
+              <m:sSub>
+                <m:sSubPr>
+                  <m:ctrlPr>
+                    <w:rPr>
+                      <w:rFonts w:ascii="Cambria Math" w:hAnsi="Cambria Math"/>
+                      <w:i/>
+                    </w:rPr>
+                  </m:ctrlPr>
+                </m:sSubPr>
+                <m:e>
+                  <m:r>
+                    <w:rPr>
+                      <w:rFonts w:ascii="Cambria Math" w:hAnsi="Cambria Math"/>
+                    </w:rPr>
+                    <m:t>L</m:t>
+                  </m:r>
+                </m:e>
+                <m:sub>
+                  <m:r>
+                    <w:rPr>
+                      <w:rFonts w:ascii="Cambria Math" w:hAnsi="Cambria Math"/>
+                    </w:rPr>
+                    <m:t>0</m:t>
+                  </m:r>
+                </m:sub>
+              </m:sSub>
+              <m:r>
+                <m:rPr>
+                  <m:sty m:val="p"/>
+                </m:rPr>
+                <w:rPr>
+                  <w:rFonts w:ascii="Cambria Math" w:hAnsi="Cambria Math"/>
+                </w:rPr>
+                <m:t xml:space="preserve"> + x</m:t>
+              </m:r>
+            </m:den>
+          </m:f>
+        </m:oMath>
+      </m:oMathPara>
     </w:p>
     <w:p/>
     <w:p/>
     <w:p/>
+    <w:p>
+      <w:pPr>
+        <w:rPr>
+          <w:b/>
+          <w:bCs/>
+          <w:sz w:val="28"/>
+          <w:szCs w:val="28"/>
+        </w:rPr>
+      </w:pPr>
+      <w:r>
+        <w:rPr>
+          <w:b/>
+          <w:bCs/>
+          <w:sz w:val="28"/>
+          <w:szCs w:val="28"/>
+        </w:rPr>
+        <w:t>(2)</w:t>
+      </w:r>
+      <w:r>
+        <w:rPr>
+          <w:b/>
+          <w:bCs/>
+          <w:sz w:val="28"/>
+          <w:szCs w:val="28"/>
+        </w:rPr>
+        <w:t xml:space="preserve"> </w:t>
+      </w:r>
+      <w:r>
+        <w:rPr>
+          <w:b/>
+          <w:bCs/>
+          <w:sz w:val="28"/>
+          <w:szCs w:val="28"/>
+        </w:rPr>
+        <w:t>Solve the equation of motion numerically</w:t>
+      </w:r>
+      <w:r>
+        <w:rPr>
+          <w:b/>
+          <w:bCs/>
+          <w:sz w:val="28"/>
+          <w:szCs w:val="28"/>
+        </w:rPr>
+        <w:t xml:space="preserve"> </w:t>
+      </w:r>
+      <w:r>
+        <w:rPr>
+          <w:b/>
+          <w:bCs/>
+          <w:sz w:val="28"/>
+          <w:szCs w:val="28"/>
+        </w:rPr>
+        <w:t>(on computer) and draw</w:t>
+      </w:r>
+      <w:r>
+        <w:rPr>
+          <w:b/>
+          <w:bCs/>
+          <w:sz w:val="28"/>
+          <w:szCs w:val="28"/>
+        </w:rPr>
+        <w:t xml:space="preserve"> </w:t>
+      </w:r>
+      <w:r>
+        <w:rPr>
+          <w:b/>
+          <w:bCs/>
+          <w:sz w:val="28"/>
+          <w:szCs w:val="28"/>
+        </w:rPr>
+        <w:t>graphs of the vibration waveform</w:t>
+      </w:r>
+    </w:p>
+    <w:p>
+      <w:pPr>
+        <w:ind w:firstLine="720"/>
+      </w:pPr>
+      <w:r>
+        <w:t>The governing equations of motion are solved numerically by using the python language</w:t>
+      </w:r>
+    </w:p>
+    <w:p>
+      <w:pPr>
+        <w:ind w:firstLine="720"/>
+      </w:pPr>
+      <w:r>
+        <w:t>(code is here)</w:t>
+      </w:r>
+      <w:r>
+        <w:t xml:space="preserve"> </w:t>
+      </w:r>
+    </w:p>
+    <w:p>
+      <w:pPr>
+        <w:rPr>
+          <w:b/>
+          <w:bCs/>
+          <w:sz w:val="28"/>
+          <w:szCs w:val="28"/>
+        </w:rPr>
+      </w:pPr>
+    </w:p>
+    <w:p>
+      <w:pPr>
+        <w:rPr>
+          <w:b/>
+          <w:bCs/>
+          <w:sz w:val="28"/>
+          <w:szCs w:val="28"/>
+        </w:rPr>
+      </w:pPr>
+      <w:r>
+        <w:rPr>
+          <w:b/>
+          <w:bCs/>
+          <w:sz w:val="28"/>
+          <w:szCs w:val="28"/>
+        </w:rPr>
+        <w:t>(3)</w:t>
+      </w:r>
+      <w:r>
+        <w:rPr>
+          <w:b/>
+          <w:bCs/>
+          <w:sz w:val="28"/>
+          <w:szCs w:val="28"/>
+        </w:rPr>
+        <w:t xml:space="preserve"> </w:t>
+      </w:r>
+      <w:r>
+        <w:rPr>
+          <w:b/>
+          <w:bCs/>
+          <w:sz w:val="28"/>
+          <w:szCs w:val="28"/>
+        </w:rPr>
+        <w:t>Investigate how the vibration changes depending on how to swing on the swing (change the function of swing motion).</w:t>
+      </w:r>
+      <w:r>
+        <w:rPr>
+          <w:b/>
+          <w:bCs/>
+          <w:sz w:val="28"/>
+          <w:szCs w:val="28"/>
+        </w:rPr>
+        <w:t xml:space="preserve"> Including </w:t>
+      </w:r>
+      <w:r>
+        <w:rPr>
+          <w:b/>
+          <w:bCs/>
+          <w:sz w:val="28"/>
+          <w:szCs w:val="28"/>
+        </w:rPr>
+        <w:t>Result, calculation method, program, discussion.</w:t>
+      </w:r>
+    </w:p>
     <w:p/>
     <w:p>
-      <w:r>
-        <w:t>(2)Solve the equation of motion numerically(on computer)  and draw</w:t>
+      <w:proofErr w:type="gramStart"/>
+      <w:r>
+        <w:t xml:space="preserve">  </w:t>
+      </w:r>
+      <w:r>
+        <w:rPr>
+          <w:b/>
+          <w:bCs/>
+        </w:rPr>
+        <w:t>Change</w:t>
+      </w:r>
+      <w:proofErr w:type="gramEnd"/>
+      <w:r>
+        <w:rPr>
+          <w:b/>
+          <w:bCs/>
+        </w:rPr>
+        <w:t xml:space="preserve"> damping</w:t>
+      </w:r>
+      <w:r>
+        <w:t>:</w:t>
+      </w:r>
+    </w:p>
+    <w:p>
+      <w:r>
+        <w:t>c = 50.0   # light damping</w:t>
+      </w:r>
+    </w:p>
+    <w:p>
+      <w:r>
+        <w:t xml:space="preserve">c = </w:t>
+      </w:r>
+      <w:proofErr w:type="gramStart"/>
+      <w:r>
+        <w:t>400.0  #</w:t>
+      </w:r>
+      <w:proofErr w:type="gramEnd"/>
+      <w:r>
+        <w:t xml:space="preserve"> heavy damping</w:t>
+      </w:r>
+    </w:p>
+    <w:p>
+      <w:proofErr w:type="gramStart"/>
+      <w:r>
+        <w:t xml:space="preserve">  </w:t>
+      </w:r>
+      <w:r>
+        <w:rPr>
+          <w:b/>
+          <w:bCs/>
+        </w:rPr>
+        <w:t>Change</w:t>
+      </w:r>
+      <w:proofErr w:type="gramEnd"/>
+      <w:r>
+        <w:rPr>
+          <w:b/>
+          <w:bCs/>
+        </w:rPr>
+        <w:t xml:space="preserve"> stiffness</w:t>
+      </w:r>
+      <w:r>
+        <w:t>:</w:t>
+      </w:r>
+    </w:p>
+    <w:p>
+      <w:r>
+        <w:t>k = 5000.0</w:t>
+      </w:r>
+    </w:p>
+    <w:p>
+      <w:r>
+        <w:t>k = 20000.0</w:t>
+      </w:r>
+    </w:p>
+    <w:p>
+      <w:proofErr w:type="gramStart"/>
+      <w:r>
+        <w:t xml:space="preserve">  </w:t>
+      </w:r>
+      <w:r>
+        <w:rPr>
+          <w:b/>
+          <w:bCs/>
+        </w:rPr>
+        <w:t>Change</w:t>
+      </w:r>
+      <w:proofErr w:type="gramEnd"/>
+      <w:r>
+        <w:rPr>
+          <w:b/>
+          <w:bCs/>
+        </w:rPr>
+        <w:t xml:space="preserve"> how hard you start the swing</w:t>
+      </w:r>
+      <w:r>
+        <w:t>:</w:t>
+      </w:r>
+    </w:p>
+    <w:p>
+      <w:r>
+        <w:t>theta0 = 0.1   # small angle</w:t>
+      </w:r>
+    </w:p>
+    <w:p>
+      <w:r>
+        <w:t>theta0 = 0.8   # big angle</w:t>
+      </w:r>
+    </w:p>
+    <w:p/>
+    <w:p>
+      <w:pPr>
+        <w:ind w:firstLine="720"/>
+      </w:pPr>
+      <w:r>
+        <w:t>Numerical simulations were performed using the coupled nonlinear equation of motion for the mass-spring-damper swing system. The results provide the swing angle, the rope extension and the path of the rider against time.</w:t>
       </w:r>
       <w:r>
         <w:t xml:space="preserve"> </w:t>
       </w:r>
-      <w:r>
-        <w:t>graphs of the vibration waveform</w:t>
-      </w:r>
-    </w:p>
-    <w:p>
-      <w:r>
-        <w:t>(3)Investigate how the vibration changes depending on how to swing on the swing (change the function of swing motion).</w:t>
-      </w:r>
-    </w:p>
-    <w:p/>
-    <w:p>
-      <w:r>
-        <w:t>Result, calculation method, program, discussion.</w:t>
-      </w:r>
-    </w:p>
-    <w:p/>
-    <w:p/>
+    </w:p>
+    <w:p>
+      <w:pPr>
+        <w:ind w:firstLine="720"/>
+        <w:rPr>
+          <w:b/>
+          <w:bCs/>
+        </w:rPr>
+      </w:pPr>
+      <w:r>
+        <w:rPr>
+          <w:b/>
+          <w:bCs/>
+        </w:rPr>
+        <w:t xml:space="preserve">1. Swing Angle </w:t>
+      </w:r>
+      <m:oMath>
+        <m:r>
+          <m:rPr>
+            <m:sty m:val="bi"/>
+          </m:rPr>
+          <w:rPr>
+            <w:rFonts w:ascii="Cambria Math" w:hAnsi="Cambria Math"/>
+          </w:rPr>
+          <m:t>θ(t)</m:t>
+        </m:r>
+      </m:oMath>
+    </w:p>
+    <w:p>
+      <w:pPr>
+        <w:ind w:firstLine="720"/>
+      </w:pPr>
+      <w:r>
+        <w:t xml:space="preserve">The angle of the swing shows </w:t>
+      </w:r>
+      <w:proofErr w:type="gramStart"/>
+      <w:r>
+        <w:t>a smooth</w:t>
+      </w:r>
+      <w:proofErr w:type="gramEnd"/>
+      <w:r>
+        <w:t xml:space="preserve"> oscillation </w:t>
+      </w:r>
+      <w:proofErr w:type="gramStart"/>
+      <w:r>
+        <w:t>similar to</w:t>
+      </w:r>
+      <w:proofErr w:type="gramEnd"/>
+      <w:r>
+        <w:t xml:space="preserve"> a pendulum. The first few cycles have the largest amplitude because the swing starts with initial energy and damping has not yet removed much of it. As time increases, the amplitude becomes smaller due to the damping in the rope. The motion is not perfectly sinusoidal because the rope length changes slightly as the swing moves.</w:t>
+      </w:r>
+    </w:p>
+    <w:p>
+      <w:pPr>
+        <w:ind w:firstLine="720"/>
+      </w:pPr>
+      <w:r>
+        <w:pict w14:anchorId="44313BF2">
+          <v:rect id="_x0000_i1043" style="width:0;height:1.5pt" o:hralign="center" o:hrstd="t" o:hr="t" fillcolor="#a0a0a0" stroked="f"/>
+        </w:pict>
+      </w:r>
+    </w:p>
+    <w:p>
+      <w:pPr>
+        <w:ind w:firstLine="720"/>
+        <w:rPr>
+          <w:b/>
+          <w:bCs/>
+        </w:rPr>
+      </w:pPr>
+      <w:r>
+        <w:rPr>
+          <w:b/>
+          <w:bCs/>
+        </w:rPr>
+        <w:t xml:space="preserve">2. Rope Extension </w:t>
+      </w:r>
+      <m:oMath>
+        <m:r>
+          <m:rPr>
+            <m:sty m:val="bi"/>
+          </m:rPr>
+          <w:rPr>
+            <w:rFonts w:ascii="Cambria Math" w:hAnsi="Cambria Math"/>
+          </w:rPr>
+          <m:t>x(t)</m:t>
+        </m:r>
+      </m:oMath>
+    </w:p>
+    <w:p>
+      <w:pPr>
+        <w:ind w:firstLine="720"/>
+      </w:pPr>
+      <w:r>
+        <w:lastRenderedPageBreak/>
+        <w:t>The rope extends and contracts as the rider swings. The extension becomes largest when the swing passes through the bottom position, where the speed is highest. The extension also decreases over time for the same reason: damping removes energy from the system. Eventually, the rope extension approaches a small, steady value caused by the rider’s weight.</w:t>
+      </w:r>
+    </w:p>
+    <w:p>
+      <w:pPr>
+        <w:ind w:firstLine="720"/>
+      </w:pPr>
+      <w:r>
+        <w:pict w14:anchorId="2FD58363">
+          <v:rect id="_x0000_i1044" style="width:0;height:1.5pt" o:hralign="center" o:hrstd="t" o:hr="t" fillcolor="#a0a0a0" stroked="f"/>
+        </w:pict>
+      </w:r>
+    </w:p>
+    <w:p>
+      <w:pPr>
+        <w:ind w:firstLine="720"/>
+        <w:rPr>
+          <w:b/>
+          <w:bCs/>
+        </w:rPr>
+      </w:pPr>
+      <w:r>
+        <w:rPr>
+          <w:b/>
+          <w:bCs/>
+        </w:rPr>
+        <w:t>3. Rider Trajectory</w:t>
+      </w:r>
+    </w:p>
+    <w:p>
+      <w:pPr>
+        <w:ind w:firstLine="720"/>
+      </w:pPr>
+      <w:r>
+        <w:t xml:space="preserve">The trajectory in the </w:t>
+      </w:r>
+      <m:oMath>
+        <m:r>
+          <w:rPr>
+            <w:rFonts w:ascii="Cambria Math" w:hAnsi="Cambria Math"/>
+          </w:rPr>
+          <m:t>x</m:t>
+        </m:r>
+      </m:oMath>
+      <w:r>
+        <w:t>-</w:t>
+      </w:r>
+      <m:oMath>
+        <m:r>
+          <w:rPr>
+            <w:rFonts w:ascii="Cambria Math" w:hAnsi="Cambria Math"/>
+          </w:rPr>
+          <m:t>y</m:t>
+        </m:r>
+      </m:oMath>
+      <w:r>
+        <w:t xml:space="preserve"> plane shows a swinging arc that slowly becomes smaller. At the beginning, the arc is wide, but as the swing loses energy, the path becomes </w:t>
+      </w:r>
+      <w:proofErr w:type="gramStart"/>
+      <w:r>
+        <w:t>shorter</w:t>
+      </w:r>
+      <w:proofErr w:type="gramEnd"/>
+      <w:r>
+        <w:t xml:space="preserve"> and the rider moves closer to the rest position. The path is slightly distorted because the rope length changes during motion.</w:t>
+      </w:r>
+    </w:p>
+    <w:p>
+      <w:pPr>
+        <w:ind w:firstLine="720"/>
+      </w:pPr>
+      <w:r>
+        <w:pict w14:anchorId="2D1E49F4">
+          <v:rect id="_x0000_i1045" style="width:0;height:1.5pt" o:hralign="center" o:hrstd="t" o:hr="t" fillcolor="#a0a0a0" stroked="f"/>
+        </w:pict>
+      </w:r>
+    </w:p>
+    <w:p>
+      <w:pPr>
+        <w:ind w:firstLine="720"/>
+        <w:rPr>
+          <w:b/>
+          <w:bCs/>
+        </w:rPr>
+      </w:pPr>
+      <w:r>
+        <w:rPr>
+          <w:b/>
+          <w:bCs/>
+        </w:rPr>
+        <w:t>4. Overall Behavior</w:t>
+      </w:r>
+    </w:p>
+    <w:p>
+      <w:pPr>
+        <w:ind w:firstLine="720"/>
+      </w:pPr>
+      <w:r>
+        <w:t xml:space="preserve">The simulation shows that the swing behaves like a </w:t>
+      </w:r>
+      <w:proofErr w:type="gramStart"/>
+      <w:r>
+        <w:t>damped</w:t>
+      </w:r>
+      <w:proofErr w:type="gramEnd"/>
+      <w:r>
+        <w:t xml:space="preserve"> pendulum with a flexible rope:</w:t>
+      </w:r>
+    </w:p>
+    <w:p>
+      <w:pPr>
+        <w:numPr>
+          <w:ilvl w:val="0"/>
+          <w:numId w:val="39"/>
+        </w:numPr>
+      </w:pPr>
+      <w:r>
+        <w:t>The angle slowly decreases over time.</w:t>
+      </w:r>
+    </w:p>
+    <w:p>
+      <w:pPr>
+        <w:numPr>
+          <w:ilvl w:val="0"/>
+          <w:numId w:val="39"/>
+        </w:numPr>
+      </w:pPr>
+      <w:r>
+        <w:t>The rope stretches more when the swing moves fastest.</w:t>
+      </w:r>
+    </w:p>
+    <w:p>
+      <w:pPr>
+        <w:numPr>
+          <w:ilvl w:val="0"/>
+          <w:numId w:val="39"/>
+        </w:numPr>
+      </w:pPr>
+      <w:r>
+        <w:t>The entire motion gradually settles into the vertical resting position.</w:t>
+      </w:r>
+    </w:p>
+    <w:p>
+      <w:pPr>
+        <w:ind w:firstLine="720"/>
+      </w:pPr>
+      <w:r>
+        <w:t>These results match the expected physical behavior of a real swing</w:t>
+      </w:r>
+    </w:p>
+    <w:p>
+      <w:pPr>
+        <w:ind w:firstLine="720"/>
+      </w:pPr>
+    </w:p>
     <w:p>
       <w:pPr>
         <w:jc w:val="right"/>
@@ -303,6 +3672,15 @@
           <w:szCs w:val="28"/>
         </w:rPr>
       </w:pPr>
+    </w:p>
+    <w:p>
+      <w:pPr>
+        <w:jc w:val="right"/>
+        <w:rPr>
+          <w:sz w:val="28"/>
+          <w:szCs w:val="28"/>
+        </w:rPr>
+      </w:pPr>
       <w:r>
         <w:rPr>
           <w:sz w:val="28"/>
@@ -326,6 +3704,14 @@
         </w:rPr>
         <w:t>2415121095</w:t>
       </w:r>
+    </w:p>
+    <w:p>
+      <w:pPr>
+        <w:rPr>
+          <w:sz w:val="28"/>
+          <w:szCs w:val="28"/>
+        </w:rPr>
+      </w:pPr>
     </w:p>
     <w:sectPr>
       <w:pgSz w:w="12240" w:h="15840"/>
@@ -2868,6 +6254,155 @@
     </w:lvl>
   </w:abstractNum>
   <w:abstractNum w:abstractNumId="23" w15:restartNumberingAfterBreak="0">
+    <w:nsid w:val="45EA57A7"/>
+    <w:multiLevelType w:val="multilevel"/>
+    <w:tmpl w:val="F67A5714"/>
+    <w:lvl w:ilvl="0">
+      <w:start w:val="1"/>
+      <w:numFmt w:val="bullet"/>
+      <w:lvlText w:val=""/>
+      <w:lvlJc w:val="left"/>
+      <w:pPr>
+        <w:tabs>
+          <w:tab w:val="num" w:pos="720"/>
+        </w:tabs>
+        <w:ind w:left="720" w:hanging="360"/>
+      </w:pPr>
+      <w:rPr>
+        <w:rFonts w:ascii="Symbol" w:hAnsi="Symbol" w:hint="default"/>
+        <w:sz w:val="20"/>
+      </w:rPr>
+    </w:lvl>
+    <w:lvl w:ilvl="1" w:tentative="1">
+      <w:start w:val="1"/>
+      <w:numFmt w:val="bullet"/>
+      <w:lvlText w:val="o"/>
+      <w:lvlJc w:val="left"/>
+      <w:pPr>
+        <w:tabs>
+          <w:tab w:val="num" w:pos="1440"/>
+        </w:tabs>
+        <w:ind w:left="1440" w:hanging="360"/>
+      </w:pPr>
+      <w:rPr>
+        <w:rFonts w:ascii="Courier New" w:hAnsi="Courier New" w:hint="default"/>
+        <w:sz w:val="20"/>
+      </w:rPr>
+    </w:lvl>
+    <w:lvl w:ilvl="2" w:tentative="1">
+      <w:start w:val="1"/>
+      <w:numFmt w:val="bullet"/>
+      <w:lvlText w:val=""/>
+      <w:lvlJc w:val="left"/>
+      <w:pPr>
+        <w:tabs>
+          <w:tab w:val="num" w:pos="2160"/>
+        </w:tabs>
+        <w:ind w:left="2160" w:hanging="360"/>
+      </w:pPr>
+      <w:rPr>
+        <w:rFonts w:ascii="Wingdings" w:hAnsi="Wingdings" w:hint="default"/>
+        <w:sz w:val="20"/>
+      </w:rPr>
+    </w:lvl>
+    <w:lvl w:ilvl="3" w:tentative="1">
+      <w:start w:val="1"/>
+      <w:numFmt w:val="bullet"/>
+      <w:lvlText w:val=""/>
+      <w:lvlJc w:val="left"/>
+      <w:pPr>
+        <w:tabs>
+          <w:tab w:val="num" w:pos="2880"/>
+        </w:tabs>
+        <w:ind w:left="2880" w:hanging="360"/>
+      </w:pPr>
+      <w:rPr>
+        <w:rFonts w:ascii="Wingdings" w:hAnsi="Wingdings" w:hint="default"/>
+        <w:sz w:val="20"/>
+      </w:rPr>
+    </w:lvl>
+    <w:lvl w:ilvl="4" w:tentative="1">
+      <w:start w:val="1"/>
+      <w:numFmt w:val="bullet"/>
+      <w:lvlText w:val=""/>
+      <w:lvlJc w:val="left"/>
+      <w:pPr>
+        <w:tabs>
+          <w:tab w:val="num" w:pos="3600"/>
+        </w:tabs>
+        <w:ind w:left="3600" w:hanging="360"/>
+      </w:pPr>
+      <w:rPr>
+        <w:rFonts w:ascii="Wingdings" w:hAnsi="Wingdings" w:hint="default"/>
+        <w:sz w:val="20"/>
+      </w:rPr>
+    </w:lvl>
+    <w:lvl w:ilvl="5" w:tentative="1">
+      <w:start w:val="1"/>
+      <w:numFmt w:val="bullet"/>
+      <w:lvlText w:val=""/>
+      <w:lvlJc w:val="left"/>
+      <w:pPr>
+        <w:tabs>
+          <w:tab w:val="num" w:pos="4320"/>
+        </w:tabs>
+        <w:ind w:left="4320" w:hanging="360"/>
+      </w:pPr>
+      <w:rPr>
+        <w:rFonts w:ascii="Wingdings" w:hAnsi="Wingdings" w:hint="default"/>
+        <w:sz w:val="20"/>
+      </w:rPr>
+    </w:lvl>
+    <w:lvl w:ilvl="6" w:tentative="1">
+      <w:start w:val="1"/>
+      <w:numFmt w:val="bullet"/>
+      <w:lvlText w:val=""/>
+      <w:lvlJc w:val="left"/>
+      <w:pPr>
+        <w:tabs>
+          <w:tab w:val="num" w:pos="5040"/>
+        </w:tabs>
+        <w:ind w:left="5040" w:hanging="360"/>
+      </w:pPr>
+      <w:rPr>
+        <w:rFonts w:ascii="Wingdings" w:hAnsi="Wingdings" w:hint="default"/>
+        <w:sz w:val="20"/>
+      </w:rPr>
+    </w:lvl>
+    <w:lvl w:ilvl="7" w:tentative="1">
+      <w:start w:val="1"/>
+      <w:numFmt w:val="bullet"/>
+      <w:lvlText w:val=""/>
+      <w:lvlJc w:val="left"/>
+      <w:pPr>
+        <w:tabs>
+          <w:tab w:val="num" w:pos="5760"/>
+        </w:tabs>
+        <w:ind w:left="5760" w:hanging="360"/>
+      </w:pPr>
+      <w:rPr>
+        <w:rFonts w:ascii="Wingdings" w:hAnsi="Wingdings" w:hint="default"/>
+        <w:sz w:val="20"/>
+      </w:rPr>
+    </w:lvl>
+    <w:lvl w:ilvl="8" w:tentative="1">
+      <w:start w:val="1"/>
+      <w:numFmt w:val="bullet"/>
+      <w:lvlText w:val=""/>
+      <w:lvlJc w:val="left"/>
+      <w:pPr>
+        <w:tabs>
+          <w:tab w:val="num" w:pos="6480"/>
+        </w:tabs>
+        <w:ind w:left="6480" w:hanging="360"/>
+      </w:pPr>
+      <w:rPr>
+        <w:rFonts w:ascii="Wingdings" w:hAnsi="Wingdings" w:hint="default"/>
+        <w:sz w:val="20"/>
+      </w:rPr>
+    </w:lvl>
+  </w:abstractNum>
+  <w:abstractNum w:abstractNumId="24" w15:restartNumberingAfterBreak="0">
     <w:nsid w:val="517A7E62"/>
     <w:multiLevelType w:val="multilevel"/>
     <w:tmpl w:val="79AC219E"/>
@@ -3016,7 +6551,7 @@
       </w:rPr>
     </w:lvl>
   </w:abstractNum>
-  <w:abstractNum w:abstractNumId="24" w15:restartNumberingAfterBreak="0">
+  <w:abstractNum w:abstractNumId="25" w15:restartNumberingAfterBreak="0">
     <w:nsid w:val="55514C4E"/>
     <w:multiLevelType w:val="hybridMultilevel"/>
     <w:tmpl w:val="59CA20C0"/>
@@ -3102,7 +6637,7 @@
       </w:pPr>
     </w:lvl>
   </w:abstractNum>
-  <w:abstractNum w:abstractNumId="25" w15:restartNumberingAfterBreak="0">
+  <w:abstractNum w:abstractNumId="26" w15:restartNumberingAfterBreak="0">
     <w:nsid w:val="56595C6F"/>
     <w:multiLevelType w:val="hybridMultilevel"/>
     <w:tmpl w:val="52B458C8"/>
@@ -3191,7 +6726,7 @@
       </w:pPr>
     </w:lvl>
   </w:abstractNum>
-  <w:abstractNum w:abstractNumId="26" w15:restartNumberingAfterBreak="0">
+  <w:abstractNum w:abstractNumId="27" w15:restartNumberingAfterBreak="0">
     <w:nsid w:val="63737C51"/>
     <w:multiLevelType w:val="hybridMultilevel"/>
     <w:tmpl w:val="5E4AD096"/>
@@ -3277,7 +6812,7 @@
       </w:pPr>
     </w:lvl>
   </w:abstractNum>
-  <w:abstractNum w:abstractNumId="27" w15:restartNumberingAfterBreak="0">
+  <w:abstractNum w:abstractNumId="28" w15:restartNumberingAfterBreak="0">
     <w:nsid w:val="64E56D2F"/>
     <w:multiLevelType w:val="multilevel"/>
     <w:tmpl w:val="A3C8DC4E"/>
@@ -3402,7 +6937,7 @@
       </w:rPr>
     </w:lvl>
   </w:abstractNum>
-  <w:abstractNum w:abstractNumId="28" w15:restartNumberingAfterBreak="0">
+  <w:abstractNum w:abstractNumId="29" w15:restartNumberingAfterBreak="0">
     <w:nsid w:val="68294B05"/>
     <w:multiLevelType w:val="multilevel"/>
     <w:tmpl w:val="6D16552C"/>
@@ -3551,7 +7086,7 @@
       </w:rPr>
     </w:lvl>
   </w:abstractNum>
-  <w:abstractNum w:abstractNumId="29" w15:restartNumberingAfterBreak="0">
+  <w:abstractNum w:abstractNumId="30" w15:restartNumberingAfterBreak="0">
     <w:nsid w:val="73611AAD"/>
     <w:multiLevelType w:val="hybridMultilevel"/>
     <w:tmpl w:val="4B20651A"/>
@@ -3664,7 +7199,7 @@
       </w:rPr>
     </w:lvl>
   </w:abstractNum>
-  <w:abstractNum w:abstractNumId="30" w15:restartNumberingAfterBreak="0">
+  <w:abstractNum w:abstractNumId="31" w15:restartNumberingAfterBreak="0">
     <w:nsid w:val="73D17961"/>
     <w:multiLevelType w:val="hybridMultilevel"/>
     <w:tmpl w:val="AA54C83C"/>
@@ -3753,7 +7288,7 @@
       </w:pPr>
     </w:lvl>
   </w:abstractNum>
-  <w:abstractNum w:abstractNumId="31" w15:restartNumberingAfterBreak="0">
+  <w:abstractNum w:abstractNumId="32" w15:restartNumberingAfterBreak="0">
     <w:nsid w:val="751C06FD"/>
     <w:multiLevelType w:val="hybridMultilevel"/>
     <w:tmpl w:val="9DEE44CC"/>
@@ -3866,7 +7401,7 @@
       </w:rPr>
     </w:lvl>
   </w:abstractNum>
-  <w:abstractNum w:abstractNumId="32" w15:restartNumberingAfterBreak="0">
+  <w:abstractNum w:abstractNumId="33" w15:restartNumberingAfterBreak="0">
     <w:nsid w:val="75D24A09"/>
     <w:multiLevelType w:val="hybridMultilevel"/>
     <w:tmpl w:val="FEE06BF4"/>
@@ -3979,7 +7514,7 @@
       </w:rPr>
     </w:lvl>
   </w:abstractNum>
-  <w:abstractNum w:abstractNumId="33" w15:restartNumberingAfterBreak="0">
+  <w:abstractNum w:abstractNumId="34" w15:restartNumberingAfterBreak="0">
     <w:nsid w:val="76D463B8"/>
     <w:multiLevelType w:val="hybridMultilevel"/>
     <w:tmpl w:val="AD66A522"/>
@@ -4092,7 +7627,7 @@
       </w:rPr>
     </w:lvl>
   </w:abstractNum>
-  <w:abstractNum w:abstractNumId="34" w15:restartNumberingAfterBreak="0">
+  <w:abstractNum w:abstractNumId="35" w15:restartNumberingAfterBreak="0">
     <w:nsid w:val="7AC36240"/>
     <w:multiLevelType w:val="hybridMultilevel"/>
     <w:tmpl w:val="7E261BEC"/>
@@ -4210,7 +7745,7 @@
       </w:rPr>
     </w:lvl>
   </w:abstractNum>
-  <w:abstractNum w:abstractNumId="35" w15:restartNumberingAfterBreak="0">
+  <w:abstractNum w:abstractNumId="36" w15:restartNumberingAfterBreak="0">
     <w:nsid w:val="7C1D38FB"/>
     <w:multiLevelType w:val="multilevel"/>
     <w:tmpl w:val="646A95B0"/>
@@ -4359,7 +7894,7 @@
       </w:rPr>
     </w:lvl>
   </w:abstractNum>
-  <w:abstractNum w:abstractNumId="36" w15:restartNumberingAfterBreak="0">
+  <w:abstractNum w:abstractNumId="37" w15:restartNumberingAfterBreak="0">
     <w:nsid w:val="7CB16EF7"/>
     <w:multiLevelType w:val="multilevel"/>
     <w:tmpl w:val="A28665E4"/>
@@ -4509,19 +8044,19 @@
     </w:lvl>
   </w:abstractNum>
   <w:num w:numId="1" w16cid:durableId="474490014">
-    <w:abstractNumId w:val="29"/>
+    <w:abstractNumId w:val="30"/>
   </w:num>
   <w:num w:numId="2" w16cid:durableId="132523303">
-    <w:abstractNumId w:val="31"/>
+    <w:abstractNumId w:val="32"/>
   </w:num>
   <w:num w:numId="3" w16cid:durableId="739060645">
     <w:abstractNumId w:val="1"/>
   </w:num>
   <w:num w:numId="4" w16cid:durableId="1107845160">
-    <w:abstractNumId w:val="34"/>
+    <w:abstractNumId w:val="35"/>
   </w:num>
   <w:num w:numId="5" w16cid:durableId="662858916">
-    <w:abstractNumId w:val="27"/>
+    <w:abstractNumId w:val="28"/>
   </w:num>
   <w:num w:numId="6" w16cid:durableId="1880431850">
     <w:abstractNumId w:val="2"/>
@@ -4548,13 +8083,13 @@
     <w:abstractNumId w:val="20"/>
   </w:num>
   <w:num w:numId="14" w16cid:durableId="330987657">
-    <w:abstractNumId w:val="23"/>
+    <w:abstractNumId w:val="24"/>
   </w:num>
   <w:num w:numId="15" w16cid:durableId="512690614">
-    <w:abstractNumId w:val="36"/>
+    <w:abstractNumId w:val="37"/>
   </w:num>
   <w:num w:numId="16" w16cid:durableId="2047676453">
-    <w:abstractNumId w:val="28"/>
+    <w:abstractNumId w:val="29"/>
   </w:num>
   <w:num w:numId="17" w16cid:durableId="234365003">
     <w:abstractNumId w:val="8"/>
@@ -4563,16 +8098,16 @@
     <w:abstractNumId w:val="6"/>
   </w:num>
   <w:num w:numId="19" w16cid:durableId="1990672952">
-    <w:abstractNumId w:val="35"/>
+    <w:abstractNumId w:val="36"/>
   </w:num>
   <w:num w:numId="20" w16cid:durableId="986397047">
     <w:abstractNumId w:val="5"/>
   </w:num>
   <w:num w:numId="21" w16cid:durableId="47606723">
-    <w:abstractNumId w:val="26"/>
+    <w:abstractNumId w:val="27"/>
   </w:num>
   <w:num w:numId="22" w16cid:durableId="1954245737">
-    <w:abstractNumId w:val="24"/>
+    <w:abstractNumId w:val="25"/>
   </w:num>
   <w:num w:numId="23" w16cid:durableId="360907583">
     <w:abstractNumId w:val="19"/>
@@ -4593,7 +8128,7 @@
     <w:abstractNumId w:val="10"/>
   </w:num>
   <w:num w:numId="29" w16cid:durableId="667754747">
-    <w:abstractNumId w:val="33"/>
+    <w:abstractNumId w:val="34"/>
   </w:num>
   <w:num w:numId="30" w16cid:durableId="1270550125">
     <w:abstractNumId w:val="12"/>
@@ -4602,7 +8137,7 @@
     <w:abstractNumId w:val="11"/>
   </w:num>
   <w:num w:numId="32" w16cid:durableId="1449471168">
-    <w:abstractNumId w:val="32"/>
+    <w:abstractNumId w:val="33"/>
   </w:num>
   <w:num w:numId="33" w16cid:durableId="2318493">
     <w:abstractNumId w:val="17"/>
@@ -4617,10 +8152,13 @@
     <w:abstractNumId w:val="3"/>
   </w:num>
   <w:num w:numId="37" w16cid:durableId="1066882292">
-    <w:abstractNumId w:val="25"/>
+    <w:abstractNumId w:val="26"/>
   </w:num>
   <w:num w:numId="38" w16cid:durableId="1783718209">
-    <w:abstractNumId w:val="30"/>
+    <w:abstractNumId w:val="31"/>
+  </w:num>
+  <w:num w:numId="39" w16cid:durableId="114369521">
+    <w:abstractNumId w:val="23"/>
   </w:num>
 </w:numbering>
 </file>
@@ -5249,7 +8787,6 @@
   <w:style w:type="character" w:default="1" w:styleId="DefaultParagraphFont">
     <w:name w:val="Default Paragraph Font"/>
     <w:uiPriority w:val="1"/>
-    <w:semiHidden/>
     <w:unhideWhenUsed/>
   </w:style>
   <w:style w:type="table" w:default="1" w:styleId="TableNormal">
@@ -7195,6 +10732,16 @@
       <w14:ligatures w14:val="none"/>
     </w:rPr>
   </w:style>
+  <w:style w:type="character" w:styleId="PlaceholderText">
+    <w:name w:val="Placeholder Text"/>
+    <w:basedOn w:val="DefaultParagraphFont"/>
+    <w:uiPriority w:val="99"/>
+    <w:semiHidden/>
+    <w:rsid w:val="00D70BA9"/>
+    <w:rPr>
+      <w:color w:val="666666"/>
+    </w:rPr>
+  </w:style>
 </w:styles>
 </file>
 

--- a/Kanazawa University Realated/Dynamics and control/Dynamics and Control A assignment by THU TA ZAW.docx
+++ b/Kanazawa University Realated/Dynamics and control/Dynamics and Control A assignment by THU TA ZAW.docx
@@ -277,36 +277,85 @@
         <w:t>The calculations were done in polar coordinates.</w:t>
       </w:r>
     </w:p>
+    <w:p/>
+    <w:p>
+      <w:pPr>
+        <w:rPr>
+          <w:u w:val="single"/>
+        </w:rPr>
+      </w:pPr>
+      <w:r>
+        <w:rPr>
+          <w:u w:val="single"/>
+        </w:rPr>
+        <w:t>The Free body diagram of the system</w:t>
+      </w:r>
+    </w:p>
     <w:p>
       <w:pPr>
         <w:ind w:firstLine="720"/>
+        <w:jc w:val="center"/>
       </w:pPr>
       <w:r>
         <w:rPr>
-          <w:highlight w:val="yellow"/>
+          <w:noProof/>
         </w:rPr>
-        <w:t>(Free body diagram 2x)</w:t>
-      </w:r>
-    </w:p>
-    <w:p>
-      <w:pPr>
-        <w:ind w:firstLine="720"/>
-      </w:pPr>
-    </w:p>
-    <w:p>
-      <w:pPr>
-        <w:ind w:firstLine="720"/>
-      </w:pPr>
-    </w:p>
-    <w:p>
-      <w:pPr>
-        <w:ind w:firstLine="720"/>
-      </w:pPr>
-    </w:p>
-    <w:p>
-      <w:pPr>
-        <w:ind w:firstLine="720"/>
-      </w:pPr>
+        <w:drawing>
+          <wp:inline distT="0" distB="0" distL="0" distR="0" wp14:anchorId="18074206" wp14:editId="0874E751">
+            <wp:extent cx="1911350" cy="1968500"/>
+            <wp:effectExtent l="0" t="0" r="0" b="0"/>
+            <wp:docPr id="1540840393" name="Picture 1"/>
+            <wp:cNvGraphicFramePr>
+              <a:graphicFrameLocks xmlns:a="http://schemas.openxmlformats.org/drawingml/2006/main" noChangeAspect="1"/>
+            </wp:cNvGraphicFramePr>
+            <a:graphic xmlns:a="http://schemas.openxmlformats.org/drawingml/2006/main">
+              <a:graphicData uri="http://schemas.openxmlformats.org/drawingml/2006/picture">
+                <pic:pic xmlns:pic="http://schemas.openxmlformats.org/drawingml/2006/picture">
+                  <pic:nvPicPr>
+                    <pic:cNvPr id="0" name="Picture 4"/>
+                    <pic:cNvPicPr>
+                      <a:picLocks noChangeAspect="1" noChangeArrowheads="1"/>
+                    </pic:cNvPicPr>
+                  </pic:nvPicPr>
+                  <pic:blipFill rotWithShape="1">
+                    <a:blip r:embed="rId7" cstate="print">
+                      <a:extLst>
+                        <a:ext uri="{28A0092B-C50C-407E-A947-70E740481C1C}">
+                          <a14:useLocalDpi xmlns:a14="http://schemas.microsoft.com/office/drawing/2010/main" val="0"/>
+                        </a:ext>
+                      </a:extLst>
+                    </a:blip>
+                    <a:srcRect l="23983" t="25088" r="43790" b="20141"/>
+                    <a:stretch>
+                      <a:fillRect/>
+                    </a:stretch>
+                  </pic:blipFill>
+                  <pic:spPr bwMode="auto">
+                    <a:xfrm>
+                      <a:off x="0" y="0"/>
+                      <a:ext cx="1911350" cy="1968500"/>
+                    </a:xfrm>
+                    <a:prstGeom prst="rect">
+                      <a:avLst/>
+                    </a:prstGeom>
+                    <a:noFill/>
+                    <a:ln>
+                      <a:noFill/>
+                    </a:ln>
+                    <a:extLst>
+                      <a:ext uri="{53640926-AAD7-44D8-BBD7-CCE9431645EC}">
+                        <a14:shadowObscured xmlns:a14="http://schemas.microsoft.com/office/drawing/2010/main"/>
+                      </a:ext>
+                    </a:extLst>
+                  </pic:spPr>
+                </pic:pic>
+              </a:graphicData>
+            </a:graphic>
+          </wp:inline>
+        </w:drawing>
+      </w:r>
+    </w:p>
+    <w:p>
       <w:r>
         <w:t xml:space="preserve">Where: </w:t>
       </w:r>
@@ -378,11 +427,6 @@
       <w:pPr>
         <w:ind w:firstLine="720"/>
       </w:pPr>
-    </w:p>
-    <w:p>
-      <w:pPr>
-        <w:ind w:firstLine="720"/>
-      </w:pPr>
       <w:r>
         <w:t>r(t) = instantaneous length of the rope</w:t>
       </w:r>
@@ -427,94 +471,99 @@
       </w:r>
     </w:p>
     <w:p>
-      <w:r>
-        <w:tab/>
-      </w:r>
-      <m:oMath>
-        <m:r>
-          <m:rPr>
-            <m:sty m:val="p"/>
-          </m:rPr>
-          <w:rPr>
-            <w:rFonts w:ascii="Cambria Math" w:hAnsi="Cambria Math"/>
-          </w:rPr>
-          <m:t>r</m:t>
-        </m:r>
-        <m:d>
-          <m:dPr>
-            <m:ctrlPr>
-              <w:rPr>
-                <w:rFonts w:ascii="Cambria Math" w:hAnsi="Cambria Math"/>
-              </w:rPr>
-            </m:ctrlPr>
-          </m:dPr>
-          <m:e>
-            <m:r>
-              <m:rPr>
-                <m:sty m:val="p"/>
-              </m:rPr>
-              <w:rPr>
-                <w:rFonts w:ascii="Cambria Math" w:hAnsi="Cambria Math"/>
-              </w:rPr>
-              <m:t>t</m:t>
-            </m:r>
-          </m:e>
-        </m:d>
-        <m:r>
-          <m:rPr>
-            <m:sty m:val="p"/>
-          </m:rPr>
-          <w:rPr>
-            <w:rFonts w:ascii="Cambria Math" w:hAnsi="Cambria Math"/>
-          </w:rPr>
-          <m:t>=</m:t>
-        </m:r>
-        <m:sSub>
-          <m:sSubPr>
-            <m:ctrlPr>
-              <w:rPr>
-                <w:rFonts w:ascii="Cambria Math" w:hAnsi="Cambria Math"/>
-                <w:i/>
-              </w:rPr>
-            </m:ctrlPr>
-          </m:sSubPr>
-          <m:e>
-            <m:r>
-              <w:rPr>
-                <w:rFonts w:ascii="Cambria Math" w:hAnsi="Cambria Math"/>
-              </w:rPr>
-              <m:t>L</m:t>
-            </m:r>
-          </m:e>
-          <m:sub>
-            <m:r>
-              <w:rPr>
-                <w:rFonts w:ascii="Cambria Math" w:hAnsi="Cambria Math"/>
-              </w:rPr>
-              <m:t>0</m:t>
-            </m:r>
-          </m:sub>
-        </m:sSub>
-        <m:r>
-          <m:rPr>
-            <m:sty m:val="p"/>
-          </m:rPr>
-          <w:rPr>
-            <w:rFonts w:ascii="Cambria Math" w:hAnsi="Cambria Math"/>
-          </w:rPr>
-          <m:t>+x(t)</m:t>
-        </m:r>
-      </m:oMath>
-      <w:r>
-        <w:t xml:space="preserve"> </w:t>
-      </w:r>
-    </w:p>
-    <w:p>
-      <w:r>
-        <w:t>where:</w:t>
-      </w:r>
-    </w:p>
-    <w:p>
+      <w:pPr>
+        <w:jc w:val="center"/>
+      </w:pPr>
+      <m:oMathPara>
+        <m:oMath>
+          <m:r>
+            <m:rPr>
+              <m:sty m:val="p"/>
+            </m:rPr>
+            <w:rPr>
+              <w:rFonts w:ascii="Cambria Math" w:hAnsi="Cambria Math"/>
+            </w:rPr>
+            <m:t>r</m:t>
+          </m:r>
+          <m:d>
+            <m:dPr>
+              <m:ctrlPr>
+                <w:rPr>
+                  <w:rFonts w:ascii="Cambria Math" w:hAnsi="Cambria Math"/>
+                </w:rPr>
+              </m:ctrlPr>
+            </m:dPr>
+            <m:e>
+              <m:r>
+                <m:rPr>
+                  <m:sty m:val="p"/>
+                </m:rPr>
+                <w:rPr>
+                  <w:rFonts w:ascii="Cambria Math" w:hAnsi="Cambria Math"/>
+                </w:rPr>
+                <m:t>t</m:t>
+              </m:r>
+            </m:e>
+          </m:d>
+          <m:r>
+            <m:rPr>
+              <m:sty m:val="p"/>
+            </m:rPr>
+            <w:rPr>
+              <w:rFonts w:ascii="Cambria Math" w:hAnsi="Cambria Math"/>
+            </w:rPr>
+            <m:t>=</m:t>
+          </m:r>
+          <m:sSub>
+            <m:sSubPr>
+              <m:ctrlPr>
+                <w:rPr>
+                  <w:rFonts w:ascii="Cambria Math" w:hAnsi="Cambria Math"/>
+                  <w:i/>
+                </w:rPr>
+              </m:ctrlPr>
+            </m:sSubPr>
+            <m:e>
+              <m:r>
+                <w:rPr>
+                  <w:rFonts w:ascii="Cambria Math" w:hAnsi="Cambria Math"/>
+                </w:rPr>
+                <m:t>L</m:t>
+              </m:r>
+            </m:e>
+            <m:sub>
+              <m:r>
+                <w:rPr>
+                  <w:rFonts w:ascii="Cambria Math" w:hAnsi="Cambria Math"/>
+                </w:rPr>
+                <m:t>0</m:t>
+              </m:r>
+            </m:sub>
+          </m:sSub>
+          <m:r>
+            <m:rPr>
+              <m:sty m:val="p"/>
+            </m:rPr>
+            <w:rPr>
+              <w:rFonts w:ascii="Cambria Math" w:hAnsi="Cambria Math"/>
+            </w:rPr>
+            <m:t>+x(t)</m:t>
+          </m:r>
+        </m:oMath>
+      </m:oMathPara>
+    </w:p>
+    <w:p>
+      <w:r>
+        <w:t>W</w:t>
+      </w:r>
+      <w:r>
+        <w:t>here:</w:t>
+      </w:r>
+    </w:p>
+    <w:p>
+      <w:pPr>
+        <w:ind w:firstLine="720"/>
+      </w:pPr>
       <w:r>
         <w:t>x(t) = the extension of the rope beyond its natural length</w:t>
       </w:r>
@@ -525,115 +574,210 @@
       </w:r>
     </w:p>
     <w:p>
-      <w:r>
-        <w:tab/>
-      </w:r>
-      <m:oMath>
-        <m:sSub>
-          <m:sSubPr>
-            <m:ctrlPr>
-              <w:rPr>
-                <w:rFonts w:ascii="Cambria Math" w:hAnsi="Cambria Math"/>
-                <w:i/>
-              </w:rPr>
-            </m:ctrlPr>
-          </m:sSubPr>
-          <m:e>
-            <m:r>
-              <w:rPr>
-                <w:rFonts w:ascii="Cambria Math" w:hAnsi="Cambria Math"/>
-              </w:rPr>
-              <m:t>x</m:t>
-            </m:r>
-          </m:e>
-          <m:sub>
-            <m:r>
-              <w:rPr>
-                <w:rFonts w:ascii="Cambria Math" w:hAnsi="Cambria Math"/>
-              </w:rPr>
-              <m:t>cart</m:t>
-            </m:r>
-          </m:sub>
-        </m:sSub>
-        <m:r>
-          <m:rPr>
-            <m:sty m:val="p"/>
-          </m:rPr>
-          <w:rPr>
-            <w:rFonts w:ascii="Cambria Math" w:hAnsi="Cambria Math"/>
-          </w:rPr>
-          <m:t>(t) = r(t)sinθ(t)</m:t>
-        </m:r>
-      </m:oMath>
+      <w:pPr>
+        <w:jc w:val="center"/>
+      </w:pPr>
+      <m:oMathPara>
+        <m:oMath>
+          <m:sSub>
+            <m:sSubPr>
+              <m:ctrlPr>
+                <w:rPr>
+                  <w:rFonts w:ascii="Cambria Math" w:hAnsi="Cambria Math"/>
+                  <w:i/>
+                </w:rPr>
+              </m:ctrlPr>
+            </m:sSubPr>
+            <m:e>
+              <m:r>
+                <w:rPr>
+                  <w:rFonts w:ascii="Cambria Math" w:hAnsi="Cambria Math"/>
+                </w:rPr>
+                <m:t>x</m:t>
+              </m:r>
+            </m:e>
+            <m:sub>
+              <m:r>
+                <w:rPr>
+                  <w:rFonts w:ascii="Cambria Math" w:hAnsi="Cambria Math"/>
+                </w:rPr>
+                <m:t>cart</m:t>
+              </m:r>
+            </m:sub>
+          </m:sSub>
+          <m:r>
+            <m:rPr>
+              <m:sty m:val="p"/>
+            </m:rPr>
+            <w:rPr>
+              <w:rFonts w:ascii="Cambria Math" w:hAnsi="Cambria Math"/>
+            </w:rPr>
+            <m:t>(t) = r(t)sinθ(t)</m:t>
+          </m:r>
+        </m:oMath>
+      </m:oMathPara>
     </w:p>
     <w:p>
       <w:pPr>
         <w:ind w:firstLine="720"/>
-      </w:pPr>
-      <m:oMath>
-        <m:sSub>
-          <m:sSubPr>
-            <m:ctrlPr>
-              <w:rPr>
-                <w:rFonts w:ascii="Cambria Math" w:hAnsi="Cambria Math"/>
-                <w:i/>
-              </w:rPr>
-            </m:ctrlPr>
-          </m:sSubPr>
-          <m:e>
-            <m:r>
-              <w:rPr>
-                <w:rFonts w:ascii="Cambria Math" w:hAnsi="Cambria Math"/>
-              </w:rPr>
-              <m:t>y</m:t>
-            </m:r>
-          </m:e>
-          <m:sub>
-            <m:r>
-              <w:rPr>
-                <w:rFonts w:ascii="Cambria Math" w:hAnsi="Cambria Math"/>
-              </w:rPr>
-              <m:t>cart</m:t>
-            </m:r>
-          </m:sub>
-        </m:sSub>
-        <m:r>
-          <m:rPr>
-            <m:sty m:val="p"/>
-          </m:rPr>
-          <w:rPr>
-            <w:rFonts w:ascii="Cambria Math" w:hAnsi="Cambria Math"/>
-          </w:rPr>
-          <m:t>(t) = -r(t)cosθ(t)</m:t>
-        </m:r>
-      </m:oMath>
-      <w:r>
-        <w:tab/>
-      </w:r>
-      <w:r>
-        <w:tab/>
-      </w:r>
-    </w:p>
-    <w:p/>
+        <w:jc w:val="center"/>
+      </w:pPr>
+      <m:oMathPara>
+        <m:oMath>
+          <m:sSub>
+            <m:sSubPr>
+              <m:ctrlPr>
+                <w:rPr>
+                  <w:rFonts w:ascii="Cambria Math" w:hAnsi="Cambria Math"/>
+                  <w:i/>
+                </w:rPr>
+              </m:ctrlPr>
+            </m:sSubPr>
+            <m:e>
+              <m:r>
+                <w:rPr>
+                  <w:rFonts w:ascii="Cambria Math" w:hAnsi="Cambria Math"/>
+                </w:rPr>
+                <m:t>y</m:t>
+              </m:r>
+            </m:e>
+            <m:sub>
+              <m:r>
+                <w:rPr>
+                  <w:rFonts w:ascii="Cambria Math" w:hAnsi="Cambria Math"/>
+                </w:rPr>
+                <m:t>cart</m:t>
+              </m:r>
+            </m:sub>
+          </m:sSub>
+          <m:r>
+            <m:rPr>
+              <m:sty m:val="p"/>
+            </m:rPr>
+            <w:rPr>
+              <w:rFonts w:ascii="Cambria Math" w:hAnsi="Cambria Math"/>
+            </w:rPr>
+            <m:t>(t) = -r(t)cosθ(t)</m:t>
+          </m:r>
+        </m:oMath>
+      </m:oMathPara>
+    </w:p>
     <w:p>
       <w:r>
         <w:t>The rope is modeled as a massless spring-damper system</w:t>
       </w:r>
-    </w:p>
-    <w:p>
-      <w:pPr>
-        <w:ind w:firstLine="720"/>
+      <w:r>
+        <w:t>:</w:t>
+      </w:r>
+    </w:p>
+    <w:p>
+      <w:pPr>
+        <w:pStyle w:val="ListParagraph"/>
+        <w:numPr>
+          <w:ilvl w:val="0"/>
+          <w:numId w:val="40"/>
+        </w:numPr>
       </w:pPr>
       <w:r>
         <w:t>A linear spring with stiffness k (N/m)</w:t>
       </w:r>
-    </w:p>
-    <w:p>
-      <w:pPr>
-        <w:ind w:firstLine="720"/>
+      <w:r>
+        <w:t>,</w:t>
+      </w:r>
+    </w:p>
+    <w:p>
+      <w:pPr>
+        <w:pStyle w:val="ListParagraph"/>
+        <w:numPr>
+          <w:ilvl w:val="0"/>
+          <w:numId w:val="40"/>
+        </w:numPr>
       </w:pPr>
       <w:r>
         <w:t>A viscous damper with coefficient c (N.s/m)</w:t>
+      </w:r>
+    </w:p>
+    <w:p>
+      <w:pPr>
+        <w:pStyle w:val="ListParagraph"/>
+        <w:ind w:left="1080"/>
+      </w:pPr>
+    </w:p>
+    <w:p>
+      <w:pPr>
+        <w:rPr>
+          <w:u w:val="single"/>
+        </w:rPr>
+      </w:pPr>
+      <w:r>
+        <w:rPr>
+          <w:u w:val="single"/>
+        </w:rPr>
+        <w:lastRenderedPageBreak/>
+        <w:t>The free body diagram of the robe</w:t>
+      </w:r>
+    </w:p>
+    <w:p>
+      <w:pPr>
+        <w:jc w:val="center"/>
+      </w:pPr>
+      <w:r>
+        <w:rPr>
+          <w:noProof/>
+        </w:rPr>
+        <w:drawing>
+          <wp:inline distT="0" distB="0" distL="0" distR="0" wp14:anchorId="1B89A511" wp14:editId="35D4B8A9">
+            <wp:extent cx="1422400" cy="1162050"/>
+            <wp:effectExtent l="0" t="0" r="6350" b="0"/>
+            <wp:docPr id="542836233" name="Picture 2"/>
+            <wp:cNvGraphicFramePr>
+              <a:graphicFrameLocks xmlns:a="http://schemas.openxmlformats.org/drawingml/2006/main" noChangeAspect="1"/>
+            </wp:cNvGraphicFramePr>
+            <a:graphic xmlns:a="http://schemas.openxmlformats.org/drawingml/2006/main">
+              <a:graphicData uri="http://schemas.openxmlformats.org/drawingml/2006/picture">
+                <pic:pic xmlns:pic="http://schemas.openxmlformats.org/drawingml/2006/picture">
+                  <pic:nvPicPr>
+                    <pic:cNvPr id="0" name="Picture 5"/>
+                    <pic:cNvPicPr>
+                      <a:picLocks noChangeAspect="1" noChangeArrowheads="1"/>
+                    </pic:cNvPicPr>
+                  </pic:nvPicPr>
+                  <pic:blipFill rotWithShape="1">
+                    <a:blip r:embed="rId8" cstate="print">
+                      <a:extLst>
+                        <a:ext uri="{28A0092B-C50C-407E-A947-70E740481C1C}">
+                          <a14:useLocalDpi xmlns:a14="http://schemas.microsoft.com/office/drawing/2010/main" val="0"/>
+                        </a:ext>
+                      </a:extLst>
+                    </a:blip>
+                    <a:srcRect l="52462" t="28502" r="23555" b="41694"/>
+                    <a:stretch>
+                      <a:fillRect/>
+                    </a:stretch>
+                  </pic:blipFill>
+                  <pic:spPr bwMode="auto">
+                    <a:xfrm>
+                      <a:off x="0" y="0"/>
+                      <a:ext cx="1422400" cy="1162050"/>
+                    </a:xfrm>
+                    <a:prstGeom prst="rect">
+                      <a:avLst/>
+                    </a:prstGeom>
+                    <a:noFill/>
+                    <a:ln>
+                      <a:noFill/>
+                    </a:ln>
+                    <a:extLst>
+                      <a:ext uri="{53640926-AAD7-44D8-BBD7-CCE9431645EC}">
+                        <a14:shadowObscured xmlns:a14="http://schemas.microsoft.com/office/drawing/2010/main"/>
+                      </a:ext>
+                    </a:extLst>
+                  </pic:spPr>
+                </pic:pic>
+              </a:graphicData>
+            </a:graphic>
+          </wp:inline>
+        </w:drawing>
       </w:r>
     </w:p>
     <w:p>
@@ -674,706 +818,684 @@
             <w:rPr>
               <w:rFonts w:ascii="Cambria Math" w:hAnsi="Cambria Math"/>
             </w:rPr>
-            <m:t>=kx+c</m:t>
+            <m:t>=kx+cẋ</m:t>
           </m:r>
+        </m:oMath>
+      </m:oMathPara>
+    </w:p>
+    <w:p>
+      <w:r>
+        <w:t xml:space="preserve">This force always acts along the rope, pulling the mass toward the pivot. </w:t>
+      </w:r>
+    </w:p>
+    <w:p>
+      <w:r>
+        <w:t>Radial acceleration:</w:t>
+      </w:r>
+    </w:p>
+    <w:p>
+      <w:pPr>
+        <w:jc w:val="center"/>
+      </w:pPr>
+      <m:oMathPara>
+        <m:oMath>
+          <m:sSub>
+            <m:sSubPr>
+              <m:ctrlPr>
+                <w:rPr>
+                  <w:rFonts w:ascii="Cambria Math" w:hAnsi="Cambria Math"/>
+                  <w:i/>
+                </w:rPr>
+              </m:ctrlPr>
+            </m:sSubPr>
+            <m:e>
+              <m:r>
+                <w:rPr>
+                  <w:rFonts w:ascii="Cambria Math" w:hAnsi="Cambria Math"/>
+                </w:rPr>
+                <m:t>a</m:t>
+              </m:r>
+            </m:e>
+            <m:sub>
+              <m:r>
+                <w:rPr>
+                  <w:rFonts w:ascii="Cambria Math" w:hAnsi="Cambria Math"/>
+                </w:rPr>
+                <m:t>r</m:t>
+              </m:r>
+            </m:sub>
+          </m:sSub>
           <m:r>
+            <m:rPr>
+              <m:sty m:val="p"/>
+            </m:rPr>
             <w:rPr>
               <w:rFonts w:ascii="Cambria Math" w:hAnsi="Cambria Math"/>
             </w:rPr>
-            <m:t>ẋ</m:t>
+            <m:t xml:space="preserve">= </m:t>
+          </m:r>
+          <m:r>
+            <m:rPr>
+              <m:sty m:val="p"/>
+            </m:rPr>
+            <w:rPr>
+              <w:rFonts w:ascii="Cambria Math" w:hAnsi="Cambria Math" w:cs="Cambria Math"/>
+            </w:rPr>
+            <m:t>r</m:t>
+          </m:r>
+          <m:r>
+            <m:rPr>
+              <m:sty m:val="p"/>
+            </m:rPr>
+            <w:rPr>
+              <w:rFonts w:ascii="Cambria Math" w:hAnsi="Cambria Math" w:cs="Calibri"/>
+            </w:rPr>
+            <m:t xml:space="preserve">̈ </m:t>
+          </m:r>
+          <m:r>
+            <m:rPr>
+              <m:sty m:val="p"/>
+            </m:rPr>
+            <w:rPr>
+              <w:rFonts w:ascii="Cambria Math" w:hAnsi="Cambria Math"/>
+            </w:rPr>
+            <m:t xml:space="preserve">- </m:t>
+          </m:r>
+          <m:r>
+            <m:rPr>
+              <m:sty m:val="p"/>
+            </m:rPr>
+            <w:rPr>
+              <w:rFonts w:ascii="Cambria Math" w:hAnsi="Cambria Math" w:cs="Cambria Math"/>
+            </w:rPr>
+            <m:t>r</m:t>
+          </m:r>
+          <m:sSup>
+            <m:sSupPr>
+              <m:ctrlPr>
+                <w:rPr>
+                  <w:rFonts w:ascii="Cambria Math" w:hAnsi="Cambria Math"/>
+                  <w:i/>
+                </w:rPr>
+              </m:ctrlPr>
+            </m:sSupPr>
+            <m:e>
+              <m:acc>
+                <m:accPr>
+                  <m:chr m:val="̇"/>
+                  <m:ctrlPr>
+                    <w:rPr>
+                      <w:rFonts w:ascii="Cambria Math" w:hAnsi="Cambria Math" w:cs="Cambria Math"/>
+                      <w:i/>
+                    </w:rPr>
+                  </m:ctrlPr>
+                </m:accPr>
+                <m:e>
+                  <m:r>
+                    <m:rPr>
+                      <m:sty m:val="p"/>
+                    </m:rPr>
+                    <w:rPr>
+                      <w:rFonts w:ascii="Cambria Math" w:hAnsi="Cambria Math"/>
+                    </w:rPr>
+                    <m:t>θ</m:t>
+                  </m:r>
+                </m:e>
+              </m:acc>
+            </m:e>
+            <m:sup>
+              <m:r>
+                <w:rPr>
+                  <w:rFonts w:ascii="Cambria Math" w:hAnsi="Cambria Math"/>
+                </w:rPr>
+                <m:t>2</m:t>
+              </m:r>
+            </m:sup>
+          </m:sSup>
+        </m:oMath>
+      </m:oMathPara>
+    </w:p>
+    <w:p>
+      <w:r>
+        <w:t>Tangential acceleration:</w:t>
+      </w:r>
+    </w:p>
+    <w:p>
+      <w:pPr>
+        <w:jc w:val="center"/>
+      </w:pPr>
+      <m:oMathPara>
+        <m:oMath>
+          <m:sSub>
+            <m:sSubPr>
+              <m:ctrlPr>
+                <w:rPr>
+                  <w:rFonts w:ascii="Cambria Math" w:hAnsi="Cambria Math"/>
+                  <w:i/>
+                </w:rPr>
+              </m:ctrlPr>
+            </m:sSubPr>
+            <m:e>
+              <m:r>
+                <w:rPr>
+                  <w:rFonts w:ascii="Cambria Math" w:hAnsi="Cambria Math"/>
+                </w:rPr>
+                <m:t>a</m:t>
+              </m:r>
+            </m:e>
+            <m:sub>
+              <m:r>
+                <m:rPr>
+                  <m:sty m:val="p"/>
+                </m:rPr>
+                <w:rPr>
+                  <w:rFonts w:ascii="Cambria Math" w:hAnsi="Cambria Math"/>
+                </w:rPr>
+                <m:t xml:space="preserve">θ </m:t>
+              </m:r>
+            </m:sub>
+          </m:sSub>
+          <m:r>
+            <m:rPr>
+              <m:sty m:val="p"/>
+            </m:rPr>
+            <w:rPr>
+              <w:rFonts w:ascii="Cambria Math" w:hAnsi="Cambria Math"/>
+            </w:rPr>
+            <m:t xml:space="preserve">= </m:t>
+          </m:r>
+          <m:r>
+            <m:rPr>
+              <m:sty m:val="p"/>
+            </m:rPr>
+            <w:rPr>
+              <w:rFonts w:ascii="Cambria Math" w:hAnsi="Cambria Math" w:cs="Cambria Math"/>
+            </w:rPr>
+            <m:t>r</m:t>
+          </m:r>
+          <m:acc>
+            <m:accPr>
+              <m:chr m:val="̈"/>
+              <m:ctrlPr>
+                <w:rPr>
+                  <w:rFonts w:ascii="Cambria Math" w:hAnsi="Cambria Math" w:cs="Cambria Math"/>
+                  <w:i/>
+                </w:rPr>
+              </m:ctrlPr>
+            </m:accPr>
+            <m:e>
+              <m:r>
+                <m:rPr>
+                  <m:sty m:val="p"/>
+                </m:rPr>
+                <w:rPr>
+                  <w:rFonts w:ascii="Cambria Math" w:hAnsi="Cambria Math"/>
+                </w:rPr>
+                <m:t>θ</m:t>
+              </m:r>
+            </m:e>
+          </m:acc>
+          <m:r>
+            <m:rPr>
+              <m:sty m:val="p"/>
+            </m:rPr>
+            <w:rPr>
+              <w:rFonts w:ascii="Cambria Math" w:hAnsi="Cambria Math" w:cs="Cambria Math"/>
+            </w:rPr>
+            <m:t>+2</m:t>
+          </m:r>
+          <m:acc>
+            <m:accPr>
+              <m:chr m:val="̇"/>
+              <m:ctrlPr>
+                <w:rPr>
+                  <w:rFonts w:ascii="Cambria Math" w:hAnsi="Cambria Math" w:cs="Cambria Math"/>
+                  <w:i/>
+                </w:rPr>
+              </m:ctrlPr>
+            </m:accPr>
+            <m:e>
+              <m:r>
+                <w:rPr>
+                  <w:rFonts w:ascii="Cambria Math" w:hAnsi="Cambria Math" w:cs="Cambria Math"/>
+                </w:rPr>
+                <m:t>r</m:t>
+              </m:r>
+            </m:e>
+          </m:acc>
+          <m:acc>
+            <m:accPr>
+              <m:chr m:val="̇"/>
+              <m:ctrlPr>
+                <w:rPr>
+                  <w:rFonts w:ascii="Cambria Math" w:hAnsi="Cambria Math" w:cs="Cambria Math"/>
+                  <w:i/>
+                </w:rPr>
+              </m:ctrlPr>
+            </m:accPr>
+            <m:e>
+              <m:r>
+                <m:rPr>
+                  <m:sty m:val="p"/>
+                </m:rPr>
+                <w:rPr>
+                  <w:rFonts w:ascii="Cambria Math" w:hAnsi="Cambria Math"/>
+                </w:rPr>
+                <m:t>θ</m:t>
+              </m:r>
+            </m:e>
+          </m:acc>
+        </m:oMath>
+      </m:oMathPara>
+    </w:p>
+    <w:p>
+      <w:r>
+        <w:t>For radial direction</w:t>
+      </w:r>
+      <w:r>
+        <w:t>:</w:t>
+      </w:r>
+    </w:p>
+    <w:p>
+      <w:pPr>
+        <w:jc w:val="center"/>
+      </w:pPr>
+      <m:oMathPara>
+        <m:oMath>
+          <m:nary>
+            <m:naryPr>
+              <m:chr m:val="∑"/>
+              <m:limLoc m:val="undOvr"/>
+              <m:subHide m:val="1"/>
+              <m:supHide m:val="1"/>
+              <m:ctrlPr>
+                <w:rPr>
+                  <w:rFonts w:ascii="Cambria Math" w:hAnsi="Cambria Math"/>
+                  <w:i/>
+                </w:rPr>
+              </m:ctrlPr>
+            </m:naryPr>
+            <m:sub/>
+            <m:sup/>
+            <m:e>
+              <m:sSub>
+                <m:sSubPr>
+                  <m:ctrlPr>
+                    <w:rPr>
+                      <w:rFonts w:ascii="Cambria Math" w:hAnsi="Cambria Math"/>
+                      <w:i/>
+                    </w:rPr>
+                  </m:ctrlPr>
+                </m:sSubPr>
+                <m:e>
+                  <m:r>
+                    <w:rPr>
+                      <w:rFonts w:ascii="Cambria Math" w:hAnsi="Cambria Math"/>
+                    </w:rPr>
+                    <m:t>F</m:t>
+                  </m:r>
+                </m:e>
+                <m:sub>
+                  <m:r>
+                    <w:rPr>
+                      <w:rFonts w:ascii="Cambria Math" w:hAnsi="Cambria Math"/>
+                    </w:rPr>
+                    <m:t>r</m:t>
+                  </m:r>
+                </m:sub>
+              </m:sSub>
+              <m:r>
+                <w:rPr>
+                  <w:rFonts w:ascii="Cambria Math" w:hAnsi="Cambria Math"/>
+                </w:rPr>
+                <m:t xml:space="preserve"> </m:t>
+              </m:r>
+              <m:r>
+                <m:rPr>
+                  <m:sty m:val="p"/>
+                </m:rPr>
+                <w:rPr>
+                  <w:rFonts w:ascii="Cambria Math" w:hAnsi="Cambria Math"/>
+                </w:rPr>
+                <m:t>= m</m:t>
+              </m:r>
+              <m:sSub>
+                <m:sSubPr>
+                  <m:ctrlPr>
+                    <w:rPr>
+                      <w:rFonts w:ascii="Cambria Math" w:hAnsi="Cambria Math"/>
+                      <w:i/>
+                    </w:rPr>
+                  </m:ctrlPr>
+                </m:sSubPr>
+                <m:e>
+                  <m:r>
+                    <w:rPr>
+                      <w:rFonts w:ascii="Cambria Math" w:hAnsi="Cambria Math"/>
+                    </w:rPr>
+                    <m:t>a</m:t>
+                  </m:r>
+                </m:e>
+                <m:sub>
+                  <m:r>
+                    <w:rPr>
+                      <w:rFonts w:ascii="Cambria Math" w:hAnsi="Cambria Math"/>
+                    </w:rPr>
+                    <m:t>r</m:t>
+                  </m:r>
+                </m:sub>
+              </m:sSub>
+            </m:e>
+          </m:nary>
+        </m:oMath>
+      </m:oMathPara>
+    </w:p>
+    <w:p>
+      <w:pPr>
+        <w:jc w:val="center"/>
+        <w:rPr>
+          <w:rFonts w:ascii="Cambria Math" w:hAnsi="Cambria Math"/>
+        </w:rPr>
+      </w:pPr>
+      <m:oMathPara>
+        <m:oMath>
+          <m:nary>
+            <m:naryPr>
+              <m:chr m:val="∑"/>
+              <m:limLoc m:val="undOvr"/>
+              <m:subHide m:val="1"/>
+              <m:supHide m:val="1"/>
+              <m:ctrlPr>
+                <w:rPr>
+                  <w:rFonts w:ascii="Cambria Math" w:hAnsi="Cambria Math"/>
+                  <w:i/>
+                </w:rPr>
+              </m:ctrlPr>
+            </m:naryPr>
+            <m:sub/>
+            <m:sup/>
+            <m:e>
+              <m:sSub>
+                <m:sSubPr>
+                  <m:ctrlPr>
+                    <w:rPr>
+                      <w:rFonts w:ascii="Cambria Math" w:hAnsi="Cambria Math"/>
+                      <w:i/>
+                    </w:rPr>
+                  </m:ctrlPr>
+                </m:sSubPr>
+                <m:e>
+                  <m:r>
+                    <w:rPr>
+                      <w:rFonts w:ascii="Cambria Math" w:hAnsi="Cambria Math"/>
+                    </w:rPr>
+                    <m:t>F</m:t>
+                  </m:r>
+                </m:e>
+                <m:sub>
+                  <m:r>
+                    <w:rPr>
+                      <w:rFonts w:ascii="Cambria Math" w:hAnsi="Cambria Math"/>
+                    </w:rPr>
+                    <m:t>r</m:t>
+                  </m:r>
+                </m:sub>
+              </m:sSub>
+              <m:r>
+                <w:rPr>
+                  <w:rFonts w:ascii="Cambria Math" w:hAnsi="Cambria Math"/>
+                </w:rPr>
+                <m:t xml:space="preserve"> </m:t>
+              </m:r>
+              <m:r>
+                <m:rPr>
+                  <m:sty m:val="p"/>
+                </m:rPr>
+                <w:rPr>
+                  <w:rFonts w:ascii="Cambria Math" w:hAnsi="Cambria Math"/>
+                </w:rPr>
+                <m:t xml:space="preserve">= </m:t>
+              </m:r>
+              <m:sSub>
+                <m:sSubPr>
+                  <m:ctrlPr>
+                    <w:rPr>
+                      <w:rFonts w:ascii="Cambria Math" w:hAnsi="Cambria Math"/>
+                      <w:i/>
+                    </w:rPr>
+                  </m:ctrlPr>
+                </m:sSubPr>
+                <m:e>
+                  <m:r>
+                    <w:rPr>
+                      <w:rFonts w:ascii="Cambria Math" w:hAnsi="Cambria Math"/>
+                    </w:rPr>
+                    <m:t>W</m:t>
+                  </m:r>
+                </m:e>
+                <m:sub>
+                  <m:r>
+                    <w:rPr>
+                      <w:rFonts w:ascii="Cambria Math" w:hAnsi="Cambria Math"/>
+                    </w:rPr>
+                    <m:t>r</m:t>
+                  </m:r>
+                </m:sub>
+              </m:sSub>
+              <m:r>
+                <m:rPr>
+                  <m:sty m:val="p"/>
+                </m:rPr>
+                <w:rPr>
+                  <w:rFonts w:ascii="Cambria Math" w:hAnsi="Cambria Math"/>
+                </w:rPr>
+                <m:t xml:space="preserve"> + </m:t>
+              </m:r>
+              <m:sSub>
+                <m:sSubPr>
+                  <m:ctrlPr>
+                    <w:rPr>
+                      <w:rFonts w:ascii="Cambria Math" w:hAnsi="Cambria Math"/>
+                      <w:i/>
+                    </w:rPr>
+                  </m:ctrlPr>
+                </m:sSubPr>
+                <m:e>
+                  <m:r>
+                    <w:rPr>
+                      <w:rFonts w:ascii="Cambria Math" w:hAnsi="Cambria Math"/>
+                    </w:rPr>
+                    <m:t>F</m:t>
+                  </m:r>
+                </m:e>
+                <m:sub>
+                  <m:r>
+                    <w:rPr>
+                      <w:rFonts w:ascii="Cambria Math" w:hAnsi="Cambria Math"/>
+                    </w:rPr>
+                    <m:t>rope,r</m:t>
+                  </m:r>
+                </m:sub>
+              </m:sSub>
+              <m:r>
+                <m:rPr>
+                  <m:sty m:val="p"/>
+                </m:rPr>
+                <w:rPr>
+                  <w:rFonts w:ascii="Cambria Math" w:hAnsi="Cambria Math"/>
+                </w:rPr>
+                <m:t>= mgcosθ - (kx + c</m:t>
+              </m:r>
+              <m:acc>
+                <m:accPr>
+                  <m:chr m:val="̇"/>
+                  <m:ctrlPr>
+                    <w:rPr>
+                      <w:rFonts w:ascii="Cambria Math" w:hAnsi="Cambria Math" w:cs="Cambria Math"/>
+                      <w:i/>
+                    </w:rPr>
+                  </m:ctrlPr>
+                </m:accPr>
+                <m:e>
+                  <m:r>
+                    <m:rPr>
+                      <m:sty m:val="p"/>
+                    </m:rPr>
+                    <w:rPr>
+                      <w:rFonts w:ascii="Cambria Math" w:hAnsi="Cambria Math"/>
+                    </w:rPr>
+                    <m:t>x</m:t>
+                  </m:r>
+                </m:e>
+              </m:acc>
+              <m:r>
+                <m:rPr>
+                  <m:sty m:val="p"/>
+                </m:rPr>
+                <w:rPr>
+                  <w:rFonts w:ascii="Cambria Math" w:hAnsi="Cambria Math"/>
+                </w:rPr>
+                <m:t>)</m:t>
+              </m:r>
+            </m:e>
+          </m:nary>
+        </m:oMath>
+      </m:oMathPara>
+    </w:p>
+    <w:p/>
+    <w:p>
+      <w:pPr>
+        <w:jc w:val="center"/>
+        <w:rPr>
+          <w:rFonts w:ascii="Cambria Math" w:hAnsi="Cambria Math" w:cs="Cambria Math"/>
+        </w:rPr>
+      </w:pPr>
+      <m:oMathPara>
+        <m:oMath>
+          <m:sSub>
+            <m:sSubPr>
+              <m:ctrlPr>
+                <w:rPr>
+                  <w:rFonts w:ascii="Cambria Math" w:hAnsi="Cambria Math"/>
+                  <w:i/>
+                </w:rPr>
+              </m:ctrlPr>
+            </m:sSubPr>
+            <m:e>
+              <m:r>
+                <w:rPr>
+                  <w:rFonts w:ascii="Cambria Math" w:hAnsi="Cambria Math"/>
+                </w:rPr>
+                <m:t>ma</m:t>
+              </m:r>
+            </m:e>
+            <m:sub>
+              <m:r>
+                <w:rPr>
+                  <w:rFonts w:ascii="Cambria Math" w:hAnsi="Cambria Math"/>
+                </w:rPr>
+                <m:t>r</m:t>
+              </m:r>
+            </m:sub>
+          </m:sSub>
+          <m:r>
+            <m:rPr>
+              <m:sty m:val="p"/>
+            </m:rPr>
+            <w:rPr>
+              <w:rFonts w:ascii="Cambria Math" w:hAnsi="Cambria Math"/>
+            </w:rPr>
+            <m:t>= m(</m:t>
+          </m:r>
+          <m:r>
+            <m:rPr>
+              <m:sty m:val="p"/>
+            </m:rPr>
+            <w:rPr>
+              <w:rFonts w:ascii="Cambria Math" w:hAnsi="Cambria Math" w:cs="Cambria Math"/>
+            </w:rPr>
+            <m:t>r</m:t>
+          </m:r>
+          <m:r>
+            <m:rPr>
+              <m:sty m:val="p"/>
+            </m:rPr>
+            <w:rPr>
+              <w:rFonts w:ascii="Cambria Math" w:hAnsi="Cambria Math" w:cs="Calibri"/>
+            </w:rPr>
+            <m:t xml:space="preserve">̈ </m:t>
+          </m:r>
+          <m:r>
+            <m:rPr>
+              <m:sty m:val="p"/>
+            </m:rPr>
+            <w:rPr>
+              <w:rFonts w:ascii="Cambria Math" w:hAnsi="Cambria Math"/>
+            </w:rPr>
+            <m:t xml:space="preserve">- </m:t>
+          </m:r>
+          <m:r>
+            <m:rPr>
+              <m:sty m:val="p"/>
+            </m:rPr>
+            <w:rPr>
+              <w:rFonts w:ascii="Cambria Math" w:hAnsi="Cambria Math" w:cs="Cambria Math"/>
+            </w:rPr>
+            <m:t>r</m:t>
+          </m:r>
+          <m:sSup>
+            <m:sSupPr>
+              <m:ctrlPr>
+                <w:rPr>
+                  <w:rFonts w:ascii="Cambria Math" w:hAnsi="Cambria Math"/>
+                  <w:i/>
+                </w:rPr>
+              </m:ctrlPr>
+            </m:sSupPr>
+            <m:e>
+              <m:acc>
+                <m:accPr>
+                  <m:chr m:val="̇"/>
+                  <m:ctrlPr>
+                    <w:rPr>
+                      <w:rFonts w:ascii="Cambria Math" w:hAnsi="Cambria Math" w:cs="Cambria Math"/>
+                      <w:i/>
+                    </w:rPr>
+                  </m:ctrlPr>
+                </m:accPr>
+                <m:e>
+                  <m:r>
+                    <m:rPr>
+                      <m:sty m:val="p"/>
+                    </m:rPr>
+                    <w:rPr>
+                      <w:rFonts w:ascii="Cambria Math" w:hAnsi="Cambria Math"/>
+                    </w:rPr>
+                    <m:t>θ</m:t>
+                  </m:r>
+                </m:e>
+              </m:acc>
+            </m:e>
+            <m:sup>
+              <m:r>
+                <w:rPr>
+                  <w:rFonts w:ascii="Cambria Math" w:hAnsi="Cambria Math"/>
+                </w:rPr>
+                <m:t>2</m:t>
+              </m:r>
+            </m:sup>
+          </m:sSup>
+          <m:r>
+            <m:rPr>
+              <m:sty m:val="p"/>
+            </m:rPr>
+            <w:rPr>
+              <w:rFonts w:ascii="Cambria Math" w:hAnsi="Cambria Math" w:cs="Cambria Math"/>
+            </w:rPr>
+            <m:t>)</m:t>
           </m:r>
         </m:oMath>
       </m:oMathPara>
-    </w:p>
-    <w:p>
-      <w:r>
-        <w:t xml:space="preserve">This force always acts along the rope, pulling the mass toward the pivot. </w:t>
-      </w:r>
-    </w:p>
-    <w:p>
-      <w:r>
-        <w:t>Radial acceleration:</w:t>
-      </w:r>
-    </w:p>
-    <w:p>
-      <m:oMath>
-        <m:sSub>
-          <m:sSubPr>
-            <m:ctrlPr>
-              <w:rPr>
-                <w:rFonts w:ascii="Cambria Math" w:hAnsi="Cambria Math"/>
-                <w:i/>
-              </w:rPr>
-            </m:ctrlPr>
-          </m:sSubPr>
-          <m:e>
-            <m:r>
-              <w:rPr>
-                <w:rFonts w:ascii="Cambria Math" w:hAnsi="Cambria Math"/>
-              </w:rPr>
-              <m:t>a</m:t>
-            </m:r>
-          </m:e>
-          <m:sub>
-            <m:r>
-              <w:rPr>
-                <w:rFonts w:ascii="Cambria Math" w:hAnsi="Cambria Math"/>
-              </w:rPr>
-              <m:t>r</m:t>
-            </m:r>
-          </m:sub>
-        </m:sSub>
-        <m:r>
-          <m:rPr>
-            <m:sty m:val="p"/>
-          </m:rPr>
-          <w:rPr>
-            <w:rFonts w:ascii="Cambria Math" w:hAnsi="Cambria Math"/>
-          </w:rPr>
-          <m:t xml:space="preserve">= </m:t>
-        </m:r>
-        <m:r>
-          <m:rPr>
-            <m:sty m:val="p"/>
-          </m:rPr>
-          <w:rPr>
-            <w:rFonts w:ascii="Cambria Math" w:hAnsi="Cambria Math" w:cs="Cambria Math"/>
-          </w:rPr>
-          <m:t>r</m:t>
-        </m:r>
-        <m:r>
-          <m:rPr>
-            <m:sty m:val="p"/>
-          </m:rPr>
-          <w:rPr>
-            <w:rFonts w:ascii="Cambria Math" w:hAnsi="Cambria Math" w:cs="Calibri"/>
-          </w:rPr>
-          <m:t xml:space="preserve">̈ </m:t>
-        </m:r>
-        <m:r>
-          <m:rPr>
-            <m:sty m:val="p"/>
-          </m:rPr>
-          <w:rPr>
-            <w:rFonts w:ascii="Cambria Math" w:hAnsi="Cambria Math"/>
-          </w:rPr>
-          <m:t xml:space="preserve">- </m:t>
-        </m:r>
-        <m:r>
-          <m:rPr>
-            <m:sty m:val="p"/>
-          </m:rPr>
-          <w:rPr>
-            <w:rFonts w:ascii="Cambria Math" w:hAnsi="Cambria Math" w:cs="Cambria Math"/>
-          </w:rPr>
-          <m:t>r</m:t>
-        </m:r>
-        <m:sSup>
-          <m:sSupPr>
-            <m:ctrlPr>
-              <w:rPr>
-                <w:rFonts w:ascii="Cambria Math" w:hAnsi="Cambria Math"/>
-                <w:i/>
-              </w:rPr>
-            </m:ctrlPr>
-          </m:sSupPr>
-          <m:e>
-            <m:acc>
-              <m:accPr>
-                <m:chr m:val="̇"/>
-                <m:ctrlPr>
-                  <w:rPr>
-                    <w:rFonts w:ascii="Cambria Math" w:hAnsi="Cambria Math" w:cs="Cambria Math"/>
-                    <w:i/>
-                  </w:rPr>
-                </m:ctrlPr>
-              </m:accPr>
-              <m:e>
-                <m:r>
-                  <m:rPr>
-                    <m:sty m:val="p"/>
-                  </m:rPr>
-                  <w:rPr>
-                    <w:rFonts w:ascii="Cambria Math" w:hAnsi="Cambria Math"/>
-                  </w:rPr>
-                  <m:t>θ</m:t>
-                </m:r>
-              </m:e>
-            </m:acc>
-          </m:e>
-          <m:sup>
-            <m:r>
-              <w:rPr>
-                <w:rFonts w:ascii="Cambria Math" w:hAnsi="Cambria Math"/>
-              </w:rPr>
-              <m:t>2</m:t>
-            </m:r>
-          </m:sup>
-        </m:sSup>
-      </m:oMath>
-      <w:r>
-        <w:t xml:space="preserve"> </w:t>
-      </w:r>
-    </w:p>
-    <w:p>
-      <w:r>
-        <w:t>Tangential acceleration:</w:t>
-      </w:r>
-    </w:p>
-    <w:p>
-      <w:r>
-        <w:rPr>
-          <w:rFonts w:ascii="Cambria Math" w:hAnsi="Cambria Math"/>
-          <w:i/>
-        </w:rPr>
-        <w:t xml:space="preserve"> </w:t>
-      </w:r>
-      <m:oMath>
-        <m:sSub>
-          <m:sSubPr>
-            <m:ctrlPr>
-              <w:rPr>
-                <w:rFonts w:ascii="Cambria Math" w:hAnsi="Cambria Math"/>
-                <w:i/>
-              </w:rPr>
-            </m:ctrlPr>
-          </m:sSubPr>
-          <m:e>
-            <m:r>
-              <w:rPr>
-                <w:rFonts w:ascii="Cambria Math" w:hAnsi="Cambria Math"/>
-              </w:rPr>
-              <m:t>a</m:t>
-            </m:r>
-          </m:e>
-          <m:sub>
-            <m:r>
-              <m:rPr>
-                <m:sty m:val="p"/>
-              </m:rPr>
-              <w:rPr>
-                <w:rFonts w:ascii="Cambria Math" w:hAnsi="Cambria Math"/>
-              </w:rPr>
-              <m:t>θ</m:t>
-            </m:r>
-            <m:r>
-              <m:rPr>
-                <m:sty m:val="p"/>
-              </m:rPr>
-              <w:rPr>
-                <w:rFonts w:ascii="Cambria Math" w:hAnsi="Cambria Math"/>
-              </w:rPr>
-              <m:t xml:space="preserve"> </m:t>
-            </m:r>
-          </m:sub>
-        </m:sSub>
-        <m:r>
-          <m:rPr>
-            <m:sty m:val="p"/>
-          </m:rPr>
-          <w:rPr>
-            <w:rFonts w:ascii="Cambria Math" w:hAnsi="Cambria Math"/>
-          </w:rPr>
-          <m:t xml:space="preserve">= </m:t>
-        </m:r>
-        <m:r>
-          <m:rPr>
-            <m:sty m:val="p"/>
-          </m:rPr>
-          <w:rPr>
-            <w:rFonts w:ascii="Cambria Math" w:hAnsi="Cambria Math" w:cs="Cambria Math"/>
-          </w:rPr>
-          <m:t>r</m:t>
-        </m:r>
-        <m:acc>
-          <m:accPr>
-            <m:chr m:val="̈"/>
-            <m:ctrlPr>
-              <w:rPr>
-                <w:rFonts w:ascii="Cambria Math" w:hAnsi="Cambria Math" w:cs="Cambria Math"/>
-                <w:i/>
-              </w:rPr>
-            </m:ctrlPr>
-          </m:accPr>
-          <m:e>
-            <m:r>
-              <m:rPr>
-                <m:sty m:val="p"/>
-              </m:rPr>
-              <w:rPr>
-                <w:rFonts w:ascii="Cambria Math" w:hAnsi="Cambria Math"/>
-              </w:rPr>
-              <m:t>θ</m:t>
-            </m:r>
-          </m:e>
-        </m:acc>
-        <m:r>
-          <m:rPr>
-            <m:sty m:val="p"/>
-          </m:rPr>
-          <w:rPr>
-            <w:rFonts w:ascii="Cambria Math" w:hAnsi="Cambria Math" w:cs="Cambria Math"/>
-          </w:rPr>
-          <m:t>+2</m:t>
-        </m:r>
-        <m:acc>
-          <m:accPr>
-            <m:chr m:val="̇"/>
-            <m:ctrlPr>
-              <w:rPr>
-                <w:rFonts w:ascii="Cambria Math" w:hAnsi="Cambria Math" w:cs="Cambria Math"/>
-                <w:i/>
-              </w:rPr>
-            </m:ctrlPr>
-          </m:accPr>
-          <m:e>
-            <m:r>
-              <w:rPr>
-                <w:rFonts w:ascii="Cambria Math" w:hAnsi="Cambria Math" w:cs="Cambria Math"/>
-              </w:rPr>
-              <m:t>r</m:t>
-            </m:r>
-          </m:e>
-        </m:acc>
-        <m:acc>
-          <m:accPr>
-            <m:chr m:val="̇"/>
-            <m:ctrlPr>
-              <w:rPr>
-                <w:rFonts w:ascii="Cambria Math" w:hAnsi="Cambria Math" w:cs="Cambria Math"/>
-                <w:i/>
-              </w:rPr>
-            </m:ctrlPr>
-          </m:accPr>
-          <m:e>
-            <m:r>
-              <m:rPr>
-                <m:sty m:val="p"/>
-              </m:rPr>
-              <w:rPr>
-                <w:rFonts w:ascii="Cambria Math" w:hAnsi="Cambria Math"/>
-              </w:rPr>
-              <m:t>θ</m:t>
-            </m:r>
-          </m:e>
-        </m:acc>
-      </m:oMath>
-      <w:r>
-        <w:t xml:space="preserve"> </w:t>
-      </w:r>
-    </w:p>
-    <w:p>
-      <w:r>
-        <w:t>For radial direction</w:t>
-      </w:r>
-      <w:r>
-        <w:t>:</w:t>
-      </w:r>
-    </w:p>
-    <w:p>
-      <m:oMath>
-        <m:nary>
-          <m:naryPr>
-            <m:chr m:val="∑"/>
-            <m:limLoc m:val="undOvr"/>
-            <m:subHide m:val="1"/>
-            <m:supHide m:val="1"/>
-            <m:ctrlPr>
-              <w:rPr>
-                <w:rFonts w:ascii="Cambria Math" w:hAnsi="Cambria Math"/>
-                <w:i/>
-              </w:rPr>
-            </m:ctrlPr>
-          </m:naryPr>
-          <m:sub/>
-          <m:sup/>
-          <m:e>
-            <m:sSub>
-              <m:sSubPr>
-                <m:ctrlPr>
-                  <w:rPr>
-                    <w:rFonts w:ascii="Cambria Math" w:hAnsi="Cambria Math"/>
-                    <w:i/>
-                  </w:rPr>
-                </m:ctrlPr>
-              </m:sSubPr>
-              <m:e>
-                <m:r>
-                  <w:rPr>
-                    <w:rFonts w:ascii="Cambria Math" w:hAnsi="Cambria Math"/>
-                  </w:rPr>
-                  <m:t>F</m:t>
-                </m:r>
-              </m:e>
-              <m:sub>
-                <m:r>
-                  <w:rPr>
-                    <w:rFonts w:ascii="Cambria Math" w:hAnsi="Cambria Math"/>
-                  </w:rPr>
-                  <m:t>r</m:t>
-                </m:r>
-              </m:sub>
-            </m:sSub>
-            <m:r>
-              <w:rPr>
-                <w:rFonts w:ascii="Cambria Math" w:hAnsi="Cambria Math"/>
-              </w:rPr>
-              <m:t xml:space="preserve"> </m:t>
-            </m:r>
-            <m:r>
-              <m:rPr>
-                <m:sty m:val="p"/>
-              </m:rPr>
-              <w:rPr>
-                <w:rFonts w:ascii="Cambria Math" w:hAnsi="Cambria Math"/>
-              </w:rPr>
-              <m:t>= m</m:t>
-            </m:r>
-            <m:sSub>
-              <m:sSubPr>
-                <m:ctrlPr>
-                  <w:rPr>
-                    <w:rFonts w:ascii="Cambria Math" w:hAnsi="Cambria Math"/>
-                    <w:i/>
-                  </w:rPr>
-                </m:ctrlPr>
-              </m:sSubPr>
-              <m:e>
-                <m:r>
-                  <w:rPr>
-                    <w:rFonts w:ascii="Cambria Math" w:hAnsi="Cambria Math"/>
-                  </w:rPr>
-                  <m:t>a</m:t>
-                </m:r>
-              </m:e>
-              <m:sub>
-                <m:r>
-                  <w:rPr>
-                    <w:rFonts w:ascii="Cambria Math" w:hAnsi="Cambria Math"/>
-                  </w:rPr>
-                  <m:t>r</m:t>
-                </m:r>
-              </m:sub>
-            </m:sSub>
-          </m:e>
-        </m:nary>
-      </m:oMath>
-      <w:r>
-        <w:t xml:space="preserve"> </w:t>
-      </w:r>
-    </w:p>
-    <w:p>
-      <w:pPr>
-        <w:rPr>
-          <w:rFonts w:ascii="Cambria Math" w:hAnsi="Cambria Math"/>
-        </w:rPr>
-      </w:pPr>
-      <m:oMath>
-        <m:nary>
-          <m:naryPr>
-            <m:chr m:val="∑"/>
-            <m:limLoc m:val="undOvr"/>
-            <m:subHide m:val="1"/>
-            <m:supHide m:val="1"/>
-            <m:ctrlPr>
-              <w:rPr>
-                <w:rFonts w:ascii="Cambria Math" w:hAnsi="Cambria Math"/>
-                <w:i/>
-              </w:rPr>
-            </m:ctrlPr>
-          </m:naryPr>
-          <m:sub/>
-          <m:sup/>
-          <m:e>
-            <m:sSub>
-              <m:sSubPr>
-                <m:ctrlPr>
-                  <w:rPr>
-                    <w:rFonts w:ascii="Cambria Math" w:hAnsi="Cambria Math"/>
-                    <w:i/>
-                  </w:rPr>
-                </m:ctrlPr>
-              </m:sSubPr>
-              <m:e>
-                <m:r>
-                  <w:rPr>
-                    <w:rFonts w:ascii="Cambria Math" w:hAnsi="Cambria Math"/>
-                  </w:rPr>
-                  <m:t>F</m:t>
-                </m:r>
-              </m:e>
-              <m:sub>
-                <m:r>
-                  <w:rPr>
-                    <w:rFonts w:ascii="Cambria Math" w:hAnsi="Cambria Math"/>
-                  </w:rPr>
-                  <m:t>r</m:t>
-                </m:r>
-              </m:sub>
-            </m:sSub>
-            <m:r>
-              <w:rPr>
-                <w:rFonts w:ascii="Cambria Math" w:hAnsi="Cambria Math"/>
-              </w:rPr>
-              <m:t xml:space="preserve"> </m:t>
-            </m:r>
-            <m:r>
-              <m:rPr>
-                <m:sty m:val="p"/>
-              </m:rPr>
-              <w:rPr>
-                <w:rFonts w:ascii="Cambria Math" w:hAnsi="Cambria Math"/>
-              </w:rPr>
-              <m:t xml:space="preserve">= </m:t>
-            </m:r>
-            <m:sSub>
-              <m:sSubPr>
-                <m:ctrlPr>
-                  <w:rPr>
-                    <w:rFonts w:ascii="Cambria Math" w:hAnsi="Cambria Math"/>
-                    <w:i/>
-                  </w:rPr>
-                </m:ctrlPr>
-              </m:sSubPr>
-              <m:e>
-                <m:r>
-                  <w:rPr>
-                    <w:rFonts w:ascii="Cambria Math" w:hAnsi="Cambria Math"/>
-                  </w:rPr>
-                  <m:t>W</m:t>
-                </m:r>
-              </m:e>
-              <m:sub>
-                <m:r>
-                  <w:rPr>
-                    <w:rFonts w:ascii="Cambria Math" w:hAnsi="Cambria Math"/>
-                  </w:rPr>
-                  <m:t>r</m:t>
-                </m:r>
-              </m:sub>
-            </m:sSub>
-            <m:r>
-              <m:rPr>
-                <m:sty m:val="p"/>
-              </m:rPr>
-              <w:rPr>
-                <w:rFonts w:ascii="Cambria Math" w:hAnsi="Cambria Math"/>
-              </w:rPr>
-              <m:t xml:space="preserve"> + </m:t>
-            </m:r>
-            <m:sSub>
-              <m:sSubPr>
-                <m:ctrlPr>
-                  <w:rPr>
-                    <w:rFonts w:ascii="Cambria Math" w:hAnsi="Cambria Math"/>
-                    <w:i/>
-                  </w:rPr>
-                </m:ctrlPr>
-              </m:sSubPr>
-              <m:e>
-                <m:r>
-                  <w:rPr>
-                    <w:rFonts w:ascii="Cambria Math" w:hAnsi="Cambria Math"/>
-                  </w:rPr>
-                  <m:t>F</m:t>
-                </m:r>
-              </m:e>
-              <m:sub>
-                <m:r>
-                  <w:rPr>
-                    <w:rFonts w:ascii="Cambria Math" w:hAnsi="Cambria Math"/>
-                  </w:rPr>
-                  <m:t>rope,r</m:t>
-                </m:r>
-              </m:sub>
-            </m:sSub>
-            <m:r>
-              <m:rPr>
-                <m:sty m:val="p"/>
-              </m:rPr>
-              <w:rPr>
-                <w:rFonts w:ascii="Cambria Math" w:hAnsi="Cambria Math"/>
-              </w:rPr>
-              <m:t>= mgcosθ - (kx + c</m:t>
-            </m:r>
-            <m:acc>
-              <m:accPr>
-                <m:chr m:val="̇"/>
-                <m:ctrlPr>
-                  <w:rPr>
-                    <w:rFonts w:ascii="Cambria Math" w:hAnsi="Cambria Math" w:cs="Cambria Math"/>
-                    <w:i/>
-                  </w:rPr>
-                </m:ctrlPr>
-              </m:accPr>
-              <m:e>
-                <m:r>
-                  <m:rPr>
-                    <m:sty m:val="p"/>
-                  </m:rPr>
-                  <w:rPr>
-                    <w:rFonts w:ascii="Cambria Math" w:hAnsi="Cambria Math"/>
-                  </w:rPr>
-                  <m:t>x</m:t>
-                </m:r>
-              </m:e>
-            </m:acc>
-            <m:r>
-              <m:rPr>
-                <m:sty m:val="p"/>
-              </m:rPr>
-              <w:rPr>
-                <w:rFonts w:ascii="Cambria Math" w:hAnsi="Cambria Math"/>
-              </w:rPr>
-              <m:t>)</m:t>
-            </m:r>
-          </m:e>
-        </m:nary>
-      </m:oMath>
-      <w:r>
-        <w:t xml:space="preserve"> </w:t>
-      </w:r>
-    </w:p>
-    <w:p/>
-    <w:p>
-      <w:pPr>
-        <w:rPr>
-          <w:rFonts w:ascii="Cambria Math" w:hAnsi="Cambria Math" w:cs="Cambria Math"/>
-        </w:rPr>
-      </w:pPr>
-      <m:oMath>
-        <m:sSub>
-          <m:sSubPr>
-            <m:ctrlPr>
-              <w:rPr>
-                <w:rFonts w:ascii="Cambria Math" w:hAnsi="Cambria Math"/>
-                <w:i/>
-              </w:rPr>
-            </m:ctrlPr>
-          </m:sSubPr>
-          <m:e>
-            <m:r>
-              <w:rPr>
-                <w:rFonts w:ascii="Cambria Math" w:hAnsi="Cambria Math"/>
-              </w:rPr>
-              <m:t>m</m:t>
-            </m:r>
-            <m:r>
-              <w:rPr>
-                <w:rFonts w:ascii="Cambria Math" w:hAnsi="Cambria Math"/>
-              </w:rPr>
-              <m:t>a</m:t>
-            </m:r>
-          </m:e>
-          <m:sub>
-            <m:r>
-              <w:rPr>
-                <w:rFonts w:ascii="Cambria Math" w:hAnsi="Cambria Math"/>
-              </w:rPr>
-              <m:t>r</m:t>
-            </m:r>
-          </m:sub>
-        </m:sSub>
-        <m:r>
-          <m:rPr>
-            <m:sty m:val="p"/>
-          </m:rPr>
-          <w:rPr>
-            <w:rFonts w:ascii="Cambria Math" w:hAnsi="Cambria Math"/>
-          </w:rPr>
-          <m:t>= m(</m:t>
-        </m:r>
-        <m:r>
-          <m:rPr>
-            <m:sty m:val="p"/>
-          </m:rPr>
-          <w:rPr>
-            <w:rFonts w:ascii="Cambria Math" w:hAnsi="Cambria Math" w:cs="Cambria Math"/>
-          </w:rPr>
-          <m:t>r</m:t>
-        </m:r>
-        <m:r>
-          <m:rPr>
-            <m:sty m:val="p"/>
-          </m:rPr>
-          <w:rPr>
-            <w:rFonts w:ascii="Cambria Math" w:hAnsi="Cambria Math" w:cs="Calibri"/>
-          </w:rPr>
-          <m:t xml:space="preserve">̈ </m:t>
-        </m:r>
-        <m:r>
-          <m:rPr>
-            <m:sty m:val="p"/>
-          </m:rPr>
-          <w:rPr>
-            <w:rFonts w:ascii="Cambria Math" w:hAnsi="Cambria Math"/>
-          </w:rPr>
-          <m:t xml:space="preserve">- </m:t>
-        </m:r>
-        <m:r>
-          <m:rPr>
-            <m:sty m:val="p"/>
-          </m:rPr>
-          <w:rPr>
-            <w:rFonts w:ascii="Cambria Math" w:hAnsi="Cambria Math" w:cs="Cambria Math"/>
-          </w:rPr>
-          <m:t>r</m:t>
-        </m:r>
-        <m:sSup>
-          <m:sSupPr>
-            <m:ctrlPr>
-              <w:rPr>
-                <w:rFonts w:ascii="Cambria Math" w:hAnsi="Cambria Math"/>
-                <w:i/>
-              </w:rPr>
-            </m:ctrlPr>
-          </m:sSupPr>
-          <m:e>
-            <m:acc>
-              <m:accPr>
-                <m:chr m:val="̇"/>
-                <m:ctrlPr>
-                  <w:rPr>
-                    <w:rFonts w:ascii="Cambria Math" w:hAnsi="Cambria Math" w:cs="Cambria Math"/>
-                    <w:i/>
-                  </w:rPr>
-                </m:ctrlPr>
-              </m:accPr>
-              <m:e>
-                <m:r>
-                  <m:rPr>
-                    <m:sty m:val="p"/>
-                  </m:rPr>
-                  <w:rPr>
-                    <w:rFonts w:ascii="Cambria Math" w:hAnsi="Cambria Math"/>
-                  </w:rPr>
-                  <m:t>θ</m:t>
-                </m:r>
-              </m:e>
-            </m:acc>
-          </m:e>
-          <m:sup>
-            <m:r>
-              <w:rPr>
-                <w:rFonts w:ascii="Cambria Math" w:hAnsi="Cambria Math"/>
-              </w:rPr>
-              <m:t>2</m:t>
-            </m:r>
-          </m:sup>
-        </m:sSup>
-        <m:r>
-          <m:rPr>
-            <m:sty m:val="p"/>
-          </m:rPr>
-          <w:rPr>
-            <w:rFonts w:ascii="Cambria Math" w:hAnsi="Cambria Math" w:cs="Cambria Math"/>
-          </w:rPr>
-          <m:t xml:space="preserve">) </m:t>
-        </m:r>
-      </m:oMath>
-      <w:r>
-        <w:t xml:space="preserve"> </w:t>
-      </w:r>
     </w:p>
     <w:p>
       <w:pPr>
@@ -1601,16 +1723,7 @@
             <w:rPr>
               <w:rFonts w:ascii="Cambria Math" w:hAnsi="Cambria Math"/>
             </w:rPr>
-            <m:t xml:space="preserve">) </m:t>
-          </m:r>
-          <m:r>
-            <m:rPr>
-              <m:sty m:val="p"/>
-            </m:rPr>
-            <w:rPr>
-              <w:rFonts w:ascii="Cambria Math" w:hAnsi="Cambria Math"/>
-            </w:rPr>
-            <m:t>= mgcosθ - (kx + c</m:t>
+            <m:t>) = mgcosθ - (kx + c</m:t>
           </m:r>
           <m:acc>
             <m:accPr>
@@ -1645,16 +1758,6 @@
           </m:r>
         </m:oMath>
       </m:oMathPara>
-    </w:p>
-    <w:p>
-      <w:pPr>
-        <w:rPr>
-          <w:rFonts w:ascii="Cambria Math" w:hAnsi="Cambria Math"/>
-        </w:rPr>
-      </w:pPr>
-      <w:r>
-        <w:tab/>
-      </w:r>
     </w:p>
     <w:p>
       <w:pPr>
@@ -1904,169 +2007,164 @@
     </w:p>
     <w:p>
       <w:r>
-        <w:t xml:space="preserve"> </w:t>
-      </w:r>
-    </w:p>
-    <w:p>
-      <w:r>
         <w:t>For Tangential direction:</w:t>
       </w:r>
     </w:p>
     <w:p>
       <w:pPr>
+        <w:jc w:val="center"/>
         <w:rPr>
           <w:rFonts w:ascii="Cambria Math" w:hAnsi="Cambria Math"/>
         </w:rPr>
       </w:pPr>
-      <m:oMath>
-        <m:nary>
-          <m:naryPr>
-            <m:chr m:val="∑"/>
-            <m:limLoc m:val="undOvr"/>
-            <m:subHide m:val="1"/>
-            <m:supHide m:val="1"/>
-            <m:ctrlPr>
-              <w:rPr>
-                <w:rFonts w:ascii="Cambria Math" w:hAnsi="Cambria Math"/>
-                <w:i/>
-              </w:rPr>
-            </m:ctrlPr>
-          </m:naryPr>
-          <m:sub/>
-          <m:sup/>
-          <m:e>
-            <m:sSub>
-              <m:sSubPr>
-                <m:ctrlPr>
-                  <w:rPr>
-                    <w:rFonts w:ascii="Cambria Math" w:hAnsi="Cambria Math"/>
-                    <w:i/>
-                  </w:rPr>
-                </m:ctrlPr>
-              </m:sSubPr>
-              <m:e>
-                <m:r>
-                  <w:rPr>
-                    <w:rFonts w:ascii="Cambria Math" w:hAnsi="Cambria Math"/>
-                  </w:rPr>
-                  <m:t>F</m:t>
-                </m:r>
-              </m:e>
-              <m:sub>
-                <m:r>
-                  <m:rPr>
-                    <m:sty m:val="p"/>
-                  </m:rPr>
-                  <w:rPr>
-                    <w:rFonts w:ascii="Cambria Math" w:hAnsi="Cambria Math"/>
-                  </w:rPr>
-                  <m:t>θ</m:t>
-                </m:r>
-              </m:sub>
-            </m:sSub>
-          </m:e>
-        </m:nary>
-        <m:r>
-          <m:rPr>
-            <m:sty m:val="p"/>
-          </m:rPr>
-          <w:rPr>
-            <w:rFonts w:ascii="Cambria Math" w:hAnsi="Cambria Math"/>
-          </w:rPr>
-          <m:t xml:space="preserve">= </m:t>
-        </m:r>
-        <m:sSub>
-          <m:sSubPr>
-            <m:ctrlPr>
-              <w:rPr>
-                <w:rFonts w:ascii="Cambria Math" w:hAnsi="Cambria Math"/>
-                <w:i/>
-              </w:rPr>
-            </m:ctrlPr>
-          </m:sSubPr>
-          <m:e>
-            <m:r>
-              <w:rPr>
-                <w:rFonts w:ascii="Cambria Math" w:hAnsi="Cambria Math"/>
-              </w:rPr>
-              <m:t>W</m:t>
-            </m:r>
-          </m:e>
-          <m:sub>
-            <m:r>
-              <m:rPr>
-                <m:sty m:val="p"/>
-              </m:rPr>
-              <w:rPr>
-                <w:rFonts w:ascii="Cambria Math" w:hAnsi="Cambria Math"/>
-              </w:rPr>
-              <m:t>θ</m:t>
-            </m:r>
-          </m:sub>
-        </m:sSub>
-        <m:r>
-          <m:rPr>
-            <m:sty m:val="p"/>
-          </m:rPr>
-          <w:rPr>
-            <w:rFonts w:ascii="Cambria Math" w:hAnsi="Cambria Math"/>
-          </w:rPr>
-          <m:t xml:space="preserve"> + </m:t>
-        </m:r>
-        <m:sSub>
-          <m:sSubPr>
-            <m:ctrlPr>
-              <w:rPr>
-                <w:rFonts w:ascii="Cambria Math" w:hAnsi="Cambria Math"/>
-                <w:i/>
-              </w:rPr>
-            </m:ctrlPr>
-          </m:sSubPr>
-          <m:e>
-            <m:r>
-              <w:rPr>
-                <w:rFonts w:ascii="Cambria Math" w:hAnsi="Cambria Math"/>
-              </w:rPr>
-              <m:t>F</m:t>
-            </m:r>
-          </m:e>
-          <m:sub>
-            <m:r>
-              <w:rPr>
-                <w:rFonts w:ascii="Cambria Math" w:hAnsi="Cambria Math"/>
-              </w:rPr>
-              <m:t>rope,</m:t>
-            </m:r>
-            <m:r>
-              <m:rPr>
-                <m:sty m:val="p"/>
-              </m:rPr>
-              <w:rPr>
-                <w:rFonts w:ascii="Cambria Math" w:hAnsi="Cambria Math"/>
-              </w:rPr>
-              <m:t>θ</m:t>
-            </m:r>
-          </m:sub>
-        </m:sSub>
-        <m:r>
-          <w:rPr>
-            <w:rFonts w:ascii="Cambria Math" w:hAnsi="Cambria Math"/>
-          </w:rPr>
-          <m:t xml:space="preserve"> </m:t>
-        </m:r>
-        <m:r>
-          <m:rPr>
-            <m:sty m:val="p"/>
-          </m:rPr>
-          <w:rPr>
-            <w:rFonts w:ascii="Cambria Math" w:hAnsi="Cambria Math"/>
-          </w:rPr>
-          <m:t xml:space="preserve">= - mg sinθ </m:t>
-        </m:r>
-      </m:oMath>
-      <w:r>
-        <w:t xml:space="preserve"> </w:t>
-      </w:r>
+      <m:oMathPara>
+        <m:oMath>
+          <m:nary>
+            <m:naryPr>
+              <m:chr m:val="∑"/>
+              <m:limLoc m:val="undOvr"/>
+              <m:subHide m:val="1"/>
+              <m:supHide m:val="1"/>
+              <m:ctrlPr>
+                <w:rPr>
+                  <w:rFonts w:ascii="Cambria Math" w:hAnsi="Cambria Math"/>
+                  <w:i/>
+                </w:rPr>
+              </m:ctrlPr>
+            </m:naryPr>
+            <m:sub/>
+            <m:sup/>
+            <m:e>
+              <m:sSub>
+                <m:sSubPr>
+                  <m:ctrlPr>
+                    <w:rPr>
+                      <w:rFonts w:ascii="Cambria Math" w:hAnsi="Cambria Math"/>
+                      <w:i/>
+                    </w:rPr>
+                  </m:ctrlPr>
+                </m:sSubPr>
+                <m:e>
+                  <m:r>
+                    <w:rPr>
+                      <w:rFonts w:ascii="Cambria Math" w:hAnsi="Cambria Math"/>
+                    </w:rPr>
+                    <m:t>F</m:t>
+                  </m:r>
+                </m:e>
+                <m:sub>
+                  <m:r>
+                    <m:rPr>
+                      <m:sty m:val="p"/>
+                    </m:rPr>
+                    <w:rPr>
+                      <w:rFonts w:ascii="Cambria Math" w:hAnsi="Cambria Math"/>
+                    </w:rPr>
+                    <m:t>θ</m:t>
+                  </m:r>
+                </m:sub>
+              </m:sSub>
+            </m:e>
+          </m:nary>
+          <m:r>
+            <m:rPr>
+              <m:sty m:val="p"/>
+            </m:rPr>
+            <w:rPr>
+              <w:rFonts w:ascii="Cambria Math" w:hAnsi="Cambria Math"/>
+            </w:rPr>
+            <m:t xml:space="preserve">= </m:t>
+          </m:r>
+          <m:sSub>
+            <m:sSubPr>
+              <m:ctrlPr>
+                <w:rPr>
+                  <w:rFonts w:ascii="Cambria Math" w:hAnsi="Cambria Math"/>
+                  <w:i/>
+                </w:rPr>
+              </m:ctrlPr>
+            </m:sSubPr>
+            <m:e>
+              <m:r>
+                <w:rPr>
+                  <w:rFonts w:ascii="Cambria Math" w:hAnsi="Cambria Math"/>
+                </w:rPr>
+                <m:t>W</m:t>
+              </m:r>
+            </m:e>
+            <m:sub>
+              <m:r>
+                <m:rPr>
+                  <m:sty m:val="p"/>
+                </m:rPr>
+                <w:rPr>
+                  <w:rFonts w:ascii="Cambria Math" w:hAnsi="Cambria Math"/>
+                </w:rPr>
+                <m:t>θ</m:t>
+              </m:r>
+            </m:sub>
+          </m:sSub>
+          <m:r>
+            <m:rPr>
+              <m:sty m:val="p"/>
+            </m:rPr>
+            <w:rPr>
+              <w:rFonts w:ascii="Cambria Math" w:hAnsi="Cambria Math"/>
+            </w:rPr>
+            <m:t xml:space="preserve"> + </m:t>
+          </m:r>
+          <m:sSub>
+            <m:sSubPr>
+              <m:ctrlPr>
+                <w:rPr>
+                  <w:rFonts w:ascii="Cambria Math" w:hAnsi="Cambria Math"/>
+                  <w:i/>
+                </w:rPr>
+              </m:ctrlPr>
+            </m:sSubPr>
+            <m:e>
+              <m:r>
+                <w:rPr>
+                  <w:rFonts w:ascii="Cambria Math" w:hAnsi="Cambria Math"/>
+                </w:rPr>
+                <m:t>F</m:t>
+              </m:r>
+            </m:e>
+            <m:sub>
+              <m:r>
+                <w:rPr>
+                  <w:rFonts w:ascii="Cambria Math" w:hAnsi="Cambria Math"/>
+                </w:rPr>
+                <m:t>rope,</m:t>
+              </m:r>
+              <m:r>
+                <m:rPr>
+                  <m:sty m:val="p"/>
+                </m:rPr>
+                <w:rPr>
+                  <w:rFonts w:ascii="Cambria Math" w:hAnsi="Cambria Math"/>
+                </w:rPr>
+                <m:t>θ</m:t>
+              </m:r>
+            </m:sub>
+          </m:sSub>
+          <m:r>
+            <w:rPr>
+              <w:rFonts w:ascii="Cambria Math" w:hAnsi="Cambria Math"/>
+            </w:rPr>
+            <m:t xml:space="preserve"> </m:t>
+          </m:r>
+          <m:r>
+            <m:rPr>
+              <m:sty m:val="p"/>
+            </m:rPr>
+            <w:rPr>
+              <w:rFonts w:ascii="Cambria Math" w:hAnsi="Cambria Math"/>
+            </w:rPr>
+            <m:t>= - mg sinθ</m:t>
+          </m:r>
+        </m:oMath>
+      </m:oMathPara>
     </w:p>
     <w:p>
       <m:oMath>
@@ -2597,16 +2695,10 @@
         </m:oMath>
       </m:oMathPara>
     </w:p>
-    <w:p>
-      <w:pPr>
-        <w:rPr>
-          <w:iCs/>
-        </w:rPr>
-      </w:pPr>
-    </w:p>
     <w:p/>
     <w:p>
       <w:r>
+        <w:lastRenderedPageBreak/>
         <w:t>The Equation of motion in angular direction becomes:</w:t>
       </w:r>
     </w:p>
@@ -2664,16 +2756,7 @@
                 <w:rPr>
                   <w:rFonts w:ascii="Cambria Math" w:hAnsi="Cambria Math"/>
                 </w:rPr>
-                <m:t>θ</m:t>
-              </m:r>
-              <m:r>
-                <m:rPr>
-                  <m:sty m:val="p"/>
-                </m:rPr>
-                <w:rPr>
-                  <w:rFonts w:ascii="Cambria Math" w:hAnsi="Cambria Math"/>
-                </w:rPr>
-                <m:t>-2</m:t>
+                <m:t>θ-2</m:t>
               </m:r>
               <m:acc>
                 <m:accPr>
@@ -3133,8 +3216,6 @@
       </m:oMathPara>
     </w:p>
     <w:p/>
-    <w:p/>
-    <w:p/>
     <w:p>
       <w:pPr>
         <w:rPr>
@@ -3215,16 +3296,1634 @@
       <w:r>
         <w:t>The governing equations of motion are solved numerically by using the python language</w:t>
       </w:r>
+      <w:r>
+        <w:t xml:space="preserve"> as shown below.</w:t>
+      </w:r>
     </w:p>
     <w:p>
       <w:pPr>
         <w:ind w:firstLine="720"/>
       </w:pPr>
-      <w:r>
-        <w:t>(code is here)</w:t>
-      </w:r>
+      <w:proofErr w:type="gramStart"/>
+      <w:r>
+        <w:t>import</w:t>
+      </w:r>
+      <w:proofErr w:type="gramEnd"/>
       <w:r>
         <w:t xml:space="preserve"> </w:t>
+      </w:r>
+      <w:proofErr w:type="spellStart"/>
+      <w:r>
+        <w:t>numpy</w:t>
+      </w:r>
+      <w:proofErr w:type="spellEnd"/>
+      <w:r>
+        <w:t xml:space="preserve"> as np</w:t>
+      </w:r>
+    </w:p>
+    <w:p>
+      <w:pPr>
+        <w:ind w:firstLine="720"/>
+      </w:pPr>
+      <w:r>
+        <w:t xml:space="preserve">import </w:t>
+      </w:r>
+      <w:proofErr w:type="spellStart"/>
+      <w:proofErr w:type="gramStart"/>
+      <w:r>
+        <w:t>matplotlib.pyplot</w:t>
+      </w:r>
+      <w:proofErr w:type="spellEnd"/>
+      <w:proofErr w:type="gramEnd"/>
+      <w:r>
+        <w:t xml:space="preserve"> as </w:t>
+      </w:r>
+      <w:proofErr w:type="spellStart"/>
+      <w:r>
+        <w:t>plt</w:t>
+      </w:r>
+      <w:proofErr w:type="spellEnd"/>
+    </w:p>
+    <w:p>
+      <w:pPr>
+        <w:ind w:firstLine="720"/>
+      </w:pPr>
+      <w:r>
+        <w:t xml:space="preserve">from </w:t>
+      </w:r>
+      <w:proofErr w:type="spellStart"/>
+      <w:proofErr w:type="gramStart"/>
+      <w:r>
+        <w:t>scipy.integrate</w:t>
+      </w:r>
+      <w:proofErr w:type="spellEnd"/>
+      <w:proofErr w:type="gramEnd"/>
+      <w:r>
+        <w:t xml:space="preserve"> import </w:t>
+      </w:r>
+      <w:proofErr w:type="spellStart"/>
+      <w:r>
+        <w:t>solve_ivp</w:t>
+      </w:r>
+      <w:proofErr w:type="spellEnd"/>
+    </w:p>
+    <w:p>
+      <w:pPr>
+        <w:ind w:firstLine="720"/>
+      </w:pPr>
+    </w:p>
+    <w:p>
+      <w:pPr>
+        <w:ind w:firstLine="720"/>
+      </w:pPr>
+      <w:r>
+        <w:t># -----------------------------</w:t>
+      </w:r>
+    </w:p>
+    <w:p>
+      <w:pPr>
+        <w:ind w:firstLine="720"/>
+      </w:pPr>
+      <w:r>
+        <w:t># Parameters</w:t>
+      </w:r>
+    </w:p>
+    <w:p>
+      <w:pPr>
+        <w:ind w:firstLine="720"/>
+      </w:pPr>
+      <w:r>
+        <w:t># -----------------------------</w:t>
+      </w:r>
+    </w:p>
+    <w:p>
+      <w:pPr>
+        <w:ind w:firstLine="720"/>
+      </w:pPr>
+      <w:r>
+        <w:t>m = 30.0        # mass [kg]</w:t>
+      </w:r>
+    </w:p>
+    <w:p>
+      <w:pPr>
+        <w:ind w:firstLine="720"/>
+      </w:pPr>
+      <w:r>
+        <w:t>g = 9.81        # gravity [m/s^2]</w:t>
+      </w:r>
+    </w:p>
+    <w:p>
+      <w:pPr>
+        <w:ind w:firstLine="720"/>
+      </w:pPr>
+      <w:r>
+        <w:t>L0 = 2.0        # natural rope length [m]</w:t>
+      </w:r>
+    </w:p>
+    <w:p>
+      <w:pPr>
+        <w:ind w:firstLine="720"/>
+      </w:pPr>
+      <w:r>
+        <w:t>k = 10000.0     # spring stiffness [N/m]</w:t>
+      </w:r>
+    </w:p>
+    <w:p>
+      <w:pPr>
+        <w:ind w:firstLine="720"/>
+      </w:pPr>
+      <w:r>
+        <w:t>c = 200.0       # damping coefficient [N·s/m]</w:t>
+      </w:r>
+    </w:p>
+    <w:p>
+      <w:pPr>
+        <w:ind w:firstLine="720"/>
+      </w:pPr>
+    </w:p>
+    <w:p>
+      <w:pPr>
+        <w:ind w:firstLine="720"/>
+      </w:pPr>
+      <w:r>
+        <w:t># -----------------------------</w:t>
+      </w:r>
+    </w:p>
+    <w:p>
+      <w:pPr>
+        <w:ind w:firstLine="720"/>
+      </w:pPr>
+      <w:r>
+        <w:t># Equations of motion</w:t>
+      </w:r>
+    </w:p>
+    <w:p>
+      <w:pPr>
+        <w:ind w:firstLine="720"/>
+      </w:pPr>
+      <w:r>
+        <w:t xml:space="preserve"># y = [theta, </w:t>
+      </w:r>
+      <w:proofErr w:type="spellStart"/>
+      <w:r>
+        <w:t>theta_dot</w:t>
+      </w:r>
+      <w:proofErr w:type="spellEnd"/>
+      <w:r>
+        <w:t xml:space="preserve">, x, </w:t>
+      </w:r>
+      <w:proofErr w:type="spellStart"/>
+      <w:r>
+        <w:t>x_dot</w:t>
+      </w:r>
+      <w:proofErr w:type="spellEnd"/>
+      <w:r>
+        <w:t>]</w:t>
+      </w:r>
+    </w:p>
+    <w:p>
+      <w:pPr>
+        <w:ind w:firstLine="720"/>
+      </w:pPr>
+      <w:r>
+        <w:t># -----------------------------</w:t>
+      </w:r>
+    </w:p>
+    <w:p>
+      <w:pPr>
+        <w:ind w:firstLine="720"/>
+      </w:pPr>
+    </w:p>
+    <w:p>
+      <w:pPr>
+        <w:ind w:firstLine="720"/>
+      </w:pPr>
+      <w:r>
+        <w:t xml:space="preserve">def </w:t>
+      </w:r>
+      <w:proofErr w:type="spellStart"/>
+      <w:r>
+        <w:t>swing_</w:t>
+      </w:r>
+      <w:proofErr w:type="gramStart"/>
+      <w:r>
+        <w:t>eom</w:t>
+      </w:r>
+      <w:proofErr w:type="spellEnd"/>
+      <w:r>
+        <w:t>(</w:t>
+      </w:r>
+      <w:proofErr w:type="gramEnd"/>
+      <w:r>
+        <w:t>t, y):</w:t>
+      </w:r>
+    </w:p>
+    <w:p>
+      <w:pPr>
+        <w:ind w:firstLine="720"/>
+      </w:pPr>
+      <w:r>
+        <w:lastRenderedPageBreak/>
+        <w:t xml:space="preserve">    theta, </w:t>
+      </w:r>
+      <w:proofErr w:type="spellStart"/>
+      <w:r>
+        <w:t>theta_dot</w:t>
+      </w:r>
+      <w:proofErr w:type="spellEnd"/>
+      <w:r>
+        <w:t xml:space="preserve">, x, </w:t>
+      </w:r>
+      <w:proofErr w:type="spellStart"/>
+      <w:r>
+        <w:t>x_dot</w:t>
+      </w:r>
+      <w:proofErr w:type="spellEnd"/>
+      <w:r>
+        <w:t xml:space="preserve"> = y</w:t>
+      </w:r>
+    </w:p>
+    <w:p>
+      <w:pPr>
+        <w:ind w:firstLine="720"/>
+      </w:pPr>
+    </w:p>
+    <w:p>
+      <w:pPr>
+        <w:ind w:firstLine="720"/>
+      </w:pPr>
+      <w:r>
+        <w:t xml:space="preserve">    r = L0 + </w:t>
+      </w:r>
+      <w:proofErr w:type="gramStart"/>
+      <w:r>
+        <w:t>x  #</w:t>
+      </w:r>
+      <w:proofErr w:type="gramEnd"/>
+      <w:r>
+        <w:t xml:space="preserve"> instantaneous rope length</w:t>
+      </w:r>
+    </w:p>
+    <w:p>
+      <w:pPr>
+        <w:ind w:firstLine="720"/>
+      </w:pPr>
+    </w:p>
+    <w:p>
+      <w:pPr>
+        <w:ind w:firstLine="720"/>
+      </w:pPr>
+      <w:r>
+        <w:t>    # Avoid division by zero if r becomes too small</w:t>
+      </w:r>
+    </w:p>
+    <w:p>
+      <w:pPr>
+        <w:ind w:firstLine="720"/>
+      </w:pPr>
+      <w:r>
+        <w:t>    if r &lt; 1e-6:</w:t>
+      </w:r>
+    </w:p>
+    <w:p>
+      <w:pPr>
+        <w:ind w:firstLine="720"/>
+      </w:pPr>
+      <w:r>
+        <w:t>        r = 1e-6</w:t>
+      </w:r>
+    </w:p>
+    <w:p>
+      <w:pPr>
+        <w:ind w:firstLine="720"/>
+      </w:pPr>
+    </w:p>
+    <w:p>
+      <w:pPr>
+        <w:ind w:firstLine="720"/>
+      </w:pPr>
+      <w:r>
+        <w:t>    # Equations</w:t>
+      </w:r>
+    </w:p>
+    <w:p>
+      <w:pPr>
+        <w:ind w:firstLine="720"/>
+      </w:pPr>
+      <w:r>
+        <w:t xml:space="preserve">    </w:t>
+      </w:r>
+      <w:proofErr w:type="spellStart"/>
+      <w:r>
+        <w:t>theta_ddot</w:t>
+      </w:r>
+      <w:proofErr w:type="spellEnd"/>
+      <w:r>
+        <w:t xml:space="preserve"> = (-g * </w:t>
+      </w:r>
+      <w:proofErr w:type="spellStart"/>
+      <w:r>
+        <w:t>np.sin</w:t>
+      </w:r>
+      <w:proofErr w:type="spellEnd"/>
+      <w:r>
+        <w:t xml:space="preserve">(theta) - 2.0 * </w:t>
+      </w:r>
+      <w:proofErr w:type="spellStart"/>
+      <w:r>
+        <w:t>x_dot</w:t>
+      </w:r>
+      <w:proofErr w:type="spellEnd"/>
+      <w:r>
+        <w:t xml:space="preserve"> * </w:t>
+      </w:r>
+      <w:proofErr w:type="spellStart"/>
+      <w:r>
+        <w:t>theta_dot</w:t>
+      </w:r>
+      <w:proofErr w:type="spellEnd"/>
+      <w:r>
+        <w:t>) / r</w:t>
+      </w:r>
+    </w:p>
+    <w:p>
+      <w:pPr>
+        <w:ind w:firstLine="720"/>
+      </w:pPr>
+      <w:r>
+        <w:t xml:space="preserve">    </w:t>
+      </w:r>
+      <w:proofErr w:type="spellStart"/>
+      <w:r>
+        <w:t>x_ddot</w:t>
+      </w:r>
+      <w:proofErr w:type="spellEnd"/>
+      <w:r>
+        <w:t xml:space="preserve"> = g * </w:t>
+      </w:r>
+      <w:proofErr w:type="spellStart"/>
+      <w:r>
+        <w:t>np.cos</w:t>
+      </w:r>
+      <w:proofErr w:type="spellEnd"/>
+      <w:r>
+        <w:t xml:space="preserve">(theta) - (k/m) * x - (c/m) * </w:t>
+      </w:r>
+      <w:proofErr w:type="spellStart"/>
+      <w:r>
+        <w:t>x_dot</w:t>
+      </w:r>
+      <w:proofErr w:type="spellEnd"/>
+      <w:r>
+        <w:t xml:space="preserve"> + r * </w:t>
+      </w:r>
+      <w:proofErr w:type="spellStart"/>
+      <w:r>
+        <w:t>theta_dot</w:t>
+      </w:r>
+      <w:proofErr w:type="spellEnd"/>
+      <w:r>
+        <w:t>**2</w:t>
+      </w:r>
+    </w:p>
+    <w:p>
+      <w:pPr>
+        <w:ind w:firstLine="720"/>
+      </w:pPr>
+    </w:p>
+    <w:p>
+      <w:pPr>
+        <w:ind w:firstLine="720"/>
+      </w:pPr>
+      <w:r>
+        <w:t>    return [</w:t>
+      </w:r>
+      <w:proofErr w:type="spellStart"/>
+      <w:r>
+        <w:t>theta_dot</w:t>
+      </w:r>
+      <w:proofErr w:type="spellEnd"/>
+      <w:r>
+        <w:t xml:space="preserve">, </w:t>
+      </w:r>
+      <w:proofErr w:type="spellStart"/>
+      <w:r>
+        <w:t>theta_ddot</w:t>
+      </w:r>
+      <w:proofErr w:type="spellEnd"/>
+      <w:r>
+        <w:t xml:space="preserve">, </w:t>
+      </w:r>
+      <w:proofErr w:type="spellStart"/>
+      <w:r>
+        <w:t>x_dot</w:t>
+      </w:r>
+      <w:proofErr w:type="spellEnd"/>
+      <w:r>
+        <w:t xml:space="preserve">, </w:t>
+      </w:r>
+      <w:proofErr w:type="spellStart"/>
+      <w:r>
+        <w:t>x_ddot</w:t>
+      </w:r>
+      <w:proofErr w:type="spellEnd"/>
+      <w:r>
+        <w:t>]</w:t>
+      </w:r>
+    </w:p>
+    <w:p>
+      <w:pPr>
+        <w:ind w:firstLine="720"/>
+      </w:pPr>
+    </w:p>
+    <w:p>
+      <w:pPr>
+        <w:ind w:firstLine="720"/>
+      </w:pPr>
+      <w:r>
+        <w:t># -----------------------------</w:t>
+      </w:r>
+    </w:p>
+    <w:p>
+      <w:pPr>
+        <w:ind w:firstLine="720"/>
+      </w:pPr>
+      <w:r>
+        <w:t># Initial conditions</w:t>
+      </w:r>
+    </w:p>
+    <w:p>
+      <w:pPr>
+        <w:ind w:firstLine="720"/>
+      </w:pPr>
+      <w:r>
+        <w:t># -----------------------------</w:t>
+      </w:r>
+    </w:p>
+    <w:p>
+      <w:pPr>
+        <w:ind w:firstLine="720"/>
+      </w:pPr>
+      <w:r>
+        <w:t>theta0 = 0.3         # initial angle [rad] ~ 17 deg</w:t>
+      </w:r>
+    </w:p>
+    <w:p>
+      <w:pPr>
+        <w:ind w:firstLine="720"/>
+      </w:pPr>
+      <w:r>
+        <w:t>theta_dot0 = 0.0     # initial angular velocity [rad/s]</w:t>
+      </w:r>
+    </w:p>
+    <w:p>
+      <w:pPr>
+        <w:ind w:firstLine="720"/>
+      </w:pPr>
+      <w:r>
+        <w:t>x0 = 0.0             # initial rope extension [m]</w:t>
+      </w:r>
+    </w:p>
+    <w:p>
+      <w:pPr>
+        <w:ind w:firstLine="720"/>
+      </w:pPr>
+      <w:r>
+        <w:t>x_dot0 = 0.0         # initial extension rate [m/s]</w:t>
+      </w:r>
+    </w:p>
+    <w:p>
+      <w:pPr>
+        <w:ind w:firstLine="720"/>
+      </w:pPr>
+    </w:p>
+    <w:p>
+      <w:pPr>
+        <w:ind w:firstLine="720"/>
+      </w:pPr>
+      <w:r>
+        <w:t>y0 = [theta0, theta_dot0, x0, x_dot0]</w:t>
+      </w:r>
+    </w:p>
+    <w:p>
+      <w:pPr>
+        <w:ind w:firstLine="720"/>
+      </w:pPr>
+    </w:p>
+    <w:p>
+      <w:pPr>
+        <w:ind w:firstLine="720"/>
+      </w:pPr>
+      <w:r>
+        <w:t># -----------------------------</w:t>
+      </w:r>
+    </w:p>
+    <w:p>
+      <w:pPr>
+        <w:ind w:firstLine="720"/>
+      </w:pPr>
+      <w:r>
+        <w:t># Time span for simulation</w:t>
+      </w:r>
+    </w:p>
+    <w:p>
+      <w:pPr>
+        <w:ind w:firstLine="720"/>
+      </w:pPr>
+      <w:r>
+        <w:t># -----------------------------</w:t>
+      </w:r>
+    </w:p>
+    <w:p>
+      <w:pPr>
+        <w:ind w:firstLine="720"/>
+      </w:pPr>
+      <w:proofErr w:type="spellStart"/>
+      <w:r>
+        <w:t>t_start</w:t>
+      </w:r>
+      <w:proofErr w:type="spellEnd"/>
+      <w:r>
+        <w:t xml:space="preserve"> = 0.0</w:t>
+      </w:r>
+    </w:p>
+    <w:p>
+      <w:pPr>
+        <w:ind w:firstLine="720"/>
+      </w:pPr>
+      <w:proofErr w:type="spellStart"/>
+      <w:r>
+        <w:t>t_end</w:t>
+      </w:r>
+      <w:proofErr w:type="spellEnd"/>
+      <w:r>
+        <w:t xml:space="preserve"> = 20.0       # simulate 20 seconds</w:t>
+      </w:r>
+    </w:p>
+    <w:p>
+      <w:pPr>
+        <w:ind w:firstLine="720"/>
+      </w:pPr>
+      <w:proofErr w:type="spellStart"/>
+      <w:r>
+        <w:t>t_eval</w:t>
+      </w:r>
+      <w:proofErr w:type="spellEnd"/>
+      <w:r>
+        <w:t xml:space="preserve"> = </w:t>
+      </w:r>
+      <w:proofErr w:type="spellStart"/>
+      <w:proofErr w:type="gramStart"/>
+      <w:r>
+        <w:t>np.linspace</w:t>
+      </w:r>
+      <w:proofErr w:type="spellEnd"/>
+      <w:proofErr w:type="gramEnd"/>
+      <w:r>
+        <w:t>(</w:t>
+      </w:r>
+      <w:proofErr w:type="spellStart"/>
+      <w:r>
+        <w:t>t_start</w:t>
+      </w:r>
+      <w:proofErr w:type="spellEnd"/>
+      <w:r>
+        <w:t xml:space="preserve">, </w:t>
+      </w:r>
+      <w:proofErr w:type="spellStart"/>
+      <w:r>
+        <w:t>t_end</w:t>
+      </w:r>
+      <w:proofErr w:type="spellEnd"/>
+      <w:r>
+        <w:t>, 4000</w:t>
+      </w:r>
+      <w:proofErr w:type="gramStart"/>
+      <w:r>
+        <w:t>)  #</w:t>
+      </w:r>
+      <w:proofErr w:type="gramEnd"/>
+      <w:r>
+        <w:t xml:space="preserve"> output times</w:t>
+      </w:r>
+    </w:p>
+    <w:p>
+      <w:pPr>
+        <w:ind w:firstLine="720"/>
+      </w:pPr>
+    </w:p>
+    <w:p>
+      <w:pPr>
+        <w:ind w:firstLine="720"/>
+      </w:pPr>
+      <w:r>
+        <w:lastRenderedPageBreak/>
+        <w:t># -----------------------------</w:t>
+      </w:r>
+    </w:p>
+    <w:p>
+      <w:pPr>
+        <w:ind w:firstLine="720"/>
+      </w:pPr>
+      <w:r>
+        <w:t># Solve ODE</w:t>
+      </w:r>
+    </w:p>
+    <w:p>
+      <w:pPr>
+        <w:ind w:firstLine="720"/>
+      </w:pPr>
+      <w:r>
+        <w:t># -----------------------------</w:t>
+      </w:r>
+    </w:p>
+    <w:p>
+      <w:pPr>
+        <w:ind w:firstLine="720"/>
+      </w:pPr>
+      <w:r>
+        <w:t xml:space="preserve">sol = </w:t>
+      </w:r>
+      <w:proofErr w:type="spellStart"/>
+      <w:r>
+        <w:t>solve_</w:t>
+      </w:r>
+      <w:proofErr w:type="gramStart"/>
+      <w:r>
+        <w:t>ivp</w:t>
+      </w:r>
+      <w:proofErr w:type="spellEnd"/>
+      <w:r>
+        <w:t>(</w:t>
+      </w:r>
+      <w:proofErr w:type="gramEnd"/>
+    </w:p>
+    <w:p>
+      <w:pPr>
+        <w:ind w:firstLine="720"/>
+      </w:pPr>
+      <w:r>
+        <w:t xml:space="preserve">    </w:t>
+      </w:r>
+      <w:proofErr w:type="spellStart"/>
+      <w:r>
+        <w:t>swing_eom</w:t>
+      </w:r>
+      <w:proofErr w:type="spellEnd"/>
+      <w:r>
+        <w:t>,</w:t>
+      </w:r>
+    </w:p>
+    <w:p>
+      <w:pPr>
+        <w:ind w:firstLine="720"/>
+      </w:pPr>
+      <w:r>
+        <w:t>    (</w:t>
+      </w:r>
+      <w:proofErr w:type="spellStart"/>
+      <w:r>
+        <w:t>t_start</w:t>
+      </w:r>
+      <w:proofErr w:type="spellEnd"/>
+      <w:r>
+        <w:t xml:space="preserve">, </w:t>
+      </w:r>
+      <w:proofErr w:type="spellStart"/>
+      <w:r>
+        <w:t>t_end</w:t>
+      </w:r>
+      <w:proofErr w:type="spellEnd"/>
+      <w:r>
+        <w:t>),</w:t>
+      </w:r>
+    </w:p>
+    <w:p>
+      <w:pPr>
+        <w:ind w:firstLine="720"/>
+      </w:pPr>
+      <w:r>
+        <w:t>    y0,</w:t>
+      </w:r>
+    </w:p>
+    <w:p>
+      <w:pPr>
+        <w:ind w:firstLine="720"/>
+      </w:pPr>
+      <w:r>
+        <w:t xml:space="preserve">    </w:t>
+      </w:r>
+      <w:proofErr w:type="spellStart"/>
+      <w:r>
+        <w:t>t_eval</w:t>
+      </w:r>
+      <w:proofErr w:type="spellEnd"/>
+      <w:r>
+        <w:t>=</w:t>
+      </w:r>
+      <w:proofErr w:type="spellStart"/>
+      <w:r>
+        <w:t>t_eval</w:t>
+      </w:r>
+      <w:proofErr w:type="spellEnd"/>
+      <w:r>
+        <w:t>,</w:t>
+      </w:r>
+    </w:p>
+    <w:p>
+      <w:pPr>
+        <w:ind w:firstLine="720"/>
+      </w:pPr>
+      <w:r>
+        <w:t>    method="RK45",</w:t>
+      </w:r>
+    </w:p>
+    <w:p>
+      <w:pPr>
+        <w:ind w:firstLine="720"/>
+      </w:pPr>
+      <w:r>
+        <w:t xml:space="preserve">    </w:t>
+      </w:r>
+      <w:proofErr w:type="spellStart"/>
+      <w:r>
+        <w:t>rtol</w:t>
+      </w:r>
+      <w:proofErr w:type="spellEnd"/>
+      <w:r>
+        <w:t>=1e-8,</w:t>
+      </w:r>
+    </w:p>
+    <w:p>
+      <w:pPr>
+        <w:ind w:firstLine="720"/>
+      </w:pPr>
+      <w:r>
+        <w:t xml:space="preserve">    </w:t>
+      </w:r>
+      <w:proofErr w:type="spellStart"/>
+      <w:r>
+        <w:t>atol</w:t>
+      </w:r>
+      <w:proofErr w:type="spellEnd"/>
+      <w:r>
+        <w:t>=1e-8</w:t>
+      </w:r>
+    </w:p>
+    <w:p>
+      <w:pPr>
+        <w:ind w:firstLine="720"/>
+      </w:pPr>
+      <w:r>
+        <w:t>)</w:t>
+      </w:r>
+    </w:p>
+    <w:p>
+      <w:pPr>
+        <w:ind w:firstLine="720"/>
+      </w:pPr>
+    </w:p>
+    <w:p>
+      <w:pPr>
+        <w:ind w:firstLine="720"/>
+      </w:pPr>
+      <w:r>
+        <w:t>t = sol.t</w:t>
+      </w:r>
+    </w:p>
+    <w:p>
+      <w:pPr>
+        <w:ind w:firstLine="720"/>
+      </w:pPr>
+      <w:r>
+        <w:t xml:space="preserve">theta = </w:t>
+      </w:r>
+      <w:proofErr w:type="spellStart"/>
+      <w:proofErr w:type="gramStart"/>
+      <w:r>
+        <w:t>sol.y</w:t>
+      </w:r>
+      <w:proofErr w:type="spellEnd"/>
+      <w:proofErr w:type="gramEnd"/>
+      <w:r>
+        <w:t>[0]</w:t>
+      </w:r>
+    </w:p>
+    <w:p>
+      <w:pPr>
+        <w:ind w:firstLine="720"/>
+      </w:pPr>
+      <w:proofErr w:type="spellStart"/>
+      <w:r>
+        <w:t>theta_dot</w:t>
+      </w:r>
+      <w:proofErr w:type="spellEnd"/>
+      <w:r>
+        <w:t xml:space="preserve"> = </w:t>
+      </w:r>
+      <w:proofErr w:type="spellStart"/>
+      <w:proofErr w:type="gramStart"/>
+      <w:r>
+        <w:t>sol.y</w:t>
+      </w:r>
+      <w:proofErr w:type="spellEnd"/>
+      <w:proofErr w:type="gramEnd"/>
+      <w:r>
+        <w:t>[1]</w:t>
+      </w:r>
+    </w:p>
+    <w:p>
+      <w:pPr>
+        <w:ind w:firstLine="720"/>
+      </w:pPr>
+      <w:r>
+        <w:t xml:space="preserve">x = </w:t>
+      </w:r>
+      <w:proofErr w:type="spellStart"/>
+      <w:proofErr w:type="gramStart"/>
+      <w:r>
+        <w:t>sol.y</w:t>
+      </w:r>
+      <w:proofErr w:type="spellEnd"/>
+      <w:proofErr w:type="gramEnd"/>
+      <w:r>
+        <w:t>[2]</w:t>
+      </w:r>
+    </w:p>
+    <w:p>
+      <w:pPr>
+        <w:ind w:firstLine="720"/>
+      </w:pPr>
+      <w:proofErr w:type="spellStart"/>
+      <w:r>
+        <w:t>x_dot</w:t>
+      </w:r>
+      <w:proofErr w:type="spellEnd"/>
+      <w:r>
+        <w:t xml:space="preserve"> = </w:t>
+      </w:r>
+      <w:proofErr w:type="spellStart"/>
+      <w:proofErr w:type="gramStart"/>
+      <w:r>
+        <w:t>sol.y</w:t>
+      </w:r>
+      <w:proofErr w:type="spellEnd"/>
+      <w:proofErr w:type="gramEnd"/>
+      <w:r>
+        <w:t>[3]</w:t>
+      </w:r>
+    </w:p>
+    <w:p>
+      <w:pPr>
+        <w:ind w:firstLine="720"/>
+      </w:pPr>
+    </w:p>
+    <w:p>
+      <w:pPr>
+        <w:ind w:firstLine="720"/>
+      </w:pPr>
+      <w:r>
+        <w:t># -----------------------------</w:t>
+      </w:r>
+    </w:p>
+    <w:p>
+      <w:pPr>
+        <w:ind w:firstLine="720"/>
+      </w:pPr>
+      <w:r>
+        <w:t># Compute trajectory in Cartesian coordinates</w:t>
+      </w:r>
+    </w:p>
+    <w:p>
+      <w:pPr>
+        <w:ind w:firstLine="720"/>
+      </w:pPr>
+      <w:r>
+        <w:t># -----------------------------</w:t>
+      </w:r>
+    </w:p>
+    <w:p>
+      <w:pPr>
+        <w:ind w:firstLine="720"/>
+      </w:pPr>
+      <w:r>
+        <w:t>r = L0 + x</w:t>
+      </w:r>
+    </w:p>
+    <w:p>
+      <w:pPr>
+        <w:ind w:firstLine="720"/>
+      </w:pPr>
+      <w:proofErr w:type="spellStart"/>
+      <w:r>
+        <w:t>x_cart</w:t>
+      </w:r>
+      <w:proofErr w:type="spellEnd"/>
+      <w:r>
+        <w:t xml:space="preserve"> = r * </w:t>
+      </w:r>
+      <w:proofErr w:type="spellStart"/>
+      <w:r>
+        <w:t>np.sin</w:t>
+      </w:r>
+      <w:proofErr w:type="spellEnd"/>
+      <w:r>
+        <w:t>(theta)</w:t>
+      </w:r>
+    </w:p>
+    <w:p>
+      <w:pPr>
+        <w:ind w:firstLine="720"/>
+      </w:pPr>
+      <w:proofErr w:type="spellStart"/>
+      <w:r>
+        <w:t>y_cart</w:t>
+      </w:r>
+      <w:proofErr w:type="spellEnd"/>
+      <w:r>
+        <w:t xml:space="preserve"> = -r * </w:t>
+      </w:r>
+      <w:proofErr w:type="spellStart"/>
+      <w:r>
+        <w:t>np.cos</w:t>
+      </w:r>
+      <w:proofErr w:type="spellEnd"/>
+      <w:r>
+        <w:t>(theta)</w:t>
+      </w:r>
+    </w:p>
+    <w:p>
+      <w:pPr>
+        <w:ind w:firstLine="720"/>
+      </w:pPr>
+    </w:p>
+    <w:p>
+      <w:pPr>
+        <w:ind w:firstLine="720"/>
+      </w:pPr>
+      <w:r>
+        <w:t># -----------------------------</w:t>
+      </w:r>
+    </w:p>
+    <w:p>
+      <w:pPr>
+        <w:ind w:firstLine="720"/>
+      </w:pPr>
+      <w:r>
+        <w:t># Plot results</w:t>
+      </w:r>
+    </w:p>
+    <w:p>
+      <w:pPr>
+        <w:ind w:firstLine="720"/>
+      </w:pPr>
+      <w:r>
+        <w:t># -----------------------------</w:t>
+      </w:r>
+    </w:p>
+    <w:p>
+      <w:pPr>
+        <w:ind w:firstLine="720"/>
+      </w:pPr>
+    </w:p>
+    <w:p>
+      <w:pPr>
+        <w:ind w:firstLine="720"/>
+      </w:pPr>
+      <w:proofErr w:type="spellStart"/>
+      <w:proofErr w:type="gramStart"/>
+      <w:r>
+        <w:t>plt.figure</w:t>
+      </w:r>
+      <w:proofErr w:type="spellEnd"/>
+      <w:proofErr w:type="gramEnd"/>
+      <w:r>
+        <w:t>(</w:t>
+      </w:r>
+      <w:proofErr w:type="spellStart"/>
+      <w:r>
+        <w:t>figsize</w:t>
+      </w:r>
+      <w:proofErr w:type="spellEnd"/>
+      <w:proofErr w:type="gramStart"/>
+      <w:r>
+        <w:t>=(</w:t>
+      </w:r>
+      <w:proofErr w:type="gramEnd"/>
+      <w:r>
+        <w:t>10, 6))</w:t>
+      </w:r>
+    </w:p>
+    <w:p>
+      <w:pPr>
+        <w:ind w:firstLine="720"/>
+      </w:pPr>
+      <w:proofErr w:type="spellStart"/>
+      <w:proofErr w:type="gramStart"/>
+      <w:r>
+        <w:lastRenderedPageBreak/>
+        <w:t>plt.plot</w:t>
+      </w:r>
+      <w:proofErr w:type="spellEnd"/>
+      <w:proofErr w:type="gramEnd"/>
+      <w:r>
+        <w:t>(t, theta)</w:t>
+      </w:r>
+    </w:p>
+    <w:p>
+      <w:pPr>
+        <w:ind w:firstLine="720"/>
+      </w:pPr>
+      <w:proofErr w:type="spellStart"/>
+      <w:proofErr w:type="gramStart"/>
+      <w:r>
+        <w:t>plt.xlabel</w:t>
+      </w:r>
+      <w:proofErr w:type="spellEnd"/>
+      <w:proofErr w:type="gramEnd"/>
+      <w:r>
+        <w:t>("Time [s]")</w:t>
+      </w:r>
+    </w:p>
+    <w:p>
+      <w:pPr>
+        <w:ind w:firstLine="720"/>
+      </w:pPr>
+      <w:proofErr w:type="spellStart"/>
+      <w:proofErr w:type="gramStart"/>
+      <w:r>
+        <w:t>plt.ylabel</w:t>
+      </w:r>
+      <w:proofErr w:type="spellEnd"/>
+      <w:proofErr w:type="gramEnd"/>
+      <w:r>
+        <w:t>("Angle θ [rad]")</w:t>
+      </w:r>
+    </w:p>
+    <w:p>
+      <w:pPr>
+        <w:ind w:firstLine="720"/>
+      </w:pPr>
+      <w:proofErr w:type="spellStart"/>
+      <w:proofErr w:type="gramStart"/>
+      <w:r>
+        <w:t>plt.title</w:t>
+      </w:r>
+      <w:proofErr w:type="spellEnd"/>
+      <w:proofErr w:type="gramEnd"/>
+      <w:r>
+        <w:t>("Swing Angle vs Time")</w:t>
+      </w:r>
+    </w:p>
+    <w:p>
+      <w:pPr>
+        <w:ind w:firstLine="720"/>
+      </w:pPr>
+      <w:proofErr w:type="spellStart"/>
+      <w:proofErr w:type="gramStart"/>
+      <w:r>
+        <w:t>plt.grid</w:t>
+      </w:r>
+      <w:proofErr w:type="spellEnd"/>
+      <w:proofErr w:type="gramEnd"/>
+      <w:r>
+        <w:t>(True)</w:t>
+      </w:r>
+    </w:p>
+    <w:p>
+      <w:pPr>
+        <w:ind w:firstLine="720"/>
+      </w:pPr>
+    </w:p>
+    <w:p>
+      <w:pPr>
+        <w:ind w:firstLine="720"/>
+      </w:pPr>
+      <w:proofErr w:type="spellStart"/>
+      <w:proofErr w:type="gramStart"/>
+      <w:r>
+        <w:t>plt.figure</w:t>
+      </w:r>
+      <w:proofErr w:type="spellEnd"/>
+      <w:proofErr w:type="gramEnd"/>
+      <w:r>
+        <w:t>(</w:t>
+      </w:r>
+      <w:proofErr w:type="spellStart"/>
+      <w:r>
+        <w:t>figsize</w:t>
+      </w:r>
+      <w:proofErr w:type="spellEnd"/>
+      <w:proofErr w:type="gramStart"/>
+      <w:r>
+        <w:t>=(</w:t>
+      </w:r>
+      <w:proofErr w:type="gramEnd"/>
+      <w:r>
+        <w:t>10, 6))</w:t>
+      </w:r>
+    </w:p>
+    <w:p>
+      <w:pPr>
+        <w:ind w:firstLine="720"/>
+      </w:pPr>
+      <w:proofErr w:type="spellStart"/>
+      <w:proofErr w:type="gramStart"/>
+      <w:r>
+        <w:t>plt.plot</w:t>
+      </w:r>
+      <w:proofErr w:type="spellEnd"/>
+      <w:proofErr w:type="gramEnd"/>
+      <w:r>
+        <w:t>(t, x * 1000</w:t>
+      </w:r>
+      <w:proofErr w:type="gramStart"/>
+      <w:r>
+        <w:t>)  #</w:t>
+      </w:r>
+      <w:proofErr w:type="gramEnd"/>
+      <w:r>
+        <w:t xml:space="preserve"> mm for visibility</w:t>
+      </w:r>
+    </w:p>
+    <w:p>
+      <w:pPr>
+        <w:ind w:firstLine="720"/>
+      </w:pPr>
+      <w:proofErr w:type="spellStart"/>
+      <w:proofErr w:type="gramStart"/>
+      <w:r>
+        <w:t>plt.xlabel</w:t>
+      </w:r>
+      <w:proofErr w:type="spellEnd"/>
+      <w:proofErr w:type="gramEnd"/>
+      <w:r>
+        <w:t>("Time [s]")</w:t>
+      </w:r>
+    </w:p>
+    <w:p>
+      <w:pPr>
+        <w:ind w:firstLine="720"/>
+      </w:pPr>
+      <w:proofErr w:type="spellStart"/>
+      <w:proofErr w:type="gramStart"/>
+      <w:r>
+        <w:t>plt.ylabel</w:t>
+      </w:r>
+      <w:proofErr w:type="spellEnd"/>
+      <w:proofErr w:type="gramEnd"/>
+      <w:r>
+        <w:t>("Rope Extension x [mm]")</w:t>
+      </w:r>
+    </w:p>
+    <w:p>
+      <w:pPr>
+        <w:ind w:firstLine="720"/>
+      </w:pPr>
+      <w:proofErr w:type="spellStart"/>
+      <w:proofErr w:type="gramStart"/>
+      <w:r>
+        <w:t>plt.title</w:t>
+      </w:r>
+      <w:proofErr w:type="spellEnd"/>
+      <w:proofErr w:type="gramEnd"/>
+      <w:r>
+        <w:t>("Rope Extension vs Time")</w:t>
+      </w:r>
+    </w:p>
+    <w:p>
+      <w:pPr>
+        <w:ind w:firstLine="720"/>
+      </w:pPr>
+      <w:proofErr w:type="spellStart"/>
+      <w:proofErr w:type="gramStart"/>
+      <w:r>
+        <w:t>plt.grid</w:t>
+      </w:r>
+      <w:proofErr w:type="spellEnd"/>
+      <w:proofErr w:type="gramEnd"/>
+      <w:r>
+        <w:t>(True)</w:t>
+      </w:r>
+    </w:p>
+    <w:p>
+      <w:pPr>
+        <w:ind w:firstLine="720"/>
+      </w:pPr>
+    </w:p>
+    <w:p>
+      <w:pPr>
+        <w:ind w:firstLine="720"/>
+      </w:pPr>
+      <w:proofErr w:type="spellStart"/>
+      <w:proofErr w:type="gramStart"/>
+      <w:r>
+        <w:t>plt.figure</w:t>
+      </w:r>
+      <w:proofErr w:type="spellEnd"/>
+      <w:proofErr w:type="gramEnd"/>
+      <w:r>
+        <w:t>(</w:t>
+      </w:r>
+      <w:proofErr w:type="spellStart"/>
+      <w:r>
+        <w:t>figsize</w:t>
+      </w:r>
+      <w:proofErr w:type="spellEnd"/>
+      <w:proofErr w:type="gramStart"/>
+      <w:r>
+        <w:t>=(</w:t>
+      </w:r>
+      <w:proofErr w:type="gramEnd"/>
+      <w:r>
+        <w:t>6, 6))</w:t>
+      </w:r>
+    </w:p>
+    <w:p>
+      <w:pPr>
+        <w:ind w:firstLine="720"/>
+      </w:pPr>
+      <w:proofErr w:type="spellStart"/>
+      <w:proofErr w:type="gramStart"/>
+      <w:r>
+        <w:t>plt.plot</w:t>
+      </w:r>
+      <w:proofErr w:type="spellEnd"/>
+      <w:proofErr w:type="gramEnd"/>
+      <w:r>
+        <w:t>(</w:t>
+      </w:r>
+      <w:proofErr w:type="spellStart"/>
+      <w:r>
+        <w:t>x_cart</w:t>
+      </w:r>
+      <w:proofErr w:type="spellEnd"/>
+      <w:r>
+        <w:t xml:space="preserve">, </w:t>
+      </w:r>
+      <w:proofErr w:type="spellStart"/>
+      <w:r>
+        <w:t>y_cart</w:t>
+      </w:r>
+      <w:proofErr w:type="spellEnd"/>
+      <w:r>
+        <w:t>)</w:t>
+      </w:r>
+    </w:p>
+    <w:p>
+      <w:pPr>
+        <w:ind w:firstLine="720"/>
+      </w:pPr>
+      <w:proofErr w:type="spellStart"/>
+      <w:proofErr w:type="gramStart"/>
+      <w:r>
+        <w:t>plt.xlabel</w:t>
+      </w:r>
+      <w:proofErr w:type="spellEnd"/>
+      <w:proofErr w:type="gramEnd"/>
+      <w:r>
+        <w:t>("x [m]")</w:t>
+      </w:r>
+    </w:p>
+    <w:p>
+      <w:pPr>
+        <w:ind w:firstLine="720"/>
+      </w:pPr>
+      <w:proofErr w:type="spellStart"/>
+      <w:proofErr w:type="gramStart"/>
+      <w:r>
+        <w:t>plt.ylabel</w:t>
+      </w:r>
+      <w:proofErr w:type="spellEnd"/>
+      <w:proofErr w:type="gramEnd"/>
+      <w:r>
+        <w:t>("y [m]")</w:t>
+      </w:r>
+    </w:p>
+    <w:p>
+      <w:pPr>
+        <w:ind w:firstLine="720"/>
+      </w:pPr>
+      <w:proofErr w:type="spellStart"/>
+      <w:proofErr w:type="gramStart"/>
+      <w:r>
+        <w:t>plt.title</w:t>
+      </w:r>
+      <w:proofErr w:type="spellEnd"/>
+      <w:proofErr w:type="gramEnd"/>
+      <w:r>
+        <w:t>("Trajectory of the Mass")</w:t>
+      </w:r>
+    </w:p>
+    <w:p>
+      <w:pPr>
+        <w:ind w:firstLine="720"/>
+      </w:pPr>
+      <w:proofErr w:type="spellStart"/>
+      <w:proofErr w:type="gramStart"/>
+      <w:r>
+        <w:t>plt.axis</w:t>
+      </w:r>
+      <w:proofErr w:type="spellEnd"/>
+      <w:proofErr w:type="gramEnd"/>
+      <w:r>
+        <w:t>("equal")</w:t>
+      </w:r>
+    </w:p>
+    <w:p>
+      <w:pPr>
+        <w:ind w:firstLine="720"/>
+      </w:pPr>
+      <w:proofErr w:type="spellStart"/>
+      <w:proofErr w:type="gramStart"/>
+      <w:r>
+        <w:t>plt.grid</w:t>
+      </w:r>
+      <w:proofErr w:type="spellEnd"/>
+      <w:proofErr w:type="gramEnd"/>
+      <w:r>
+        <w:t>(True)</w:t>
+      </w:r>
+    </w:p>
+    <w:p>
+      <w:pPr>
+        <w:ind w:firstLine="720"/>
+      </w:pPr>
+    </w:p>
+    <w:p>
+      <w:pPr>
+        <w:ind w:firstLine="720"/>
+      </w:pPr>
+      <w:r>
+        <w:tab/>
+        <w:t>The</w:t>
+      </w:r>
+      <w:r>
+        <w:t xml:space="preserve"> following</w:t>
+      </w:r>
+      <w:r>
+        <w:t xml:space="preserve"> results </w:t>
+      </w:r>
+      <w:r>
+        <w:t>are the illustration of the results of constant swing function.</w:t>
+      </w:r>
+    </w:p>
+    <w:p>
+      <w:pPr>
+        <w:ind w:firstLine="720"/>
+        <w:jc w:val="center"/>
+      </w:pPr>
+      <w:r>
+        <w:rPr>
+          <w:noProof/>
+        </w:rPr>
+        <w:drawing>
+          <wp:inline distT="0" distB="0" distL="0" distR="0" wp14:anchorId="1A43A5D8" wp14:editId="65685D30">
+            <wp:extent cx="3589699" cy="2151902"/>
+            <wp:effectExtent l="0" t="0" r="0" b="1270"/>
+            <wp:docPr id="473854664" name="Picture 4" descr="A graph of a swing angle&#10;&#10;AI-generated content may be incorrect."/>
+            <wp:cNvGraphicFramePr>
+              <a:graphicFrameLocks xmlns:a="http://schemas.openxmlformats.org/drawingml/2006/main" noChangeAspect="1"/>
+            </wp:cNvGraphicFramePr>
+            <a:graphic xmlns:a="http://schemas.openxmlformats.org/drawingml/2006/main">
+              <a:graphicData uri="http://schemas.openxmlformats.org/drawingml/2006/picture">
+                <pic:pic xmlns:pic="http://schemas.openxmlformats.org/drawingml/2006/picture">
+                  <pic:nvPicPr>
+                    <pic:cNvPr id="473854664" name="Picture 4" descr="A graph of a swing angle&#10;&#10;AI-generated content may be incorrect."/>
+                    <pic:cNvPicPr>
+                      <a:picLocks noChangeAspect="1" noChangeArrowheads="1"/>
+                    </pic:cNvPicPr>
+                  </pic:nvPicPr>
+                  <pic:blipFill>
+                    <a:blip r:embed="rId9" cstate="print">
+                      <a:extLst>
+                        <a:ext uri="{28A0092B-C50C-407E-A947-70E740481C1C}">
+                          <a14:useLocalDpi xmlns:a14="http://schemas.microsoft.com/office/drawing/2010/main" val="0"/>
+                        </a:ext>
+                      </a:extLst>
+                    </a:blip>
+                    <a:srcRect/>
+                    <a:stretch>
+                      <a:fillRect/>
+                    </a:stretch>
+                  </pic:blipFill>
+                  <pic:spPr bwMode="auto">
+                    <a:xfrm>
+                      <a:off x="0" y="0"/>
+                      <a:ext cx="3605746" cy="2161521"/>
+                    </a:xfrm>
+                    <a:prstGeom prst="rect">
+                      <a:avLst/>
+                    </a:prstGeom>
+                    <a:noFill/>
+                    <a:ln>
+                      <a:noFill/>
+                    </a:ln>
+                  </pic:spPr>
+                </pic:pic>
+              </a:graphicData>
+            </a:graphic>
+          </wp:inline>
+        </w:drawing>
+      </w:r>
+    </w:p>
+    <w:p>
+      <w:pPr>
+        <w:ind w:firstLine="720"/>
+        <w:jc w:val="center"/>
+      </w:pPr>
+      <w:r>
+        <w:t>Fig.1 Swing angle vs time graph for swing angle of 17 Degree</w:t>
+      </w:r>
+    </w:p>
+    <w:p>
+      <w:pPr>
+        <w:ind w:firstLine="720"/>
+        <w:jc w:val="center"/>
+      </w:pPr>
+      <w:r>
+        <w:rPr>
+          <w:noProof/>
+        </w:rPr>
+        <w:lastRenderedPageBreak/>
+        <w:drawing>
+          <wp:inline distT="0" distB="0" distL="0" distR="0" wp14:anchorId="685DF0E7" wp14:editId="5BBBE40B">
+            <wp:extent cx="4445251" cy="2665063"/>
+            <wp:effectExtent l="0" t="0" r="0" b="2540"/>
+            <wp:docPr id="1736094406" name="Picture 3"/>
+            <wp:cNvGraphicFramePr>
+              <a:graphicFrameLocks xmlns:a="http://schemas.openxmlformats.org/drawingml/2006/main" noChangeAspect="1"/>
+            </wp:cNvGraphicFramePr>
+            <a:graphic xmlns:a="http://schemas.openxmlformats.org/drawingml/2006/main">
+              <a:graphicData uri="http://schemas.openxmlformats.org/drawingml/2006/picture">
+                <pic:pic xmlns:pic="http://schemas.openxmlformats.org/drawingml/2006/picture">
+                  <pic:nvPicPr>
+                    <pic:cNvPr id="0" name="Picture 6"/>
+                    <pic:cNvPicPr>
+                      <a:picLocks noChangeAspect="1" noChangeArrowheads="1"/>
+                    </pic:cNvPicPr>
+                  </pic:nvPicPr>
+                  <pic:blipFill>
+                    <a:blip r:embed="rId10">
+                      <a:extLst>
+                        <a:ext uri="{28A0092B-C50C-407E-A947-70E740481C1C}">
+                          <a14:useLocalDpi xmlns:a14="http://schemas.microsoft.com/office/drawing/2010/main" val="0"/>
+                        </a:ext>
+                      </a:extLst>
+                    </a:blip>
+                    <a:srcRect/>
+                    <a:stretch>
+                      <a:fillRect/>
+                    </a:stretch>
+                  </pic:blipFill>
+                  <pic:spPr bwMode="auto">
+                    <a:xfrm>
+                      <a:off x="0" y="0"/>
+                      <a:ext cx="4463383" cy="2675933"/>
+                    </a:xfrm>
+                    <a:prstGeom prst="rect">
+                      <a:avLst/>
+                    </a:prstGeom>
+                    <a:noFill/>
+                    <a:ln>
+                      <a:noFill/>
+                    </a:ln>
+                  </pic:spPr>
+                </pic:pic>
+              </a:graphicData>
+            </a:graphic>
+          </wp:inline>
+        </w:drawing>
+      </w:r>
+    </w:p>
+    <w:p>
+      <w:pPr>
+        <w:ind w:firstLine="720"/>
+        <w:jc w:val="center"/>
+      </w:pPr>
+      <w:r>
+        <w:t>Fig.2 Rope Extension vs time graph for swing angle of 17 Degree</w:t>
+      </w:r>
+    </w:p>
+    <w:p>
+      <w:pPr>
+        <w:ind w:firstLine="720"/>
+        <w:jc w:val="center"/>
+      </w:pPr>
+      <w:r>
+        <w:rPr>
+          <w:noProof/>
+        </w:rPr>
+        <w:drawing>
+          <wp:inline distT="0" distB="0" distL="0" distR="0" wp14:anchorId="3F4EA90D" wp14:editId="692AA7F2">
+            <wp:extent cx="3947311" cy="3447958"/>
+            <wp:effectExtent l="0" t="0" r="0" b="635"/>
+            <wp:docPr id="1276534821" name="Picture 5"/>
+            <wp:cNvGraphicFramePr>
+              <a:graphicFrameLocks xmlns:a="http://schemas.openxmlformats.org/drawingml/2006/main" noChangeAspect="1"/>
+            </wp:cNvGraphicFramePr>
+            <a:graphic xmlns:a="http://schemas.openxmlformats.org/drawingml/2006/main">
+              <a:graphicData uri="http://schemas.openxmlformats.org/drawingml/2006/picture">
+                <pic:pic xmlns:pic="http://schemas.openxmlformats.org/drawingml/2006/picture">
+                  <pic:nvPicPr>
+                    <pic:cNvPr id="0" name="Picture 8"/>
+                    <pic:cNvPicPr>
+                      <a:picLocks noChangeAspect="1" noChangeArrowheads="1"/>
+                    </pic:cNvPicPr>
+                  </pic:nvPicPr>
+                  <pic:blipFill>
+                    <a:blip r:embed="rId11">
+                      <a:extLst>
+                        <a:ext uri="{28A0092B-C50C-407E-A947-70E740481C1C}">
+                          <a14:useLocalDpi xmlns:a14="http://schemas.microsoft.com/office/drawing/2010/main" val="0"/>
+                        </a:ext>
+                      </a:extLst>
+                    </a:blip>
+                    <a:srcRect/>
+                    <a:stretch>
+                      <a:fillRect/>
+                    </a:stretch>
+                  </pic:blipFill>
+                  <pic:spPr bwMode="auto">
+                    <a:xfrm>
+                      <a:off x="0" y="0"/>
+                      <a:ext cx="3960349" cy="3459347"/>
+                    </a:xfrm>
+                    <a:prstGeom prst="rect">
+                      <a:avLst/>
+                    </a:prstGeom>
+                    <a:noFill/>
+                    <a:ln>
+                      <a:noFill/>
+                    </a:ln>
+                  </pic:spPr>
+                </pic:pic>
+              </a:graphicData>
+            </a:graphic>
+          </wp:inline>
+        </w:drawing>
+      </w:r>
+    </w:p>
+    <w:p>
+      <w:pPr>
+        <w:ind w:firstLine="720"/>
+        <w:jc w:val="center"/>
+      </w:pPr>
+      <w:r>
+        <w:t>Fig.3 Trajectory of the mass graph for swing angle of 17 Degree</w:t>
+      </w:r>
+    </w:p>
+    <w:p>
+      <w:pPr>
+        <w:ind w:firstLine="720"/>
+        <w:jc w:val="center"/>
+      </w:pPr>
+    </w:p>
+    <w:p>
+      <w:pPr>
+        <w:ind w:firstLine="720"/>
+      </w:pPr>
+      <w:r>
+        <w:t xml:space="preserve">Figure 1 illustrates the changes in swing angle depending on the time. By analyzing the graph, the swing angle value is getting </w:t>
+      </w:r>
+      <w:r>
+        <w:t>smaller</w:t>
+      </w:r>
+      <w:r>
+        <w:t xml:space="preserve"> by time. Figure 2 shows the rope extension caused by the person during the swing. It starts with high oscillations values and eventually </w:t>
+      </w:r>
+      <w:r>
+        <w:t>gets</w:t>
+      </w:r>
+      <w:r>
+        <w:t xml:space="preserve"> </w:t>
+      </w:r>
+      <w:r>
+        <w:t>smaller</w:t>
+      </w:r>
+      <w:r>
+        <w:t xml:space="preserve"> by time. Figure 3 demonstrates the trajectory of the </w:t>
+      </w:r>
+      <w:r>
+        <w:t>mass,</w:t>
+      </w:r>
+      <w:r>
+        <w:t xml:space="preserve"> and it </w:t>
+      </w:r>
+      <w:r>
+        <w:t>seems</w:t>
+      </w:r>
+      <w:r>
+        <w:t xml:space="preserve"> to be consistent with throughout the </w:t>
+      </w:r>
+      <w:r>
+        <w:t>time</w:t>
+      </w:r>
+      <w:r>
+        <w:t xml:space="preserve"> for the current swing function</w:t>
+      </w:r>
+      <w:r>
+        <w:t>.</w:t>
       </w:r>
     </w:p>
     <w:p>
@@ -3236,23 +4935,14 @@
           <w:szCs w:val="28"/>
         </w:rPr>
       </w:pPr>
-    </w:p>
-    <w:p>
-      <w:pPr>
+      <w:r>
         <w:rPr>
           <w:b/>
           <w:bCs/>
           <w:sz w:val="28"/>
           <w:szCs w:val="28"/>
         </w:rPr>
-      </w:pPr>
-      <w:r>
-        <w:rPr>
-          <w:b/>
-          <w:bCs/>
-          <w:sz w:val="28"/>
-          <w:szCs w:val="28"/>
-        </w:rPr>
+        <w:lastRenderedPageBreak/>
         <w:t>(3)</w:t>
       </w:r>
       <w:r>
@@ -3294,369 +4984,1533 @@
     </w:p>
     <w:p/>
     <w:p>
+      <w:r>
+        <w:tab/>
+        <w:t>The swing function has been changed by adding stop phase between the swing, which means the swing moves freely for a while and then it holds for a while before swing again.</w:t>
+      </w:r>
+      <w:r>
+        <w:t xml:space="preserve"> The python code for the improved swing function is shown as follows.</w:t>
+      </w:r>
+    </w:p>
+    <w:p>
       <w:proofErr w:type="gramStart"/>
       <w:r>
-        <w:t xml:space="preserve">  </w:t>
-      </w:r>
+        <w:t>import</w:t>
+      </w:r>
+      <w:proofErr w:type="gramEnd"/>
+      <w:r>
+        <w:t xml:space="preserve"> </w:t>
+      </w:r>
+      <w:proofErr w:type="spellStart"/>
+      <w:r>
+        <w:t>numpy</w:t>
+      </w:r>
+      <w:proofErr w:type="spellEnd"/>
+      <w:r>
+        <w:t xml:space="preserve"> as np</w:t>
+      </w:r>
+    </w:p>
+    <w:p>
+      <w:r>
+        <w:t xml:space="preserve">import </w:t>
+      </w:r>
+      <w:proofErr w:type="spellStart"/>
+      <w:proofErr w:type="gramStart"/>
+      <w:r>
+        <w:t>matplotlib.pyplot</w:t>
+      </w:r>
+      <w:proofErr w:type="spellEnd"/>
+      <w:proofErr w:type="gramEnd"/>
+      <w:r>
+        <w:t xml:space="preserve"> as </w:t>
+      </w:r>
+      <w:proofErr w:type="spellStart"/>
+      <w:r>
+        <w:t>plt</w:t>
+      </w:r>
+      <w:proofErr w:type="spellEnd"/>
+    </w:p>
+    <w:p>
+      <w:r>
+        <w:t xml:space="preserve">from </w:t>
+      </w:r>
+      <w:proofErr w:type="spellStart"/>
+      <w:proofErr w:type="gramStart"/>
+      <w:r>
+        <w:t>scipy.integrate</w:t>
+      </w:r>
+      <w:proofErr w:type="spellEnd"/>
+      <w:proofErr w:type="gramEnd"/>
+      <w:r>
+        <w:t xml:space="preserve"> import </w:t>
+      </w:r>
+      <w:proofErr w:type="spellStart"/>
+      <w:r>
+        <w:t>solve_ivp</w:t>
+      </w:r>
+      <w:proofErr w:type="spellEnd"/>
+    </w:p>
+    <w:p/>
+    <w:p>
+      <w:r>
+        <w:t># -----------------------------</w:t>
+      </w:r>
+    </w:p>
+    <w:p>
+      <w:r>
+        <w:t># Parameters</w:t>
+      </w:r>
+    </w:p>
+    <w:p>
+      <w:r>
+        <w:t># -----------------------------</w:t>
+      </w:r>
+    </w:p>
+    <w:p>
+      <w:r>
+        <w:t>m = 30.0        # mass [kg]</w:t>
+      </w:r>
+    </w:p>
+    <w:p>
+      <w:r>
+        <w:t>g = 9.81        # gravity [m/s^2]</w:t>
+      </w:r>
+    </w:p>
+    <w:p>
+      <w:r>
+        <w:t>L0 = 2.0        # natural rope length [m]</w:t>
+      </w:r>
+    </w:p>
+    <w:p>
+      <w:r>
+        <w:t>k = 10000.0     # spring stiffness [N/m]</w:t>
+      </w:r>
+    </w:p>
+    <w:p>
+      <w:r>
+        <w:t>c = 200.0       # radial damping coefficient [N·s/m]</w:t>
+      </w:r>
+    </w:p>
+    <w:p/>
+    <w:p>
+      <w:r>
+        <w:t># "Stop &amp; swing" control parameters</w:t>
+      </w:r>
+    </w:p>
+    <w:p>
+      <w:proofErr w:type="spellStart"/>
+      <w:r>
+        <w:t>swing_duration</w:t>
+      </w:r>
+      <w:proofErr w:type="spellEnd"/>
+      <w:r>
+        <w:t xml:space="preserve"> = 3.0   # seconds of free swinging</w:t>
+      </w:r>
+    </w:p>
+    <w:p>
+      <w:proofErr w:type="spellStart"/>
+      <w:r>
+        <w:t>stop_duration</w:t>
+      </w:r>
+      <w:proofErr w:type="spellEnd"/>
+      <w:r>
+        <w:t xml:space="preserve"> = 2.0    # seconds of stopping/holding</w:t>
+      </w:r>
+    </w:p>
+    <w:p>
+      <w:proofErr w:type="spellStart"/>
+      <w:r>
+        <w:t>cycle_duration</w:t>
+      </w:r>
+      <w:proofErr w:type="spellEnd"/>
+      <w:r>
+        <w:t xml:space="preserve"> = </w:t>
+      </w:r>
+      <w:proofErr w:type="spellStart"/>
+      <w:r>
+        <w:t>swing_duration</w:t>
+      </w:r>
+      <w:proofErr w:type="spellEnd"/>
+      <w:r>
+        <w:t xml:space="preserve"> + </w:t>
+      </w:r>
+      <w:proofErr w:type="spellStart"/>
+      <w:r>
+        <w:t>stop_duration</w:t>
+      </w:r>
+      <w:proofErr w:type="spellEnd"/>
+    </w:p>
+    <w:p/>
+    <w:p>
+      <w:r>
+        <w:t># Strong "controller" to stop the swing (tangential direction)</w:t>
+      </w:r>
+    </w:p>
+    <w:p>
+      <w:proofErr w:type="spellStart"/>
+      <w:r>
+        <w:t>k_stop</w:t>
+      </w:r>
+      <w:proofErr w:type="spellEnd"/>
+      <w:r>
+        <w:t xml:space="preserve"> = 50.0          # angular stiffness during stop [</w:t>
+      </w:r>
+      <w:proofErr w:type="spellStart"/>
+      <w:r>
+        <w:t>N·m</w:t>
+      </w:r>
+      <w:proofErr w:type="spellEnd"/>
+      <w:r>
+        <w:t xml:space="preserve">/rad </w:t>
+      </w:r>
+      <w:proofErr w:type="spellStart"/>
+      <w:r>
+        <w:t>approx</w:t>
+      </w:r>
+      <w:proofErr w:type="spellEnd"/>
+      <w:r>
+        <w:t>]</w:t>
+      </w:r>
+    </w:p>
+    <w:p>
+      <w:proofErr w:type="spellStart"/>
+      <w:r>
+        <w:t>c_stop</w:t>
+      </w:r>
+      <w:proofErr w:type="spellEnd"/>
+      <w:r>
+        <w:t xml:space="preserve"> = 20.0          # angular damping during stop [</w:t>
+      </w:r>
+      <w:proofErr w:type="spellStart"/>
+      <w:r>
+        <w:t>N·m·s</w:t>
+      </w:r>
+      <w:proofErr w:type="spellEnd"/>
+      <w:r>
+        <w:t xml:space="preserve">/rad </w:t>
+      </w:r>
+      <w:proofErr w:type="spellStart"/>
+      <w:r>
+        <w:t>approx</w:t>
+      </w:r>
+      <w:proofErr w:type="spellEnd"/>
+      <w:r>
+        <w:t>]</w:t>
+      </w:r>
+    </w:p>
+    <w:p/>
+    <w:p>
+      <w:r>
+        <w:t xml:space="preserve">def </w:t>
+      </w:r>
+      <w:proofErr w:type="spellStart"/>
+      <w:r>
+        <w:t>mode_function</w:t>
+      </w:r>
+      <w:proofErr w:type="spellEnd"/>
+      <w:r>
+        <w:t>(t):</w:t>
+      </w:r>
+    </w:p>
+    <w:p>
+      <w:r>
+        <w:t>    """</w:t>
+      </w:r>
+    </w:p>
+    <w:p>
+      <w:r>
+        <w:t>    Return 'swing' or 'stop' depending on time.</w:t>
+      </w:r>
+    </w:p>
+    <w:p>
+      <w:r>
+        <w:lastRenderedPageBreak/>
+        <w:t xml:space="preserve">    One cycle = [0, </w:t>
+      </w:r>
+      <w:proofErr w:type="spellStart"/>
+      <w:r>
+        <w:t>swing_duration</w:t>
+      </w:r>
+      <w:proofErr w:type="spellEnd"/>
+      <w:r>
+        <w:t>) -&gt; swing</w:t>
+      </w:r>
+    </w:p>
+    <w:p>
+      <w:r>
+        <w:t>                [</w:t>
+      </w:r>
+      <w:proofErr w:type="spellStart"/>
+      <w:r>
+        <w:t>swing_duration</w:t>
+      </w:r>
+      <w:proofErr w:type="spellEnd"/>
+      <w:r>
+        <w:t xml:space="preserve">, </w:t>
+      </w:r>
+      <w:proofErr w:type="spellStart"/>
+      <w:r>
+        <w:t>cycle_duration</w:t>
+      </w:r>
+      <w:proofErr w:type="spellEnd"/>
+      <w:r>
+        <w:t>) -&gt; stop</w:t>
+      </w:r>
+    </w:p>
+    <w:p>
+      <w:r>
+        <w:t>    and then repeat periodically.</w:t>
+      </w:r>
+    </w:p>
+    <w:p>
+      <w:r>
+        <w:t>    """</w:t>
+      </w:r>
+    </w:p>
+    <w:p>
+      <w:r>
+        <w:t xml:space="preserve">    tau = t % </w:t>
+      </w:r>
+      <w:proofErr w:type="spellStart"/>
+      <w:r>
+        <w:t>cycle_duration</w:t>
+      </w:r>
+      <w:proofErr w:type="spellEnd"/>
+    </w:p>
+    <w:p>
+      <w:r>
+        <w:t xml:space="preserve">    if tau &lt; </w:t>
+      </w:r>
+      <w:proofErr w:type="spellStart"/>
+      <w:r>
+        <w:t>swing_duration</w:t>
+      </w:r>
+      <w:proofErr w:type="spellEnd"/>
+      <w:r>
+        <w:t>:</w:t>
+      </w:r>
+    </w:p>
+    <w:p>
+      <w:r>
+        <w:t>        return "swing"</w:t>
+      </w:r>
+    </w:p>
+    <w:p>
+      <w:r>
+        <w:t>    else:</w:t>
+      </w:r>
+    </w:p>
+    <w:p>
+      <w:r>
+        <w:t>        return "stop"</w:t>
+      </w:r>
+    </w:p>
+    <w:p/>
+    <w:p>
+      <w:r>
+        <w:t># -----------------------------</w:t>
+      </w:r>
+    </w:p>
+    <w:p>
+      <w:r>
+        <w:t># Equations of motion</w:t>
+      </w:r>
+    </w:p>
+    <w:p>
+      <w:r>
+        <w:t xml:space="preserve"># y = [theta, </w:t>
+      </w:r>
+      <w:proofErr w:type="spellStart"/>
+      <w:r>
+        <w:t>theta_dot</w:t>
+      </w:r>
+      <w:proofErr w:type="spellEnd"/>
+      <w:r>
+        <w:t xml:space="preserve">, x, </w:t>
+      </w:r>
+      <w:proofErr w:type="spellStart"/>
+      <w:r>
+        <w:t>x_dot</w:t>
+      </w:r>
+      <w:proofErr w:type="spellEnd"/>
+      <w:r>
+        <w:t>]</w:t>
+      </w:r>
+    </w:p>
+    <w:p>
+      <w:r>
+        <w:t># -----------------------------</w:t>
+      </w:r>
+    </w:p>
+    <w:p>
+      <w:r>
+        <w:t xml:space="preserve">def </w:t>
+      </w:r>
+      <w:proofErr w:type="spellStart"/>
+      <w:r>
+        <w:t>swing_</w:t>
+      </w:r>
+      <w:proofErr w:type="gramStart"/>
+      <w:r>
+        <w:t>eom</w:t>
+      </w:r>
+      <w:proofErr w:type="spellEnd"/>
+      <w:r>
+        <w:t>(</w:t>
+      </w:r>
+      <w:proofErr w:type="gramEnd"/>
+      <w:r>
+        <w:t>t, y):</w:t>
+      </w:r>
+    </w:p>
+    <w:p>
+      <w:r>
+        <w:t xml:space="preserve">    theta, </w:t>
+      </w:r>
+      <w:proofErr w:type="spellStart"/>
+      <w:r>
+        <w:t>theta_dot</w:t>
+      </w:r>
+      <w:proofErr w:type="spellEnd"/>
+      <w:r>
+        <w:t xml:space="preserve">, x, </w:t>
+      </w:r>
+      <w:proofErr w:type="spellStart"/>
+      <w:r>
+        <w:t>x_dot</w:t>
+      </w:r>
+      <w:proofErr w:type="spellEnd"/>
+      <w:r>
+        <w:t xml:space="preserve"> = y</w:t>
+      </w:r>
+    </w:p>
+    <w:p/>
+    <w:p>
+      <w:r>
+        <w:t xml:space="preserve">    r = L0 + </w:t>
+      </w:r>
+      <w:proofErr w:type="gramStart"/>
+      <w:r>
+        <w:t>x  #</w:t>
+      </w:r>
+      <w:proofErr w:type="gramEnd"/>
+      <w:r>
+        <w:t xml:space="preserve"> instantaneous rope length</w:t>
+      </w:r>
+    </w:p>
+    <w:p>
+      <w:r>
+        <w:t>    if r &lt; 1e-6:</w:t>
+      </w:r>
+    </w:p>
+    <w:p>
+      <w:r>
+        <w:t>        r = 1e-6</w:t>
+      </w:r>
+    </w:p>
+    <w:p/>
+    <w:p>
+      <w:r>
+        <w:t>    # Base (free) dynamics</w:t>
+      </w:r>
+    </w:p>
+    <w:p>
+      <w:r>
+        <w:t xml:space="preserve">    </w:t>
+      </w:r>
+      <w:proofErr w:type="spellStart"/>
+      <w:r>
+        <w:t>theta_ddot_free</w:t>
+      </w:r>
+      <w:proofErr w:type="spellEnd"/>
+      <w:r>
+        <w:t xml:space="preserve"> = (-g * </w:t>
+      </w:r>
+      <w:proofErr w:type="spellStart"/>
+      <w:r>
+        <w:t>np.sin</w:t>
+      </w:r>
+      <w:proofErr w:type="spellEnd"/>
+      <w:r>
+        <w:t xml:space="preserve">(theta) - 2.0 * </w:t>
+      </w:r>
+      <w:proofErr w:type="spellStart"/>
+      <w:r>
+        <w:t>x_dot</w:t>
+      </w:r>
+      <w:proofErr w:type="spellEnd"/>
+      <w:r>
+        <w:t xml:space="preserve"> * </w:t>
+      </w:r>
+      <w:proofErr w:type="spellStart"/>
+      <w:r>
+        <w:t>theta_dot</w:t>
+      </w:r>
+      <w:proofErr w:type="spellEnd"/>
+      <w:r>
+        <w:t>) / r</w:t>
+      </w:r>
+    </w:p>
+    <w:p>
+      <w:r>
+        <w:t xml:space="preserve">    </w:t>
+      </w:r>
+      <w:proofErr w:type="spellStart"/>
+      <w:r>
+        <w:t>x_ddot</w:t>
+      </w:r>
+      <w:proofErr w:type="spellEnd"/>
+      <w:r>
+        <w:t xml:space="preserve"> = g * </w:t>
+      </w:r>
+      <w:proofErr w:type="spellStart"/>
+      <w:r>
+        <w:t>np.cos</w:t>
+      </w:r>
+      <w:proofErr w:type="spellEnd"/>
+      <w:r>
+        <w:t xml:space="preserve">(theta) - (k/m) * x - (c/m) * </w:t>
+      </w:r>
+      <w:proofErr w:type="spellStart"/>
+      <w:r>
+        <w:t>x_dot</w:t>
+      </w:r>
+      <w:proofErr w:type="spellEnd"/>
+      <w:r>
+        <w:t xml:space="preserve"> + r * </w:t>
+      </w:r>
+      <w:proofErr w:type="spellStart"/>
+      <w:r>
+        <w:t>theta_dot</w:t>
+      </w:r>
+      <w:proofErr w:type="spellEnd"/>
+      <w:r>
+        <w:t>**2</w:t>
+      </w:r>
+    </w:p>
+    <w:p/>
+    <w:p>
+      <w:r>
+        <w:t>    # Determine mode: "swing" or "stop"</w:t>
+      </w:r>
+    </w:p>
+    <w:p>
+      <w:r>
+        <w:t xml:space="preserve">    mode = </w:t>
+      </w:r>
+      <w:proofErr w:type="spellStart"/>
+      <w:r>
+        <w:t>mode_function</w:t>
+      </w:r>
+      <w:proofErr w:type="spellEnd"/>
+      <w:r>
+        <w:t>(t)</w:t>
+      </w:r>
+    </w:p>
+    <w:p/>
+    <w:p>
+      <w:r>
+        <w:t>    if mode == "swing":</w:t>
+      </w:r>
+    </w:p>
+    <w:p>
+      <w:r>
+        <w:t>        # Free swing, no extra control</w:t>
+      </w:r>
+    </w:p>
+    <w:p>
+      <w:r>
+        <w:t xml:space="preserve">        </w:t>
+      </w:r>
+      <w:proofErr w:type="spellStart"/>
+      <w:r>
+        <w:t>theta_ddot</w:t>
+      </w:r>
+      <w:proofErr w:type="spellEnd"/>
+      <w:r>
+        <w:t xml:space="preserve"> = </w:t>
+      </w:r>
+      <w:proofErr w:type="spellStart"/>
+      <w:r>
+        <w:t>theta_ddot_free</w:t>
+      </w:r>
+      <w:proofErr w:type="spellEnd"/>
+    </w:p>
+    <w:p>
+      <w:r>
+        <w:lastRenderedPageBreak/>
+        <w:t>    else:</w:t>
+      </w:r>
+    </w:p>
+    <w:p>
+      <w:r>
+        <w:t>        # Stop mode: add strong restoring + damping torque toward theta = 0</w:t>
+      </w:r>
+    </w:p>
+    <w:p>
+      <w:r>
+        <w:t>        # This is like someone actively holding/</w:t>
+      </w:r>
+      <w:proofErr w:type="gramStart"/>
+      <w:r>
+        <w:t>braking</w:t>
+      </w:r>
+      <w:proofErr w:type="gramEnd"/>
+      <w:r>
+        <w:t xml:space="preserve"> the swing.</w:t>
+      </w:r>
+    </w:p>
+    <w:p>
+      <w:r>
+        <w:t>        #</w:t>
+      </w:r>
+    </w:p>
+    <w:p>
+      <w:r>
+        <w:t>        # Extra tangential "control" term:</w:t>
+      </w:r>
+    </w:p>
+    <w:p>
+      <w:r>
+        <w:t xml:space="preserve">        # </w:t>
+      </w:r>
+      <w:proofErr w:type="spellStart"/>
+      <w:r>
+        <w:t>tau_ctrl</w:t>
+      </w:r>
+      <w:proofErr w:type="spellEnd"/>
+      <w:r>
+        <w:t xml:space="preserve"> ~ -</w:t>
+      </w:r>
+      <w:proofErr w:type="spellStart"/>
+      <w:r>
+        <w:t>k_stop</w:t>
+      </w:r>
+      <w:proofErr w:type="spellEnd"/>
+      <w:r>
+        <w:t xml:space="preserve"> * theta - </w:t>
+      </w:r>
+      <w:proofErr w:type="spellStart"/>
+      <w:r>
+        <w:t>c_stop</w:t>
+      </w:r>
+      <w:proofErr w:type="spellEnd"/>
+      <w:r>
+        <w:t xml:space="preserve"> * </w:t>
+      </w:r>
+      <w:proofErr w:type="spellStart"/>
+      <w:r>
+        <w:t>theta_dot</w:t>
+      </w:r>
+      <w:proofErr w:type="spellEnd"/>
+    </w:p>
+    <w:p>
+      <w:r>
+        <w:t>        # -&gt; contributes as +</w:t>
+      </w:r>
+      <w:proofErr w:type="spellStart"/>
+      <w:r>
+        <w:t>tau_ctrl</w:t>
+      </w:r>
+      <w:proofErr w:type="spellEnd"/>
+      <w:r>
+        <w:t xml:space="preserve"> / (m * r) to tangential acceleration.</w:t>
+      </w:r>
+    </w:p>
+    <w:p>
+      <w:r>
+        <w:t xml:space="preserve">        </w:t>
+      </w:r>
+      <w:proofErr w:type="spellStart"/>
+      <w:r>
+        <w:t>tau_ctrl</w:t>
+      </w:r>
+      <w:proofErr w:type="spellEnd"/>
+      <w:r>
+        <w:t xml:space="preserve"> = -</w:t>
+      </w:r>
+      <w:proofErr w:type="spellStart"/>
+      <w:r>
+        <w:t>k_stop</w:t>
+      </w:r>
+      <w:proofErr w:type="spellEnd"/>
+      <w:r>
+        <w:t xml:space="preserve"> * theta - </w:t>
+      </w:r>
+      <w:proofErr w:type="spellStart"/>
+      <w:r>
+        <w:t>c_stop</w:t>
+      </w:r>
+      <w:proofErr w:type="spellEnd"/>
+      <w:r>
+        <w:t xml:space="preserve"> * </w:t>
+      </w:r>
+      <w:proofErr w:type="spellStart"/>
+      <w:r>
+        <w:t>theta_dot</w:t>
+      </w:r>
+      <w:proofErr w:type="spellEnd"/>
+    </w:p>
+    <w:p>
+      <w:r>
+        <w:t xml:space="preserve">        </w:t>
+      </w:r>
+      <w:proofErr w:type="spellStart"/>
+      <w:r>
+        <w:t>a_theta_ctrl</w:t>
+      </w:r>
+      <w:proofErr w:type="spellEnd"/>
+      <w:r>
+        <w:t xml:space="preserve"> = </w:t>
+      </w:r>
+      <w:proofErr w:type="spellStart"/>
+      <w:r>
+        <w:t>tau_ctrl</w:t>
+      </w:r>
+      <w:proofErr w:type="spellEnd"/>
+      <w:r>
+        <w:t xml:space="preserve"> / (m * r)</w:t>
+      </w:r>
+    </w:p>
+    <w:p/>
+    <w:p>
+      <w:r>
+        <w:t xml:space="preserve">        </w:t>
+      </w:r>
+      <w:proofErr w:type="spellStart"/>
+      <w:r>
+        <w:t>theta_ddot</w:t>
+      </w:r>
+      <w:proofErr w:type="spellEnd"/>
+      <w:r>
+        <w:t xml:space="preserve"> = </w:t>
+      </w:r>
+      <w:proofErr w:type="spellStart"/>
+      <w:r>
+        <w:t>theta_ddot_free</w:t>
+      </w:r>
+      <w:proofErr w:type="spellEnd"/>
+      <w:r>
+        <w:t xml:space="preserve"> + </w:t>
+      </w:r>
+      <w:proofErr w:type="spellStart"/>
+      <w:r>
+        <w:t>a_theta_ctrl</w:t>
+      </w:r>
+      <w:proofErr w:type="spellEnd"/>
+    </w:p>
+    <w:p/>
+    <w:p>
+      <w:r>
+        <w:t>    return [</w:t>
+      </w:r>
+      <w:proofErr w:type="spellStart"/>
+      <w:r>
+        <w:t>theta_dot</w:t>
+      </w:r>
+      <w:proofErr w:type="spellEnd"/>
+      <w:r>
+        <w:t xml:space="preserve">, </w:t>
+      </w:r>
+      <w:proofErr w:type="spellStart"/>
+      <w:r>
+        <w:t>theta_ddot</w:t>
+      </w:r>
+      <w:proofErr w:type="spellEnd"/>
+      <w:r>
+        <w:t xml:space="preserve">, </w:t>
+      </w:r>
+      <w:proofErr w:type="spellStart"/>
+      <w:r>
+        <w:t>x_dot</w:t>
+      </w:r>
+      <w:proofErr w:type="spellEnd"/>
+      <w:r>
+        <w:t xml:space="preserve">, </w:t>
+      </w:r>
+      <w:proofErr w:type="spellStart"/>
+      <w:r>
+        <w:t>x_ddot</w:t>
+      </w:r>
+      <w:proofErr w:type="spellEnd"/>
+      <w:r>
+        <w:t>]</w:t>
+      </w:r>
+    </w:p>
+    <w:p/>
+    <w:p>
+      <w:r>
+        <w:t># -----------------------------</w:t>
+      </w:r>
+    </w:p>
+    <w:p>
+      <w:r>
+        <w:t># Initial conditions</w:t>
+      </w:r>
+    </w:p>
+    <w:p>
+      <w:r>
+        <w:t># -----------------------------</w:t>
+      </w:r>
+    </w:p>
+    <w:p>
+      <w:r>
+        <w:t>theta0 = 0.4         # initial angle [</w:t>
+      </w:r>
+      <w:proofErr w:type="gramStart"/>
+      <w:r>
+        <w:t>rad</w:t>
+      </w:r>
+      <w:proofErr w:type="gramEnd"/>
+      <w:r>
+        <w:t>]</w:t>
+      </w:r>
+    </w:p>
+    <w:p>
+      <w:r>
+        <w:t>theta_dot0 = 0.0     # initial angular velocity [rad/s]</w:t>
+      </w:r>
+    </w:p>
+    <w:p>
+      <w:r>
+        <w:t>x0 = 0.0             # initial rope extension [m]</w:t>
+      </w:r>
+    </w:p>
+    <w:p>
+      <w:r>
+        <w:t>x_dot0 = 0.0         # initial extension rate [m/s]</w:t>
+      </w:r>
+    </w:p>
+    <w:p/>
+    <w:p>
+      <w:r>
+        <w:t>y0 = [theta0, theta_dot0, x0, x_dot0]</w:t>
+      </w:r>
+    </w:p>
+    <w:p/>
+    <w:p>
+      <w:r>
+        <w:t># -----------------------------</w:t>
+      </w:r>
+    </w:p>
+    <w:p>
+      <w:r>
+        <w:t># Time span for simulation</w:t>
+      </w:r>
+    </w:p>
+    <w:p>
+      <w:r>
+        <w:t># -----------------------------</w:t>
+      </w:r>
+    </w:p>
+    <w:p>
+      <w:proofErr w:type="spellStart"/>
+      <w:r>
+        <w:t>t_start</w:t>
+      </w:r>
+      <w:proofErr w:type="spellEnd"/>
+      <w:r>
+        <w:t xml:space="preserve"> = 0.0</w:t>
+      </w:r>
+    </w:p>
+    <w:p>
+      <w:proofErr w:type="spellStart"/>
+      <w:r>
+        <w:t>t_end</w:t>
+      </w:r>
+      <w:proofErr w:type="spellEnd"/>
+      <w:r>
+        <w:t xml:space="preserve"> = 30.0       # longer to see several stop/swing cycles</w:t>
+      </w:r>
+    </w:p>
+    <w:p>
+      <w:proofErr w:type="spellStart"/>
+      <w:r>
+        <w:t>t_eval</w:t>
+      </w:r>
+      <w:proofErr w:type="spellEnd"/>
+      <w:r>
+        <w:t xml:space="preserve"> = </w:t>
+      </w:r>
+      <w:proofErr w:type="spellStart"/>
+      <w:proofErr w:type="gramStart"/>
+      <w:r>
+        <w:t>np.linspace</w:t>
+      </w:r>
+      <w:proofErr w:type="spellEnd"/>
+      <w:proofErr w:type="gramEnd"/>
+      <w:r>
+        <w:t>(</w:t>
+      </w:r>
+      <w:proofErr w:type="spellStart"/>
+      <w:r>
+        <w:t>t_start</w:t>
+      </w:r>
+      <w:proofErr w:type="spellEnd"/>
+      <w:r>
+        <w:t xml:space="preserve">, </w:t>
+      </w:r>
+      <w:proofErr w:type="spellStart"/>
+      <w:r>
+        <w:t>t_end</w:t>
+      </w:r>
+      <w:proofErr w:type="spellEnd"/>
+      <w:r>
+        <w:t>, 6000)</w:t>
+      </w:r>
+    </w:p>
+    <w:p/>
+    <w:p>
+      <w:r>
+        <w:lastRenderedPageBreak/>
+        <w:t># -----------------------------</w:t>
+      </w:r>
+    </w:p>
+    <w:p>
+      <w:r>
+        <w:t># Solve ODE</w:t>
+      </w:r>
+    </w:p>
+    <w:p>
+      <w:r>
+        <w:t># -----------------------------</w:t>
+      </w:r>
+    </w:p>
+    <w:p>
+      <w:r>
+        <w:t xml:space="preserve">sol = </w:t>
+      </w:r>
+      <w:proofErr w:type="spellStart"/>
+      <w:r>
+        <w:t>solve_</w:t>
+      </w:r>
+      <w:proofErr w:type="gramStart"/>
+      <w:r>
+        <w:t>ivp</w:t>
+      </w:r>
+      <w:proofErr w:type="spellEnd"/>
+      <w:r>
+        <w:t>(</w:t>
+      </w:r>
+      <w:proofErr w:type="gramEnd"/>
+    </w:p>
+    <w:p>
+      <w:r>
+        <w:t xml:space="preserve">    </w:t>
+      </w:r>
+      <w:proofErr w:type="spellStart"/>
+      <w:r>
+        <w:t>swing_eom</w:t>
+      </w:r>
+      <w:proofErr w:type="spellEnd"/>
+      <w:r>
+        <w:t>,</w:t>
+      </w:r>
+    </w:p>
+    <w:p>
+      <w:r>
+        <w:t>    (</w:t>
+      </w:r>
+      <w:proofErr w:type="spellStart"/>
+      <w:r>
+        <w:t>t_start</w:t>
+      </w:r>
+      <w:proofErr w:type="spellEnd"/>
+      <w:r>
+        <w:t xml:space="preserve">, </w:t>
+      </w:r>
+      <w:proofErr w:type="spellStart"/>
+      <w:r>
+        <w:t>t_end</w:t>
+      </w:r>
+      <w:proofErr w:type="spellEnd"/>
+      <w:r>
+        <w:t>),</w:t>
+      </w:r>
+    </w:p>
+    <w:p>
+      <w:r>
+        <w:t>    y0,</w:t>
+      </w:r>
+    </w:p>
+    <w:p>
+      <w:r>
+        <w:t xml:space="preserve">    </w:t>
+      </w:r>
+      <w:proofErr w:type="spellStart"/>
+      <w:r>
+        <w:t>t_eval</w:t>
+      </w:r>
+      <w:proofErr w:type="spellEnd"/>
+      <w:r>
+        <w:t>=</w:t>
+      </w:r>
+      <w:proofErr w:type="spellStart"/>
+      <w:r>
+        <w:t>t_eval</w:t>
+      </w:r>
+      <w:proofErr w:type="spellEnd"/>
+      <w:r>
+        <w:t>,</w:t>
+      </w:r>
+    </w:p>
+    <w:p>
+      <w:r>
+        <w:t>    method="RK45",</w:t>
+      </w:r>
+    </w:p>
+    <w:p>
+      <w:r>
+        <w:t xml:space="preserve">    </w:t>
+      </w:r>
+      <w:proofErr w:type="spellStart"/>
+      <w:r>
+        <w:t>rtol</w:t>
+      </w:r>
+      <w:proofErr w:type="spellEnd"/>
+      <w:r>
+        <w:t>=1e-8,</w:t>
+      </w:r>
+    </w:p>
+    <w:p>
+      <w:r>
+        <w:t xml:space="preserve">    </w:t>
+      </w:r>
+      <w:proofErr w:type="spellStart"/>
+      <w:r>
+        <w:t>atol</w:t>
+      </w:r>
+      <w:proofErr w:type="spellEnd"/>
+      <w:r>
+        <w:t>=1e-8</w:t>
+      </w:r>
+    </w:p>
+    <w:p>
+      <w:r>
+        <w:t>)</w:t>
+      </w:r>
+    </w:p>
+    <w:p/>
+    <w:p>
+      <w:r>
+        <w:t>t = sol.t</w:t>
+      </w:r>
+    </w:p>
+    <w:p>
+      <w:r>
+        <w:t xml:space="preserve">theta = </w:t>
+      </w:r>
+      <w:proofErr w:type="spellStart"/>
+      <w:proofErr w:type="gramStart"/>
+      <w:r>
+        <w:t>sol.y</w:t>
+      </w:r>
+      <w:proofErr w:type="spellEnd"/>
+      <w:proofErr w:type="gramEnd"/>
+      <w:r>
+        <w:t>[0]</w:t>
+      </w:r>
+    </w:p>
+    <w:p>
+      <w:proofErr w:type="spellStart"/>
+      <w:r>
+        <w:t>theta_dot</w:t>
+      </w:r>
+      <w:proofErr w:type="spellEnd"/>
+      <w:r>
+        <w:t xml:space="preserve"> = </w:t>
+      </w:r>
+      <w:proofErr w:type="spellStart"/>
+      <w:proofErr w:type="gramStart"/>
+      <w:r>
+        <w:t>sol.y</w:t>
+      </w:r>
+      <w:proofErr w:type="spellEnd"/>
+      <w:proofErr w:type="gramEnd"/>
+      <w:r>
+        <w:t>[1]</w:t>
+      </w:r>
+    </w:p>
+    <w:p>
+      <w:r>
+        <w:t xml:space="preserve">x = </w:t>
+      </w:r>
+      <w:proofErr w:type="spellStart"/>
+      <w:proofErr w:type="gramStart"/>
+      <w:r>
+        <w:t>sol.y</w:t>
+      </w:r>
+      <w:proofErr w:type="spellEnd"/>
+      <w:proofErr w:type="gramEnd"/>
+      <w:r>
+        <w:t>[2]</w:t>
+      </w:r>
+    </w:p>
+    <w:p>
+      <w:proofErr w:type="spellStart"/>
+      <w:r>
+        <w:t>x_dot</w:t>
+      </w:r>
+      <w:proofErr w:type="spellEnd"/>
+      <w:r>
+        <w:t xml:space="preserve"> = </w:t>
+      </w:r>
+      <w:proofErr w:type="spellStart"/>
+      <w:proofErr w:type="gramStart"/>
+      <w:r>
+        <w:t>sol.y</w:t>
+      </w:r>
+      <w:proofErr w:type="spellEnd"/>
+      <w:proofErr w:type="gramEnd"/>
+      <w:r>
+        <w:t>[3]</w:t>
+      </w:r>
+    </w:p>
+    <w:p/>
+    <w:p>
+      <w:r>
+        <w:t># -----------------------------</w:t>
+      </w:r>
+    </w:p>
+    <w:p>
+      <w:r>
+        <w:t># Compute trajectory in Cartesian coordinates</w:t>
+      </w:r>
+    </w:p>
+    <w:p>
+      <w:r>
+        <w:t># -----------------------------</w:t>
+      </w:r>
+    </w:p>
+    <w:p>
+      <w:r>
+        <w:t>r = L0 + x</w:t>
+      </w:r>
+    </w:p>
+    <w:p>
+      <w:proofErr w:type="spellStart"/>
+      <w:r>
+        <w:t>x_cart</w:t>
+      </w:r>
+      <w:proofErr w:type="spellEnd"/>
+      <w:r>
+        <w:t xml:space="preserve"> = r * </w:t>
+      </w:r>
+      <w:proofErr w:type="spellStart"/>
+      <w:r>
+        <w:t>np.sin</w:t>
+      </w:r>
+      <w:proofErr w:type="spellEnd"/>
+      <w:r>
+        <w:t>(theta)</w:t>
+      </w:r>
+    </w:p>
+    <w:p>
+      <w:proofErr w:type="spellStart"/>
+      <w:r>
+        <w:t>y_cart</w:t>
+      </w:r>
+      <w:proofErr w:type="spellEnd"/>
+      <w:r>
+        <w:t xml:space="preserve"> = -r * </w:t>
+      </w:r>
+      <w:proofErr w:type="spellStart"/>
+      <w:r>
+        <w:t>np.cos</w:t>
+      </w:r>
+      <w:proofErr w:type="spellEnd"/>
+      <w:r>
+        <w:t>(theta)</w:t>
+      </w:r>
+    </w:p>
+    <w:p/>
+    <w:p>
+      <w:r>
+        <w:t># -----------------------------</w:t>
+      </w:r>
+    </w:p>
+    <w:p>
+      <w:r>
+        <w:t># Plot results</w:t>
+      </w:r>
+    </w:p>
+    <w:p>
+      <w:r>
+        <w:t># -----------------------------</w:t>
+      </w:r>
+    </w:p>
+    <w:p>
+      <w:proofErr w:type="spellStart"/>
+      <w:proofErr w:type="gramStart"/>
+      <w:r>
+        <w:t>plt.figure</w:t>
+      </w:r>
+      <w:proofErr w:type="spellEnd"/>
+      <w:proofErr w:type="gramEnd"/>
+      <w:r>
+        <w:t>(</w:t>
+      </w:r>
+      <w:proofErr w:type="spellStart"/>
+      <w:r>
+        <w:t>figsize</w:t>
+      </w:r>
+      <w:proofErr w:type="spellEnd"/>
+      <w:proofErr w:type="gramStart"/>
+      <w:r>
+        <w:t>=(</w:t>
+      </w:r>
+      <w:proofErr w:type="gramEnd"/>
+      <w:r>
+        <w:t>10, 5))</w:t>
+      </w:r>
+    </w:p>
+    <w:p>
+      <w:proofErr w:type="spellStart"/>
+      <w:proofErr w:type="gramStart"/>
+      <w:r>
+        <w:t>plt.plot</w:t>
+      </w:r>
+      <w:proofErr w:type="spellEnd"/>
+      <w:proofErr w:type="gramEnd"/>
+      <w:r>
+        <w:t>(t, theta)</w:t>
+      </w:r>
+    </w:p>
+    <w:p>
+      <w:proofErr w:type="spellStart"/>
+      <w:proofErr w:type="gramStart"/>
+      <w:r>
+        <w:lastRenderedPageBreak/>
+        <w:t>plt.xlabel</w:t>
+      </w:r>
+      <w:proofErr w:type="spellEnd"/>
+      <w:proofErr w:type="gramEnd"/>
+      <w:r>
+        <w:t>("Time [s]")</w:t>
+      </w:r>
+    </w:p>
+    <w:p>
+      <w:proofErr w:type="spellStart"/>
+      <w:proofErr w:type="gramStart"/>
+      <w:r>
+        <w:t>plt.ylabel</w:t>
+      </w:r>
+      <w:proofErr w:type="spellEnd"/>
+      <w:proofErr w:type="gramEnd"/>
+      <w:r>
+        <w:t>("Angle θ [rad]")</w:t>
+      </w:r>
+    </w:p>
+    <w:p>
+      <w:proofErr w:type="spellStart"/>
+      <w:proofErr w:type="gramStart"/>
+      <w:r>
+        <w:t>plt.title</w:t>
+      </w:r>
+      <w:proofErr w:type="spellEnd"/>
+      <w:proofErr w:type="gramEnd"/>
+      <w:r>
+        <w:t>("Swing Angle vs Time (Stop &amp; Swing Alternating)")</w:t>
+      </w:r>
+    </w:p>
+    <w:p>
+      <w:proofErr w:type="spellStart"/>
+      <w:proofErr w:type="gramStart"/>
+      <w:r>
+        <w:t>plt.grid</w:t>
+      </w:r>
+      <w:proofErr w:type="spellEnd"/>
+      <w:proofErr w:type="gramEnd"/>
+      <w:r>
+        <w:t>(True)</w:t>
+      </w:r>
+    </w:p>
+    <w:p/>
+    <w:p>
+      <w:proofErr w:type="spellStart"/>
+      <w:proofErr w:type="gramStart"/>
+      <w:r>
+        <w:t>plt.figure</w:t>
+      </w:r>
+      <w:proofErr w:type="spellEnd"/>
+      <w:proofErr w:type="gramEnd"/>
+      <w:r>
+        <w:t>(</w:t>
+      </w:r>
+      <w:proofErr w:type="spellStart"/>
+      <w:r>
+        <w:t>figsize</w:t>
+      </w:r>
+      <w:proofErr w:type="spellEnd"/>
+      <w:proofErr w:type="gramStart"/>
+      <w:r>
+        <w:t>=(</w:t>
+      </w:r>
+      <w:proofErr w:type="gramEnd"/>
+      <w:r>
+        <w:t>10, 5))</w:t>
+      </w:r>
+    </w:p>
+    <w:p>
+      <w:proofErr w:type="spellStart"/>
+      <w:proofErr w:type="gramStart"/>
+      <w:r>
+        <w:t>plt.plot</w:t>
+      </w:r>
+      <w:proofErr w:type="spellEnd"/>
+      <w:proofErr w:type="gramEnd"/>
+      <w:r>
+        <w:t>(t, x * 1000)</w:t>
+      </w:r>
+    </w:p>
+    <w:p>
+      <w:proofErr w:type="spellStart"/>
+      <w:proofErr w:type="gramStart"/>
+      <w:r>
+        <w:t>plt.xlabel</w:t>
+      </w:r>
+      <w:proofErr w:type="spellEnd"/>
+      <w:proofErr w:type="gramEnd"/>
+      <w:r>
+        <w:t>("Time [s]")</w:t>
+      </w:r>
+    </w:p>
+    <w:p>
+      <w:proofErr w:type="spellStart"/>
+      <w:proofErr w:type="gramStart"/>
+      <w:r>
+        <w:t>plt.ylabel</w:t>
+      </w:r>
+      <w:proofErr w:type="spellEnd"/>
+      <w:proofErr w:type="gramEnd"/>
+      <w:r>
+        <w:t>("Rope Extension x [mm]")</w:t>
+      </w:r>
+    </w:p>
+    <w:p>
+      <w:proofErr w:type="spellStart"/>
+      <w:proofErr w:type="gramStart"/>
+      <w:r>
+        <w:t>plt.title</w:t>
+      </w:r>
+      <w:proofErr w:type="spellEnd"/>
+      <w:proofErr w:type="gramEnd"/>
+      <w:r>
+        <w:t>("Rope Extension vs Time (Stop &amp; Swing Alternating)")</w:t>
+      </w:r>
+    </w:p>
+    <w:p>
+      <w:proofErr w:type="spellStart"/>
+      <w:proofErr w:type="gramStart"/>
+      <w:r>
+        <w:t>plt.grid</w:t>
+      </w:r>
+      <w:proofErr w:type="spellEnd"/>
+      <w:proofErr w:type="gramEnd"/>
+      <w:r>
+        <w:t>(True)</w:t>
+      </w:r>
+    </w:p>
+    <w:p>
+      <w:proofErr w:type="spellStart"/>
+      <w:proofErr w:type="gramStart"/>
+      <w:r>
+        <w:t>plt.show</w:t>
+      </w:r>
+      <w:proofErr w:type="spellEnd"/>
+      <w:proofErr w:type="gramEnd"/>
+      <w:r>
+        <w:t>()</w:t>
+      </w:r>
+    </w:p>
+    <w:p/>
+    <w:p>
+      <w:r>
+        <w:tab/>
+        <w:t>The results are illustrated as follows.</w:t>
+      </w:r>
+    </w:p>
+    <w:p>
+      <w:pPr>
+        <w:jc w:val="center"/>
+      </w:pPr>
       <w:r>
         <w:rPr>
-          <w:b/>
-          <w:bCs/>
+          <w:noProof/>
         </w:rPr>
-        <w:t>Change</w:t>
-      </w:r>
-      <w:proofErr w:type="gramEnd"/>
+        <w:drawing>
+          <wp:inline distT="0" distB="0" distL="0" distR="0" wp14:anchorId="4C96239D" wp14:editId="3E2F7166">
+            <wp:extent cx="5943600" cy="2974340"/>
+            <wp:effectExtent l="0" t="0" r="0" b="0"/>
+            <wp:docPr id="1973866176" name="Picture 6"/>
+            <wp:cNvGraphicFramePr>
+              <a:graphicFrameLocks xmlns:a="http://schemas.openxmlformats.org/drawingml/2006/main" noChangeAspect="1"/>
+            </wp:cNvGraphicFramePr>
+            <a:graphic xmlns:a="http://schemas.openxmlformats.org/drawingml/2006/main">
+              <a:graphicData uri="http://schemas.openxmlformats.org/drawingml/2006/picture">
+                <pic:pic xmlns:pic="http://schemas.openxmlformats.org/drawingml/2006/picture">
+                  <pic:nvPicPr>
+                    <pic:cNvPr id="0" name="Picture 12"/>
+                    <pic:cNvPicPr>
+                      <a:picLocks noChangeAspect="1" noChangeArrowheads="1"/>
+                    </pic:cNvPicPr>
+                  </pic:nvPicPr>
+                  <pic:blipFill>
+                    <a:blip r:embed="rId12">
+                      <a:extLst>
+                        <a:ext uri="{28A0092B-C50C-407E-A947-70E740481C1C}">
+                          <a14:useLocalDpi xmlns:a14="http://schemas.microsoft.com/office/drawing/2010/main" val="0"/>
+                        </a:ext>
+                      </a:extLst>
+                    </a:blip>
+                    <a:srcRect/>
+                    <a:stretch>
+                      <a:fillRect/>
+                    </a:stretch>
+                  </pic:blipFill>
+                  <pic:spPr bwMode="auto">
+                    <a:xfrm>
+                      <a:off x="0" y="0"/>
+                      <a:ext cx="5943600" cy="2974340"/>
+                    </a:xfrm>
+                    <a:prstGeom prst="rect">
+                      <a:avLst/>
+                    </a:prstGeom>
+                    <a:noFill/>
+                    <a:ln>
+                      <a:noFill/>
+                    </a:ln>
+                  </pic:spPr>
+                </pic:pic>
+              </a:graphicData>
+            </a:graphic>
+          </wp:inline>
+        </w:drawing>
+      </w:r>
+    </w:p>
+    <w:p>
+      <w:pPr>
+        <w:jc w:val="center"/>
+      </w:pPr>
+      <w:r>
+        <w:t>Fig.4 Swing angle vs time (stop and swing alternating)</w:t>
+      </w:r>
+    </w:p>
+    <w:p>
+      <w:pPr>
+        <w:jc w:val="center"/>
+      </w:pPr>
       <w:r>
         <w:rPr>
-          <w:b/>
-          <w:bCs/>
+          <w:noProof/>
         </w:rPr>
-        <w:t xml:space="preserve"> damping</w:t>
-      </w:r>
-      <w:r>
-        <w:t>:</w:t>
-      </w:r>
-    </w:p>
-    <w:p>
-      <w:r>
-        <w:t>c = 50.0   # light damping</w:t>
-      </w:r>
-    </w:p>
-    <w:p>
-      <w:r>
-        <w:t xml:space="preserve">c = </w:t>
-      </w:r>
-      <w:proofErr w:type="gramStart"/>
-      <w:r>
-        <w:t>400.0  #</w:t>
-      </w:r>
-      <w:proofErr w:type="gramEnd"/>
-      <w:r>
-        <w:t xml:space="preserve"> heavy damping</w:t>
-      </w:r>
-    </w:p>
-    <w:p>
-      <w:proofErr w:type="gramStart"/>
-      <w:r>
-        <w:t xml:space="preserve">  </w:t>
-      </w:r>
-      <w:r>
-        <w:rPr>
-          <w:b/>
-          <w:bCs/>
-        </w:rPr>
-        <w:t>Change</w:t>
-      </w:r>
-      <w:proofErr w:type="gramEnd"/>
-      <w:r>
-        <w:rPr>
-          <w:b/>
-          <w:bCs/>
-        </w:rPr>
-        <w:t xml:space="preserve"> stiffness</w:t>
-      </w:r>
-      <w:r>
-        <w:t>:</w:t>
-      </w:r>
-    </w:p>
-    <w:p>
-      <w:r>
-        <w:t>k = 5000.0</w:t>
-      </w:r>
-    </w:p>
-    <w:p>
-      <w:r>
-        <w:t>k = 20000.0</w:t>
-      </w:r>
-    </w:p>
-    <w:p>
-      <w:proofErr w:type="gramStart"/>
-      <w:r>
-        <w:t xml:space="preserve">  </w:t>
-      </w:r>
-      <w:r>
-        <w:rPr>
-          <w:b/>
-          <w:bCs/>
-        </w:rPr>
-        <w:t>Change</w:t>
-      </w:r>
-      <w:proofErr w:type="gramEnd"/>
-      <w:r>
-        <w:rPr>
-          <w:b/>
-          <w:bCs/>
-        </w:rPr>
-        <w:t xml:space="preserve"> how hard you start the swing</w:t>
-      </w:r>
-      <w:r>
-        <w:t>:</w:t>
-      </w:r>
-    </w:p>
-    <w:p>
-      <w:r>
-        <w:t>theta0 = 0.1   # small angle</w:t>
-      </w:r>
-    </w:p>
-    <w:p>
-      <w:r>
-        <w:t>theta0 = 0.8   # big angle</w:t>
-      </w:r>
-    </w:p>
-    <w:p/>
+        <w:lastRenderedPageBreak/>
+        <w:drawing>
+          <wp:inline distT="0" distB="0" distL="0" distR="0" wp14:anchorId="18BE6626" wp14:editId="529DE90D">
+            <wp:extent cx="5943600" cy="2974340"/>
+            <wp:effectExtent l="0" t="0" r="0" b="0"/>
+            <wp:docPr id="1085549889" name="Picture 7"/>
+            <wp:cNvGraphicFramePr>
+              <a:graphicFrameLocks xmlns:a="http://schemas.openxmlformats.org/drawingml/2006/main" noChangeAspect="1"/>
+            </wp:cNvGraphicFramePr>
+            <a:graphic xmlns:a="http://schemas.openxmlformats.org/drawingml/2006/main">
+              <a:graphicData uri="http://schemas.openxmlformats.org/drawingml/2006/picture">
+                <pic:pic xmlns:pic="http://schemas.openxmlformats.org/drawingml/2006/picture">
+                  <pic:nvPicPr>
+                    <pic:cNvPr id="0" name="Picture 13"/>
+                    <pic:cNvPicPr>
+                      <a:picLocks noChangeAspect="1" noChangeArrowheads="1"/>
+                    </pic:cNvPicPr>
+                  </pic:nvPicPr>
+                  <pic:blipFill>
+                    <a:blip r:embed="rId13">
+                      <a:extLst>
+                        <a:ext uri="{28A0092B-C50C-407E-A947-70E740481C1C}">
+                          <a14:useLocalDpi xmlns:a14="http://schemas.microsoft.com/office/drawing/2010/main" val="0"/>
+                        </a:ext>
+                      </a:extLst>
+                    </a:blip>
+                    <a:srcRect/>
+                    <a:stretch>
+                      <a:fillRect/>
+                    </a:stretch>
+                  </pic:blipFill>
+                  <pic:spPr bwMode="auto">
+                    <a:xfrm>
+                      <a:off x="0" y="0"/>
+                      <a:ext cx="5943600" cy="2974340"/>
+                    </a:xfrm>
+                    <a:prstGeom prst="rect">
+                      <a:avLst/>
+                    </a:prstGeom>
+                    <a:noFill/>
+                    <a:ln>
+                      <a:noFill/>
+                    </a:ln>
+                  </pic:spPr>
+                </pic:pic>
+              </a:graphicData>
+            </a:graphic>
+          </wp:inline>
+        </w:drawing>
+      </w:r>
+    </w:p>
+    <w:p>
+      <w:pPr>
+        <w:jc w:val="center"/>
+      </w:pPr>
+      <w:r>
+        <w:t>Fig.5 Rope extension vs time (stop and swing alternating)</w:t>
+      </w:r>
+    </w:p>
+    <w:p>
+      <w:r>
+        <w:tab/>
+      </w:r>
+    </w:p>
     <w:p>
       <w:pPr>
         <w:ind w:firstLine="720"/>
       </w:pPr>
       <w:r>
-        <w:t>Numerical simulations were performed using the coupled nonlinear equation of motion for the mass-spring-damper swing system. The results provide the swing angle, the rope extension and the path of the rider against time.</w:t>
-      </w:r>
-      <w:r>
-        <w:t xml:space="preserve"> </w:t>
+        <w:t xml:space="preserve">Figure 4 illustrates changes in swing angle for the swing-and-stop swing function. It is noticed that the swing angle gradually decreases overtime. </w:t>
       </w:r>
     </w:p>
     <w:p>
       <w:pPr>
         <w:ind w:firstLine="720"/>
-        <w:rPr>
-          <w:b/>
-          <w:bCs/>
-        </w:rPr>
-      </w:pPr>
-      <w:r>
-        <w:rPr>
-          <w:b/>
-          <w:bCs/>
-        </w:rPr>
-        <w:t xml:space="preserve">1. Swing Angle </w:t>
-      </w:r>
-      <m:oMath>
-        <m:r>
-          <m:rPr>
-            <m:sty m:val="bi"/>
-          </m:rPr>
-          <w:rPr>
-            <w:rFonts w:ascii="Cambria Math" w:hAnsi="Cambria Math"/>
-          </w:rPr>
-          <m:t>θ(t)</m:t>
-        </m:r>
-      </m:oMath>
+      </w:pPr>
+      <w:r>
+        <w:t xml:space="preserve">Figure 5 illustrates the rope extension throughout the </w:t>
+      </w:r>
+      <w:r>
+        <w:t>time,</w:t>
+      </w:r>
+      <w:r>
+        <w:t xml:space="preserve"> and it is found that the rope extension is maximum at the start of the swing and it gradually </w:t>
+      </w:r>
+      <w:r>
+        <w:t>smaller</w:t>
+      </w:r>
+      <w:r>
+        <w:t xml:space="preserve"> when approaching towards the end. </w:t>
+      </w:r>
     </w:p>
     <w:p>
       <w:pPr>
         <w:ind w:firstLine="720"/>
       </w:pPr>
       <w:r>
-        <w:t xml:space="preserve">The angle of the swing shows </w:t>
-      </w:r>
-      <w:proofErr w:type="gramStart"/>
-      <w:r>
-        <w:t>a smooth</w:t>
-      </w:r>
-      <w:proofErr w:type="gramEnd"/>
-      <w:r>
-        <w:t xml:space="preserve"> oscillation </w:t>
-      </w:r>
-      <w:proofErr w:type="gramStart"/>
-      <w:r>
-        <w:t>similar to</w:t>
-      </w:r>
-      <w:proofErr w:type="gramEnd"/>
-      <w:r>
-        <w:t xml:space="preserve"> a pendulum. The first few cycles have the largest amplitude because the swing starts with initial energy and damping has not yet removed much of it. As time increases, the amplitude becomes smaller due to the damping in the rope. The motion is not perfectly sinusoidal because the rope length changes slightly as the swing moves.</w:t>
-      </w:r>
-    </w:p>
-    <w:p>
-      <w:pPr>
-        <w:ind w:firstLine="720"/>
-      </w:pPr>
-      <w:r>
-        <w:pict w14:anchorId="44313BF2">
-          <v:rect id="_x0000_i1043" style="width:0;height:1.5pt" o:hralign="center" o:hrstd="t" o:hr="t" fillcolor="#a0a0a0" stroked="f"/>
-        </w:pict>
-      </w:r>
-    </w:p>
-    <w:p>
-      <w:pPr>
-        <w:ind w:firstLine="720"/>
-        <w:rPr>
-          <w:b/>
-          <w:bCs/>
-        </w:rPr>
-      </w:pPr>
-      <w:r>
-        <w:rPr>
-          <w:b/>
-          <w:bCs/>
-        </w:rPr>
-        <w:t xml:space="preserve">2. Rope Extension </w:t>
-      </w:r>
-      <m:oMath>
-        <m:r>
-          <m:rPr>
-            <m:sty m:val="bi"/>
-          </m:rPr>
-          <w:rPr>
-            <w:rFonts w:ascii="Cambria Math" w:hAnsi="Cambria Math"/>
-          </w:rPr>
-          <m:t>x(t)</m:t>
-        </m:r>
-      </m:oMath>
-    </w:p>
-    <w:p>
-      <w:pPr>
-        <w:ind w:firstLine="720"/>
-      </w:pPr>
-      <w:r>
-        <w:lastRenderedPageBreak/>
-        <w:t>The rope extends and contracts as the rider swings. The extension becomes largest when the swing passes through the bottom position, where the speed is highest. The extension also decreases over time for the same reason: damping removes energy from the system. Eventually, the rope extension approaches a small, steady value caused by the rider’s weight.</w:t>
-      </w:r>
-    </w:p>
-    <w:p>
-      <w:pPr>
-        <w:ind w:firstLine="720"/>
-      </w:pPr>
-      <w:r>
-        <w:pict w14:anchorId="2FD58363">
-          <v:rect id="_x0000_i1044" style="width:0;height:1.5pt" o:hralign="center" o:hrstd="t" o:hr="t" fillcolor="#a0a0a0" stroked="f"/>
-        </w:pict>
-      </w:r>
-    </w:p>
-    <w:p>
-      <w:pPr>
-        <w:ind w:firstLine="720"/>
-        <w:rPr>
-          <w:b/>
-          <w:bCs/>
-        </w:rPr>
-      </w:pPr>
-      <w:r>
-        <w:rPr>
-          <w:b/>
-          <w:bCs/>
-        </w:rPr>
-        <w:t>3. Rider Trajectory</w:t>
-      </w:r>
-    </w:p>
-    <w:p>
-      <w:pPr>
-        <w:ind w:firstLine="720"/>
-      </w:pPr>
-      <w:r>
-        <w:t xml:space="preserve">The trajectory in the </w:t>
-      </w:r>
-      <m:oMath>
-        <m:r>
-          <w:rPr>
-            <w:rFonts w:ascii="Cambria Math" w:hAnsi="Cambria Math"/>
-          </w:rPr>
-          <m:t>x</m:t>
-        </m:r>
-      </m:oMath>
-      <w:r>
-        <w:t>-</w:t>
-      </w:r>
-      <m:oMath>
-        <m:r>
-          <w:rPr>
-            <w:rFonts w:ascii="Cambria Math" w:hAnsi="Cambria Math"/>
-          </w:rPr>
-          <m:t>y</m:t>
-        </m:r>
-      </m:oMath>
-      <w:r>
-        <w:t xml:space="preserve"> plane shows a swinging arc that slowly becomes smaller. At the beginning, the arc is wide, but as the swing loses energy, the path becomes </w:t>
-      </w:r>
-      <w:proofErr w:type="gramStart"/>
-      <w:r>
-        <w:t>shorter</w:t>
-      </w:r>
-      <w:proofErr w:type="gramEnd"/>
-      <w:r>
-        <w:t xml:space="preserve"> and the rider moves closer to the rest position. The path is slightly distorted because the rope length changes during motion.</w:t>
-      </w:r>
-    </w:p>
-    <w:p>
-      <w:pPr>
-        <w:ind w:firstLine="720"/>
-      </w:pPr>
-      <w:r>
-        <w:pict w14:anchorId="2D1E49F4">
-          <v:rect id="_x0000_i1045" style="width:0;height:1.5pt" o:hralign="center" o:hrstd="t" o:hr="t" fillcolor="#a0a0a0" stroked="f"/>
-        </w:pict>
-      </w:r>
-    </w:p>
-    <w:p>
-      <w:pPr>
-        <w:ind w:firstLine="720"/>
-        <w:rPr>
-          <w:b/>
-          <w:bCs/>
-        </w:rPr>
-      </w:pPr>
-      <w:r>
-        <w:rPr>
-          <w:b/>
-          <w:bCs/>
-        </w:rPr>
-        <w:t>4. Overall Behavior</w:t>
-      </w:r>
-    </w:p>
-    <w:p>
-      <w:pPr>
-        <w:ind w:firstLine="720"/>
-      </w:pPr>
-      <w:r>
-        <w:t xml:space="preserve">The simulation shows that the swing behaves like a </w:t>
-      </w:r>
-      <w:proofErr w:type="gramStart"/>
-      <w:r>
-        <w:t>damped</w:t>
-      </w:r>
-      <w:proofErr w:type="gramEnd"/>
-      <w:r>
-        <w:t xml:space="preserve"> pendulum with a flexible rope:</w:t>
-      </w:r>
-    </w:p>
-    <w:p>
-      <w:pPr>
-        <w:numPr>
-          <w:ilvl w:val="0"/>
-          <w:numId w:val="39"/>
-        </w:numPr>
-      </w:pPr>
-      <w:r>
-        <w:t>The angle slowly decreases over time.</w:t>
-      </w:r>
-    </w:p>
-    <w:p>
-      <w:pPr>
-        <w:numPr>
-          <w:ilvl w:val="0"/>
-          <w:numId w:val="39"/>
-        </w:numPr>
-      </w:pPr>
-      <w:r>
-        <w:t>The rope stretches more when the swing moves fastest.</w:t>
-      </w:r>
-    </w:p>
-    <w:p>
-      <w:pPr>
-        <w:numPr>
-          <w:ilvl w:val="0"/>
-          <w:numId w:val="39"/>
-        </w:numPr>
-      </w:pPr>
-      <w:r>
-        <w:t>The entire motion gradually settles into the vertical resting position.</w:t>
-      </w:r>
-    </w:p>
-    <w:p>
-      <w:pPr>
-        <w:ind w:firstLine="720"/>
-      </w:pPr>
-      <w:r>
-        <w:t>These results match the expected physical behavior of a real swing</w:t>
+        <w:t xml:space="preserve">Since the k value is much higher when compared to c, the overall system is assumed to be stable and there is only minimum energy loss. Furthermore, the higher k value could maintain the structural integrity of the rope and prevent the </w:t>
+      </w:r>
+      <w:r>
+        <w:t xml:space="preserve">bouncing effect of the rope to make the swing stable and </w:t>
+      </w:r>
+      <w:r>
+        <w:t>prevent the rope</w:t>
+      </w:r>
+      <w:r>
+        <w:t xml:space="preserve"> from breaking the rope.</w:t>
       </w:r>
     </w:p>
     <w:p>
@@ -6727,6 +9581,95 @@
     </w:lvl>
   </w:abstractNum>
   <w:abstractNum w:abstractNumId="27" w15:restartNumberingAfterBreak="0">
+    <w:nsid w:val="5C0F7D71"/>
+    <w:multiLevelType w:val="hybridMultilevel"/>
+    <w:tmpl w:val="8280D1B6"/>
+    <w:lvl w:ilvl="0" w:tplc="A906D6E4">
+      <w:start w:val="1"/>
+      <w:numFmt w:val="decimal"/>
+      <w:lvlText w:val="%1."/>
+      <w:lvlJc w:val="left"/>
+      <w:pPr>
+        <w:ind w:left="1080" w:hanging="360"/>
+      </w:pPr>
+      <w:rPr>
+        <w:rFonts w:hint="default"/>
+      </w:rPr>
+    </w:lvl>
+    <w:lvl w:ilvl="1" w:tplc="04090019" w:tentative="1">
+      <w:start w:val="1"/>
+      <w:numFmt w:val="lowerLetter"/>
+      <w:lvlText w:val="%2."/>
+      <w:lvlJc w:val="left"/>
+      <w:pPr>
+        <w:ind w:left="1800" w:hanging="360"/>
+      </w:pPr>
+    </w:lvl>
+    <w:lvl w:ilvl="2" w:tplc="0409001B" w:tentative="1">
+      <w:start w:val="1"/>
+      <w:numFmt w:val="lowerRoman"/>
+      <w:lvlText w:val="%3."/>
+      <w:lvlJc w:val="right"/>
+      <w:pPr>
+        <w:ind w:left="2520" w:hanging="180"/>
+      </w:pPr>
+    </w:lvl>
+    <w:lvl w:ilvl="3" w:tplc="0409000F" w:tentative="1">
+      <w:start w:val="1"/>
+      <w:numFmt w:val="decimal"/>
+      <w:lvlText w:val="%4."/>
+      <w:lvlJc w:val="left"/>
+      <w:pPr>
+        <w:ind w:left="3240" w:hanging="360"/>
+      </w:pPr>
+    </w:lvl>
+    <w:lvl w:ilvl="4" w:tplc="04090019" w:tentative="1">
+      <w:start w:val="1"/>
+      <w:numFmt w:val="lowerLetter"/>
+      <w:lvlText w:val="%5."/>
+      <w:lvlJc w:val="left"/>
+      <w:pPr>
+        <w:ind w:left="3960" w:hanging="360"/>
+      </w:pPr>
+    </w:lvl>
+    <w:lvl w:ilvl="5" w:tplc="0409001B" w:tentative="1">
+      <w:start w:val="1"/>
+      <w:numFmt w:val="lowerRoman"/>
+      <w:lvlText w:val="%6."/>
+      <w:lvlJc w:val="right"/>
+      <w:pPr>
+        <w:ind w:left="4680" w:hanging="180"/>
+      </w:pPr>
+    </w:lvl>
+    <w:lvl w:ilvl="6" w:tplc="0409000F" w:tentative="1">
+      <w:start w:val="1"/>
+      <w:numFmt w:val="decimal"/>
+      <w:lvlText w:val="%7."/>
+      <w:lvlJc w:val="left"/>
+      <w:pPr>
+        <w:ind w:left="5400" w:hanging="360"/>
+      </w:pPr>
+    </w:lvl>
+    <w:lvl w:ilvl="7" w:tplc="04090019" w:tentative="1">
+      <w:start w:val="1"/>
+      <w:numFmt w:val="lowerLetter"/>
+      <w:lvlText w:val="%8."/>
+      <w:lvlJc w:val="left"/>
+      <w:pPr>
+        <w:ind w:left="6120" w:hanging="360"/>
+      </w:pPr>
+    </w:lvl>
+    <w:lvl w:ilvl="8" w:tplc="0409001B" w:tentative="1">
+      <w:start w:val="1"/>
+      <w:numFmt w:val="lowerRoman"/>
+      <w:lvlText w:val="%9."/>
+      <w:lvlJc w:val="right"/>
+      <w:pPr>
+        <w:ind w:left="6840" w:hanging="180"/>
+      </w:pPr>
+    </w:lvl>
+  </w:abstractNum>
+  <w:abstractNum w:abstractNumId="28" w15:restartNumberingAfterBreak="0">
     <w:nsid w:val="63737C51"/>
     <w:multiLevelType w:val="hybridMultilevel"/>
     <w:tmpl w:val="5E4AD096"/>
@@ -6812,7 +9755,7 @@
       </w:pPr>
     </w:lvl>
   </w:abstractNum>
-  <w:abstractNum w:abstractNumId="28" w15:restartNumberingAfterBreak="0">
+  <w:abstractNum w:abstractNumId="29" w15:restartNumberingAfterBreak="0">
     <w:nsid w:val="64E56D2F"/>
     <w:multiLevelType w:val="multilevel"/>
     <w:tmpl w:val="A3C8DC4E"/>
@@ -6937,7 +9880,7 @@
       </w:rPr>
     </w:lvl>
   </w:abstractNum>
-  <w:abstractNum w:abstractNumId="29" w15:restartNumberingAfterBreak="0">
+  <w:abstractNum w:abstractNumId="30" w15:restartNumberingAfterBreak="0">
     <w:nsid w:val="68294B05"/>
     <w:multiLevelType w:val="multilevel"/>
     <w:tmpl w:val="6D16552C"/>
@@ -7086,7 +10029,7 @@
       </w:rPr>
     </w:lvl>
   </w:abstractNum>
-  <w:abstractNum w:abstractNumId="30" w15:restartNumberingAfterBreak="0">
+  <w:abstractNum w:abstractNumId="31" w15:restartNumberingAfterBreak="0">
     <w:nsid w:val="73611AAD"/>
     <w:multiLevelType w:val="hybridMultilevel"/>
     <w:tmpl w:val="4B20651A"/>
@@ -7199,7 +10142,7 @@
       </w:rPr>
     </w:lvl>
   </w:abstractNum>
-  <w:abstractNum w:abstractNumId="31" w15:restartNumberingAfterBreak="0">
+  <w:abstractNum w:abstractNumId="32" w15:restartNumberingAfterBreak="0">
     <w:nsid w:val="73D17961"/>
     <w:multiLevelType w:val="hybridMultilevel"/>
     <w:tmpl w:val="AA54C83C"/>
@@ -7288,7 +10231,7 @@
       </w:pPr>
     </w:lvl>
   </w:abstractNum>
-  <w:abstractNum w:abstractNumId="32" w15:restartNumberingAfterBreak="0">
+  <w:abstractNum w:abstractNumId="33" w15:restartNumberingAfterBreak="0">
     <w:nsid w:val="751C06FD"/>
     <w:multiLevelType w:val="hybridMultilevel"/>
     <w:tmpl w:val="9DEE44CC"/>
@@ -7401,7 +10344,7 @@
       </w:rPr>
     </w:lvl>
   </w:abstractNum>
-  <w:abstractNum w:abstractNumId="33" w15:restartNumberingAfterBreak="0">
+  <w:abstractNum w:abstractNumId="34" w15:restartNumberingAfterBreak="0">
     <w:nsid w:val="75D24A09"/>
     <w:multiLevelType w:val="hybridMultilevel"/>
     <w:tmpl w:val="FEE06BF4"/>
@@ -7514,7 +10457,7 @@
       </w:rPr>
     </w:lvl>
   </w:abstractNum>
-  <w:abstractNum w:abstractNumId="34" w15:restartNumberingAfterBreak="0">
+  <w:abstractNum w:abstractNumId="35" w15:restartNumberingAfterBreak="0">
     <w:nsid w:val="76D463B8"/>
     <w:multiLevelType w:val="hybridMultilevel"/>
     <w:tmpl w:val="AD66A522"/>
@@ -7627,7 +10570,7 @@
       </w:rPr>
     </w:lvl>
   </w:abstractNum>
-  <w:abstractNum w:abstractNumId="35" w15:restartNumberingAfterBreak="0">
+  <w:abstractNum w:abstractNumId="36" w15:restartNumberingAfterBreak="0">
     <w:nsid w:val="7AC36240"/>
     <w:multiLevelType w:val="hybridMultilevel"/>
     <w:tmpl w:val="7E261BEC"/>
@@ -7745,7 +10688,7 @@
       </w:rPr>
     </w:lvl>
   </w:abstractNum>
-  <w:abstractNum w:abstractNumId="36" w15:restartNumberingAfterBreak="0">
+  <w:abstractNum w:abstractNumId="37" w15:restartNumberingAfterBreak="0">
     <w:nsid w:val="7C1D38FB"/>
     <w:multiLevelType w:val="multilevel"/>
     <w:tmpl w:val="646A95B0"/>
@@ -7894,7 +10837,7 @@
       </w:rPr>
     </w:lvl>
   </w:abstractNum>
-  <w:abstractNum w:abstractNumId="37" w15:restartNumberingAfterBreak="0">
+  <w:abstractNum w:abstractNumId="38" w15:restartNumberingAfterBreak="0">
     <w:nsid w:val="7CB16EF7"/>
     <w:multiLevelType w:val="multilevel"/>
     <w:tmpl w:val="A28665E4"/>
@@ -8044,19 +10987,19 @@
     </w:lvl>
   </w:abstractNum>
   <w:num w:numId="1" w16cid:durableId="474490014">
-    <w:abstractNumId w:val="30"/>
+    <w:abstractNumId w:val="31"/>
   </w:num>
   <w:num w:numId="2" w16cid:durableId="132523303">
-    <w:abstractNumId w:val="32"/>
+    <w:abstractNumId w:val="33"/>
   </w:num>
   <w:num w:numId="3" w16cid:durableId="739060645">
     <w:abstractNumId w:val="1"/>
   </w:num>
   <w:num w:numId="4" w16cid:durableId="1107845160">
-    <w:abstractNumId w:val="35"/>
+    <w:abstractNumId w:val="36"/>
   </w:num>
   <w:num w:numId="5" w16cid:durableId="662858916">
-    <w:abstractNumId w:val="28"/>
+    <w:abstractNumId w:val="29"/>
   </w:num>
   <w:num w:numId="6" w16cid:durableId="1880431850">
     <w:abstractNumId w:val="2"/>
@@ -8086,10 +11029,10 @@
     <w:abstractNumId w:val="24"/>
   </w:num>
   <w:num w:numId="15" w16cid:durableId="512690614">
-    <w:abstractNumId w:val="37"/>
+    <w:abstractNumId w:val="38"/>
   </w:num>
   <w:num w:numId="16" w16cid:durableId="2047676453">
-    <w:abstractNumId w:val="29"/>
+    <w:abstractNumId w:val="30"/>
   </w:num>
   <w:num w:numId="17" w16cid:durableId="234365003">
     <w:abstractNumId w:val="8"/>
@@ -8098,13 +11041,13 @@
     <w:abstractNumId w:val="6"/>
   </w:num>
   <w:num w:numId="19" w16cid:durableId="1990672952">
-    <w:abstractNumId w:val="36"/>
+    <w:abstractNumId w:val="37"/>
   </w:num>
   <w:num w:numId="20" w16cid:durableId="986397047">
     <w:abstractNumId w:val="5"/>
   </w:num>
   <w:num w:numId="21" w16cid:durableId="47606723">
-    <w:abstractNumId w:val="27"/>
+    <w:abstractNumId w:val="28"/>
   </w:num>
   <w:num w:numId="22" w16cid:durableId="1954245737">
     <w:abstractNumId w:val="25"/>
@@ -8128,7 +11071,7 @@
     <w:abstractNumId w:val="10"/>
   </w:num>
   <w:num w:numId="29" w16cid:durableId="667754747">
-    <w:abstractNumId w:val="34"/>
+    <w:abstractNumId w:val="35"/>
   </w:num>
   <w:num w:numId="30" w16cid:durableId="1270550125">
     <w:abstractNumId w:val="12"/>
@@ -8137,7 +11080,7 @@
     <w:abstractNumId w:val="11"/>
   </w:num>
   <w:num w:numId="32" w16cid:durableId="1449471168">
-    <w:abstractNumId w:val="33"/>
+    <w:abstractNumId w:val="34"/>
   </w:num>
   <w:num w:numId="33" w16cid:durableId="2318493">
     <w:abstractNumId w:val="17"/>
@@ -8155,10 +11098,13 @@
     <w:abstractNumId w:val="26"/>
   </w:num>
   <w:num w:numId="38" w16cid:durableId="1783718209">
-    <w:abstractNumId w:val="31"/>
+    <w:abstractNumId w:val="32"/>
   </w:num>
   <w:num w:numId="39" w16cid:durableId="114369521">
     <w:abstractNumId w:val="23"/>
+  </w:num>
+  <w:num w:numId="40" w16cid:durableId="749542683">
+    <w:abstractNumId w:val="27"/>
   </w:num>
 </w:numbering>
 </file>
@@ -8787,6 +11733,7 @@
   <w:style w:type="character" w:default="1" w:styleId="DefaultParagraphFont">
     <w:name w:val="Default Paragraph Font"/>
     <w:uiPriority w:val="1"/>
+    <w:semiHidden/>
     <w:unhideWhenUsed/>
   </w:style>
   <w:style w:type="table" w:default="1" w:styleId="TableNormal">
